--- a/fuentes/135329_CF03_CFA.docx
+++ b/fuentes/135329_CF03_CFA.docx
@@ -1,6 +1,6 @@
 
 <file path=word/document.xml><?xml version="1.0" encoding="utf-8"?>
-<w:document xmlns:wpc="http://schemas.microsoft.com/office/word/2010/wordprocessingCanvas" xmlns:cx="http://schemas.microsoft.com/office/drawing/2014/chartex" xmlns:cx1="http://schemas.microsoft.com/office/drawing/2015/9/8/chartex" xmlns:cx2="http://schemas.microsoft.com/office/drawing/2015/10/21/chartex" xmlns:cx3="http://schemas.microsoft.com/office/drawing/2016/5/9/chartex" xmlns:cx4="http://schemas.microsoft.com/office/drawing/2016/5/10/chartex" xmlns:cx5="http://schemas.microsoft.com/office/drawing/2016/5/11/chartex" xmlns:cx6="http://schemas.microsoft.com/office/drawing/2016/5/12/chartex" xmlns:cx7="http://schemas.microsoft.com/office/drawing/2016/5/13/chartex" xmlns:cx8="http://schemas.microsoft.com/office/drawing/2016/5/14/chartex" xmlns:mc="http://schemas.openxmlformats.org/markup-compatibility/2006" xmlns:m="http://schemas.openxmlformats.org/officeDocument/2006/math" xmlns:aink="http://schemas.microsoft.com/office/drawing/2016/ink" xmlns:am3d="http://schemas.microsoft.com/office/drawing/2017/model3d" xmlns:oel="http://schemas.microsoft.com/office/2019/extlst" xmlns:r="http://schemas.openxmlformats.org/officeDocument/2006/relationships" xmlns:wp14="http://schemas.microsoft.com/office/word/2010/wordprocessingDrawing" xmlns:wp="http://schemas.openxmlformats.org/drawingml/2006/wordprocessingDrawing" xmlns:wpg="http://schemas.microsoft.com/office/word/2010/wordprocessingGroup" xmlns:wpi="http://schemas.microsoft.com/office/word/2010/wordprocessingInk" xmlns:wps="http://schemas.microsoft.com/office/word/2010/wordprocessingShape" xmlns:o="urn:schemas-microsoft-com:office:office" xmlns:v="urn:schemas-microsoft-com:vml" xmlns:w10="urn:schemas-microsoft-com:office:word" xmlns:w="http://schemas.openxmlformats.org/wordprocessingml/2006/main" xmlns:w14="http://schemas.microsoft.com/office/word/2010/wordml" xmlns:w15="http://schemas.microsoft.com/office/word/2012/wordml" xmlns:w16cex="http://schemas.microsoft.com/office/word/2018/wordml/cex" xmlns:w16cid="http://schemas.microsoft.com/office/word/2016/wordml/cid" xmlns:w16="http://schemas.microsoft.com/office/word/2018/wordml" xmlns:w16sdtdh="http://schemas.microsoft.com/office/word/2020/wordml/sdtdatahash" xmlns:w16sdtfl="http://schemas.microsoft.com/office/word/2024/wordml/sdtformatlock" xmlns:w16se="http://schemas.microsoft.com/office/word/2015/wordml/symex" xmlns:w16du="http://schemas.microsoft.com/office/word/2023/wordml/word16du" xmlns:wne="http://schemas.microsoft.com/office/word/2006/wordml" mc:Ignorable="w14 w15 w16se w16cid w16 w16cex w16sdtdh w16sdtfl w16du wp14">
+<w:document xmlns:wpc="http://schemas.microsoft.com/office/word/2010/wordprocessingCanvas" xmlns:cx="http://schemas.microsoft.com/office/drawing/2014/chartex" xmlns:cx1="http://schemas.microsoft.com/office/drawing/2015/9/8/chartex" xmlns:cx2="http://schemas.microsoft.com/office/drawing/2015/10/21/chartex" xmlns:cx3="http://schemas.microsoft.com/office/drawing/2016/5/9/chartex" xmlns:cx4="http://schemas.microsoft.com/office/drawing/2016/5/10/chartex" xmlns:cx5="http://schemas.microsoft.com/office/drawing/2016/5/11/chartex" xmlns:cx6="http://schemas.microsoft.com/office/drawing/2016/5/12/chartex" xmlns:cx7="http://schemas.microsoft.com/office/drawing/2016/5/13/chartex" xmlns:cx8="http://schemas.microsoft.com/office/drawing/2016/5/14/chartex" xmlns:mc="http://schemas.openxmlformats.org/markup-compatibility/2006" xmlns:aink="http://schemas.microsoft.com/office/drawing/2016/ink" xmlns:am3d="http://schemas.microsoft.com/office/drawing/2017/model3d" xmlns:o="urn:schemas-microsoft-com:office:office" xmlns:r="http://schemas.openxmlformats.org/officeDocument/2006/relationships" xmlns:m="http://schemas.openxmlformats.org/officeDocument/2006/math" xmlns:v="urn:schemas-microsoft-com:vml" xmlns:wp14="http://schemas.microsoft.com/office/word/2010/wordprocessingDrawing" xmlns:wp="http://schemas.openxmlformats.org/drawingml/2006/wordprocessingDrawing" xmlns:w10="urn:schemas-microsoft-com:office:word" xmlns:w="http://schemas.openxmlformats.org/wordprocessingml/2006/main" xmlns:w14="http://schemas.microsoft.com/office/word/2010/wordml" xmlns:w15="http://schemas.microsoft.com/office/word/2012/wordml" xmlns:w16cex="http://schemas.microsoft.com/office/word/2018/wordml/cex" xmlns:w16cid="http://schemas.microsoft.com/office/word/2016/wordml/cid" xmlns:w16="http://schemas.microsoft.com/office/word/2018/wordml" xmlns:w16sdtdh="http://schemas.microsoft.com/office/word/2020/wordml/sdtdatahash" xmlns:w16se="http://schemas.microsoft.com/office/word/2015/wordml/symex" xmlns:wpg="http://schemas.microsoft.com/office/word/2010/wordprocessingGroup" xmlns:wpi="http://schemas.microsoft.com/office/word/2010/wordprocessingInk" xmlns:wne="http://schemas.microsoft.com/office/word/2006/wordml" xmlns:wps="http://schemas.microsoft.com/office/word/2010/wordprocessingShape" mc:Ignorable="w14 w15 w16se w16cid w16 w16cex w16sdtdh wp14">
   <w:body>
     <w:p>
       <w:pPr>
@@ -220,7 +220,7 @@
               </wp:anchor>
             </w:drawing>
           </mc:Choice>
-          <mc:Fallback>
+          <mc:Fallback xmlns:w16du="http://schemas.microsoft.com/office/word/2023/wordml/word16du" xmlns:w16sdtfl="http://schemas.microsoft.com/office/word/2024/wordml/sdtformatlock" xmlns:oel="http://schemas.microsoft.com/office/2019/extlst">
             <w:pict>
               <v:rect w14:anchorId="0DC906D5" id="Rectángulo 3" o:spid="_x0000_s1026" alt="&quot;&quot;" style="position:absolute;margin-left:0;margin-top:29.65pt;width:616.85pt;height:158.2pt;z-index:-251658752;visibility:visible;mso-wrap-style:square;mso-width-percent:0;mso-height-percent:0;mso-wrap-distance-left:9pt;mso-wrap-distance-top:0;mso-wrap-distance-right:9pt;mso-wrap-distance-bottom:0;mso-position-horizontal:left;mso-position-horizontal-relative:page;mso-position-vertical:absolute;mso-position-vertical-relative:text;mso-width-percent:0;mso-height-percent:0;mso-width-relative:margin;mso-height-relative:margin;v-text-anchor:middle" o:gfxdata="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" fillcolor="#00314d" stroked="f" strokeweight="1pt">
                 <w10:wrap anchorx="page"/>
@@ -331,7 +331,7 @@
                 <v:stroke joinstyle="miter"/>
                 <v:path gradientshapeok="t" o:connecttype="rect"/>
               </v:shapetype>
-              <v:shape id="Cuadro de texto 2" o:spid="_x0000_s1026" type="#_x0000_t202" alt="&quot;&quot;" style="position:absolute;left:0;text-align:left;margin-left:-7.2pt;margin-top:18.65pt;width:488.95pt;height:143.25pt;z-index:251662848;visibility:visible;mso-wrap-style:square;mso-width-percent:0;mso-height-percent:0;mso-wrap-distance-left:9pt;mso-wrap-distance-top:3.6pt;mso-wrap-distance-right:9pt;mso-wrap-distance-bottom:3.6pt;mso-position-horizontal:absolute;mso-position-horizontal-relative:text;mso-position-vertical:absolute;mso-position-vertical-relative:text;mso-width-percent:0;mso-height-percent:0;mso-width-relative:margin;mso-height-relative:margin;v-text-anchor:top" o:gfxdata="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" filled="f" stroked="f">
+              <v:shape id="Cuadro de texto 2" o:spid="_x0000_s1026" type="#_x0000_t202" alt="&quot;&quot;" style="position:absolute;left:0;text-align:left;margin-left:-7.2pt;margin-top:18.65pt;width:488.95pt;height:143.25pt;z-index:251662848;visibility:visible;mso-wrap-style:square;mso-width-percent:0;mso-height-percent:0;mso-wrap-distance-left:9pt;mso-wrap-distance-top:3.6pt;mso-wrap-distance-right:9pt;mso-wrap-distance-bottom:3.6pt;mso-position-horizontal:absolute;mso-position-horizontal-relative:text;mso-position-vertical:absolute;mso-position-vertical-relative:text;mso-width-percent:0;mso-height-percent:0;mso-width-relative:margin;mso-height-relative:margin;v-text-anchor:top" o:gfxdata="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" filled="f" stroked="f">
                 <v:textbox>
                   <w:txbxContent>
                     <w:p>
@@ -596,9 +596,10 @@
             <w:rPr>
               <w:rFonts w:eastAsiaTheme="minorEastAsia"/>
               <w:noProof/>
-              <w:sz w:val="24"/>
-              <w:szCs w:val="24"/>
+              <w:kern w:val="0"/>
+              <w:sz w:val="22"/>
               <w:lang w:eastAsia="es-CO"/>
+              <w14:ligatures w14:val="none"/>
             </w:rPr>
           </w:pPr>
           <w:r>
@@ -610,7 +611,7 @@
           <w:r>
             <w:fldChar w:fldCharType="separate"/>
           </w:r>
-          <w:hyperlink w:anchor="_Toc232847536" w:history="1">
+          <w:hyperlink w:anchor="_Toc242866384" w:history="1">
             <w:r>
               <w:rPr>
                 <w:rStyle w:val="Hipervnculo"/>
@@ -637,7 +638,7 @@
                 <w:noProof/>
                 <w:webHidden/>
               </w:rPr>
-              <w:instrText xml:space="preserve"> PAGEREF _Toc232847536 \h </w:instrText>
+              <w:instrText xml:space="preserve"> PAGEREF _Toc242866384 \h </w:instrText>
             </w:r>
             <w:r>
               <w:rPr>
@@ -672,18 +673,19 @@
           <w:pPr>
             <w:pStyle w:val="TDC1"/>
             <w:tabs>
-              <w:tab w:val="left" w:pos="1200"/>
+              <w:tab w:val="left" w:pos="1320"/>
               <w:tab w:val="right" w:leader="dot" w:pos="9962"/>
             </w:tabs>
             <w:rPr>
               <w:rFonts w:eastAsiaTheme="minorEastAsia"/>
               <w:noProof/>
-              <w:sz w:val="24"/>
-              <w:szCs w:val="24"/>
+              <w:kern w:val="0"/>
+              <w:sz w:val="22"/>
               <w:lang w:eastAsia="es-CO"/>
+              <w14:ligatures w14:val="none"/>
             </w:rPr>
           </w:pPr>
-          <w:hyperlink w:anchor="_Toc232847537" w:history="1">
+          <w:hyperlink w:anchor="_Toc242866385" w:history="1">
             <w:r>
               <w:rPr>
                 <w:rStyle w:val="Hipervnculo"/>
@@ -695,9 +697,10 @@
               <w:rPr>
                 <w:rFonts w:eastAsiaTheme="minorEastAsia"/>
                 <w:noProof/>
-                <w:sz w:val="24"/>
-                <w:szCs w:val="24"/>
+                <w:kern w:val="0"/>
+                <w:sz w:val="22"/>
                 <w:lang w:eastAsia="es-CO"/>
+                <w14:ligatures w14:val="none"/>
               </w:rPr>
               <w:tab/>
             </w:r>
@@ -727,7 +730,7 @@
                 <w:noProof/>
                 <w:webHidden/>
               </w:rPr>
-              <w:instrText xml:space="preserve"> PAGEREF _Toc232847537 \h </w:instrText>
+              <w:instrText xml:space="preserve"> PAGEREF _Toc242866385 \h </w:instrText>
             </w:r>
             <w:r>
               <w:rPr>
@@ -764,12 +767,13 @@
             <w:rPr>
               <w:rFonts w:eastAsiaTheme="minorEastAsia"/>
               <w:noProof/>
-              <w:sz w:val="24"/>
-              <w:szCs w:val="24"/>
+              <w:kern w:val="0"/>
+              <w:sz w:val="22"/>
               <w:lang w:eastAsia="es-CO"/>
+              <w14:ligatures w14:val="none"/>
             </w:rPr>
           </w:pPr>
-          <w:hyperlink w:anchor="_Toc232847538" w:history="1">
+          <w:hyperlink w:anchor="_Toc242866386" w:history="1">
             <w:r>
               <w:rPr>
                 <w:rStyle w:val="Hipervnculo"/>
@@ -781,9 +785,10 @@
               <w:rPr>
                 <w:rFonts w:eastAsiaTheme="minorEastAsia"/>
                 <w:noProof/>
-                <w:sz w:val="24"/>
-                <w:szCs w:val="24"/>
+                <w:kern w:val="0"/>
+                <w:sz w:val="22"/>
                 <w:lang w:eastAsia="es-CO"/>
+                <w14:ligatures w14:val="none"/>
               </w:rPr>
               <w:tab/>
             </w:r>
@@ -813,7 +818,7 @@
                 <w:noProof/>
                 <w:webHidden/>
               </w:rPr>
-              <w:instrText xml:space="preserve"> PAGEREF _Toc232847538 \h </w:instrText>
+              <w:instrText xml:space="preserve"> PAGEREF _Toc242866386 \h </w:instrText>
             </w:r>
             <w:r>
               <w:rPr>
@@ -850,12 +855,13 @@
             <w:rPr>
               <w:rFonts w:eastAsiaTheme="minorEastAsia"/>
               <w:noProof/>
-              <w:sz w:val="24"/>
-              <w:szCs w:val="24"/>
+              <w:kern w:val="0"/>
+              <w:sz w:val="22"/>
               <w:lang w:eastAsia="es-CO"/>
+              <w14:ligatures w14:val="none"/>
             </w:rPr>
           </w:pPr>
-          <w:hyperlink w:anchor="_Toc232847539" w:history="1">
+          <w:hyperlink w:anchor="_Toc242866387" w:history="1">
             <w:r>
               <w:rPr>
                 <w:rStyle w:val="Hipervnculo"/>
@@ -867,9 +873,10 @@
               <w:rPr>
                 <w:rFonts w:eastAsiaTheme="minorEastAsia"/>
                 <w:noProof/>
-                <w:sz w:val="24"/>
-                <w:szCs w:val="24"/>
+                <w:kern w:val="0"/>
+                <w:sz w:val="22"/>
                 <w:lang w:eastAsia="es-CO"/>
+                <w14:ligatures w14:val="none"/>
               </w:rPr>
               <w:tab/>
             </w:r>
@@ -899,7 +906,7 @@
                 <w:noProof/>
                 <w:webHidden/>
               </w:rPr>
-              <w:instrText xml:space="preserve"> PAGEREF _Toc232847539 \h </w:instrText>
+              <w:instrText xml:space="preserve"> PAGEREF _Toc242866387 \h </w:instrText>
             </w:r>
             <w:r>
               <w:rPr>
@@ -934,18 +941,19 @@
           <w:pPr>
             <w:pStyle w:val="TDC1"/>
             <w:tabs>
-              <w:tab w:val="left" w:pos="1200"/>
+              <w:tab w:val="left" w:pos="1320"/>
               <w:tab w:val="right" w:leader="dot" w:pos="9962"/>
             </w:tabs>
             <w:rPr>
               <w:rFonts w:eastAsiaTheme="minorEastAsia"/>
               <w:noProof/>
-              <w:sz w:val="24"/>
-              <w:szCs w:val="24"/>
+              <w:kern w:val="0"/>
+              <w:sz w:val="22"/>
               <w:lang w:eastAsia="es-CO"/>
+              <w14:ligatures w14:val="none"/>
             </w:rPr>
           </w:pPr>
-          <w:hyperlink w:anchor="_Toc232847540" w:history="1">
+          <w:hyperlink w:anchor="_Toc242866388" w:history="1">
             <w:r>
               <w:rPr>
                 <w:rStyle w:val="Hipervnculo"/>
@@ -957,9 +965,10 @@
               <w:rPr>
                 <w:rFonts w:eastAsiaTheme="minorEastAsia"/>
                 <w:noProof/>
-                <w:sz w:val="24"/>
-                <w:szCs w:val="24"/>
+                <w:kern w:val="0"/>
+                <w:sz w:val="22"/>
                 <w:lang w:eastAsia="es-CO"/>
+                <w14:ligatures w14:val="none"/>
               </w:rPr>
               <w:tab/>
             </w:r>
@@ -989,7 +998,7 @@
                 <w:noProof/>
                 <w:webHidden/>
               </w:rPr>
-              <w:instrText xml:space="preserve"> PAGEREF _Toc232847540 \h </w:instrText>
+              <w:instrText xml:space="preserve"> PAGEREF _Toc242866388 \h </w:instrText>
             </w:r>
             <w:r>
               <w:rPr>
@@ -1009,7 +1018,7 @@
                 <w:noProof/>
                 <w:webHidden/>
               </w:rPr>
-              <w:t>8</w:t>
+              <w:t>7</w:t>
             </w:r>
             <w:r>
               <w:rPr>
@@ -1026,12 +1035,13 @@
             <w:rPr>
               <w:rFonts w:eastAsiaTheme="minorEastAsia"/>
               <w:noProof/>
-              <w:sz w:val="24"/>
-              <w:szCs w:val="24"/>
+              <w:kern w:val="0"/>
+              <w:sz w:val="22"/>
               <w:lang w:eastAsia="es-CO"/>
+              <w14:ligatures w14:val="none"/>
             </w:rPr>
           </w:pPr>
-          <w:hyperlink w:anchor="_Toc232847541" w:history="1">
+          <w:hyperlink w:anchor="_Toc242866389" w:history="1">
             <w:r>
               <w:rPr>
                 <w:rStyle w:val="Hipervnculo"/>
@@ -1043,9 +1053,10 @@
               <w:rPr>
                 <w:rFonts w:eastAsiaTheme="minorEastAsia"/>
                 <w:noProof/>
-                <w:sz w:val="24"/>
-                <w:szCs w:val="24"/>
+                <w:kern w:val="0"/>
+                <w:sz w:val="22"/>
                 <w:lang w:eastAsia="es-CO"/>
+                <w14:ligatures w14:val="none"/>
               </w:rPr>
               <w:tab/>
             </w:r>
@@ -1075,7 +1086,7 @@
                 <w:noProof/>
                 <w:webHidden/>
               </w:rPr>
-              <w:instrText xml:space="preserve"> PAGEREF _Toc232847541 \h </w:instrText>
+              <w:instrText xml:space="preserve"> PAGEREF _Toc242866389 \h </w:instrText>
             </w:r>
             <w:r>
               <w:rPr>
@@ -1095,7 +1106,7 @@
                 <w:noProof/>
                 <w:webHidden/>
               </w:rPr>
-              <w:t>8</w:t>
+              <w:t>7</w:t>
             </w:r>
             <w:r>
               <w:rPr>
@@ -1112,12 +1123,13 @@
             <w:rPr>
               <w:rFonts w:eastAsiaTheme="minorEastAsia"/>
               <w:noProof/>
-              <w:sz w:val="24"/>
-              <w:szCs w:val="24"/>
+              <w:kern w:val="0"/>
+              <w:sz w:val="22"/>
               <w:lang w:eastAsia="es-CO"/>
+              <w14:ligatures w14:val="none"/>
             </w:rPr>
           </w:pPr>
-          <w:hyperlink w:anchor="_Toc232847542" w:history="1">
+          <w:hyperlink w:anchor="_Toc242866390" w:history="1">
             <w:r>
               <w:rPr>
                 <w:rStyle w:val="Hipervnculo"/>
@@ -1129,9 +1141,10 @@
               <w:rPr>
                 <w:rFonts w:eastAsiaTheme="minorEastAsia"/>
                 <w:noProof/>
-                <w:sz w:val="24"/>
-                <w:szCs w:val="24"/>
+                <w:kern w:val="0"/>
+                <w:sz w:val="22"/>
                 <w:lang w:eastAsia="es-CO"/>
+                <w14:ligatures w14:val="none"/>
               </w:rPr>
               <w:tab/>
             </w:r>
@@ -1161,7 +1174,7 @@
                 <w:noProof/>
                 <w:webHidden/>
               </w:rPr>
-              <w:instrText xml:space="preserve"> PAGEREF _Toc232847542 \h </w:instrText>
+              <w:instrText xml:space="preserve"> PAGEREF _Toc242866390 \h </w:instrText>
             </w:r>
             <w:r>
               <w:rPr>
@@ -1181,7 +1194,7 @@
                 <w:noProof/>
                 <w:webHidden/>
               </w:rPr>
-              <w:t>9</w:t>
+              <w:t>8</w:t>
             </w:r>
             <w:r>
               <w:rPr>
@@ -1198,12 +1211,13 @@
             <w:rPr>
               <w:rFonts w:eastAsiaTheme="minorEastAsia"/>
               <w:noProof/>
-              <w:sz w:val="24"/>
-              <w:szCs w:val="24"/>
+              <w:kern w:val="0"/>
+              <w:sz w:val="22"/>
               <w:lang w:eastAsia="es-CO"/>
+              <w14:ligatures w14:val="none"/>
             </w:rPr>
           </w:pPr>
-          <w:hyperlink w:anchor="_Toc232847543" w:history="1">
+          <w:hyperlink w:anchor="_Toc242866391" w:history="1">
             <w:r>
               <w:rPr>
                 <w:rStyle w:val="Hipervnculo"/>
@@ -1215,9 +1229,10 @@
               <w:rPr>
                 <w:rFonts w:eastAsiaTheme="minorEastAsia"/>
                 <w:noProof/>
-                <w:sz w:val="24"/>
-                <w:szCs w:val="24"/>
+                <w:kern w:val="0"/>
+                <w:sz w:val="22"/>
                 <w:lang w:eastAsia="es-CO"/>
+                <w14:ligatures w14:val="none"/>
               </w:rPr>
               <w:tab/>
             </w:r>
@@ -1230,17 +1245,14 @@
             </w:r>
             <w:r>
               <w:rPr>
+                <w:rStyle w:val="Extranjerismo"/>
+              </w:rPr>
+              <w:t>Key Performance Indicator</w:t>
+            </w:r>
+            <w:r>
+              <w:rPr>
                 <w:rStyle w:val="Hipervnculo"/>
                 <w:noProof/>
-                <w:spacing w:val="20"/>
-                <w:lang w:val="en-US"/>
-              </w:rPr>
-              <w:t>Key Performance Indicator</w:t>
-            </w:r>
-            <w:r>
-              <w:rPr>
-                <w:rStyle w:val="Hipervnculo"/>
-                <w:noProof/>
               </w:rPr>
               <w:t>)</w:t>
             </w:r>
@@ -1263,7 +1275,7 @@
                 <w:noProof/>
                 <w:webHidden/>
               </w:rPr>
-              <w:instrText xml:space="preserve"> PAGEREF _Toc232847543 \h </w:instrText>
+              <w:instrText xml:space="preserve"> PAGEREF _Toc242866391 \h </w:instrText>
             </w:r>
             <w:r>
               <w:rPr>
@@ -1283,7 +1295,7 @@
                 <w:noProof/>
                 <w:webHidden/>
               </w:rPr>
-              <w:t>10</w:t>
+              <w:t>9</w:t>
             </w:r>
             <w:r>
               <w:rPr>
@@ -1300,12 +1312,13 @@
             <w:rPr>
               <w:rFonts w:eastAsiaTheme="minorEastAsia"/>
               <w:noProof/>
-              <w:sz w:val="24"/>
-              <w:szCs w:val="24"/>
+              <w:kern w:val="0"/>
+              <w:sz w:val="22"/>
               <w:lang w:eastAsia="es-CO"/>
+              <w14:ligatures w14:val="none"/>
             </w:rPr>
           </w:pPr>
-          <w:hyperlink w:anchor="_Toc232847544" w:history="1">
+          <w:hyperlink w:anchor="_Toc242866392" w:history="1">
             <w:r>
               <w:rPr>
                 <w:rStyle w:val="Hipervnculo"/>
@@ -1317,9 +1330,10 @@
               <w:rPr>
                 <w:rFonts w:eastAsiaTheme="minorEastAsia"/>
                 <w:noProof/>
-                <w:sz w:val="24"/>
-                <w:szCs w:val="24"/>
+                <w:kern w:val="0"/>
+                <w:sz w:val="22"/>
                 <w:lang w:eastAsia="es-CO"/>
+                <w14:ligatures w14:val="none"/>
               </w:rPr>
               <w:tab/>
             </w:r>
@@ -1349,7 +1363,7 @@
                 <w:noProof/>
                 <w:webHidden/>
               </w:rPr>
-              <w:instrText xml:space="preserve"> PAGEREF _Toc232847544 \h </w:instrText>
+              <w:instrText xml:space="preserve"> PAGEREF _Toc242866392 \h </w:instrText>
             </w:r>
             <w:r>
               <w:rPr>
@@ -1369,7 +1383,7 @@
                 <w:noProof/>
                 <w:webHidden/>
               </w:rPr>
-              <w:t>13</w:t>
+              <w:t>12</w:t>
             </w:r>
             <w:r>
               <w:rPr>
@@ -1384,18 +1398,19 @@
           <w:pPr>
             <w:pStyle w:val="TDC1"/>
             <w:tabs>
-              <w:tab w:val="left" w:pos="1200"/>
+              <w:tab w:val="left" w:pos="1320"/>
               <w:tab w:val="right" w:leader="dot" w:pos="9962"/>
             </w:tabs>
             <w:rPr>
               <w:rFonts w:eastAsiaTheme="minorEastAsia"/>
               <w:noProof/>
-              <w:sz w:val="24"/>
-              <w:szCs w:val="24"/>
+              <w:kern w:val="0"/>
+              <w:sz w:val="22"/>
               <w:lang w:eastAsia="es-CO"/>
+              <w14:ligatures w14:val="none"/>
             </w:rPr>
           </w:pPr>
-          <w:hyperlink w:anchor="_Toc232847545" w:history="1">
+          <w:hyperlink w:anchor="_Toc242866393" w:history="1">
             <w:r>
               <w:rPr>
                 <w:rStyle w:val="Hipervnculo"/>
@@ -1407,9 +1422,10 @@
               <w:rPr>
                 <w:rFonts w:eastAsiaTheme="minorEastAsia"/>
                 <w:noProof/>
-                <w:sz w:val="24"/>
-                <w:szCs w:val="24"/>
+                <w:kern w:val="0"/>
+                <w:sz w:val="22"/>
                 <w:lang w:eastAsia="es-CO"/>
+                <w14:ligatures w14:val="none"/>
               </w:rPr>
               <w:tab/>
             </w:r>
@@ -1439,7 +1455,7 @@
                 <w:noProof/>
                 <w:webHidden/>
               </w:rPr>
-              <w:instrText xml:space="preserve"> PAGEREF _Toc232847545 \h </w:instrText>
+              <w:instrText xml:space="preserve"> PAGEREF _Toc242866393 \h </w:instrText>
             </w:r>
             <w:r>
               <w:rPr>
@@ -1459,7 +1475,7 @@
                 <w:noProof/>
                 <w:webHidden/>
               </w:rPr>
-              <w:t>15</w:t>
+              <w:t>14</w:t>
             </w:r>
             <w:r>
               <w:rPr>
@@ -1476,12 +1492,13 @@
             <w:rPr>
               <w:rFonts w:eastAsiaTheme="minorEastAsia"/>
               <w:noProof/>
-              <w:sz w:val="24"/>
-              <w:szCs w:val="24"/>
+              <w:kern w:val="0"/>
+              <w:sz w:val="22"/>
               <w:lang w:eastAsia="es-CO"/>
+              <w14:ligatures w14:val="none"/>
             </w:rPr>
           </w:pPr>
-          <w:hyperlink w:anchor="_Toc232847546" w:history="1">
+          <w:hyperlink w:anchor="_Toc242866394" w:history="1">
             <w:r>
               <w:rPr>
                 <w:rStyle w:val="Hipervnculo"/>
@@ -1493,9 +1510,10 @@
               <w:rPr>
                 <w:rFonts w:eastAsiaTheme="minorEastAsia"/>
                 <w:noProof/>
-                <w:sz w:val="24"/>
-                <w:szCs w:val="24"/>
+                <w:kern w:val="0"/>
+                <w:sz w:val="22"/>
                 <w:lang w:eastAsia="es-CO"/>
+                <w14:ligatures w14:val="none"/>
               </w:rPr>
               <w:tab/>
             </w:r>
@@ -1525,7 +1543,7 @@
                 <w:noProof/>
                 <w:webHidden/>
               </w:rPr>
-              <w:instrText xml:space="preserve"> PAGEREF _Toc232847546 \h </w:instrText>
+              <w:instrText xml:space="preserve"> PAGEREF _Toc242866394 \h </w:instrText>
             </w:r>
             <w:r>
               <w:rPr>
@@ -1545,7 +1563,7 @@
                 <w:noProof/>
                 <w:webHidden/>
               </w:rPr>
-              <w:t>16</w:t>
+              <w:t>15</w:t>
             </w:r>
             <w:r>
               <w:rPr>
@@ -1562,12 +1580,13 @@
             <w:rPr>
               <w:rFonts w:eastAsiaTheme="minorEastAsia"/>
               <w:noProof/>
-              <w:sz w:val="24"/>
-              <w:szCs w:val="24"/>
+              <w:kern w:val="0"/>
+              <w:sz w:val="22"/>
               <w:lang w:eastAsia="es-CO"/>
+              <w14:ligatures w14:val="none"/>
             </w:rPr>
           </w:pPr>
-          <w:hyperlink w:anchor="_Toc232847547" w:history="1">
+          <w:hyperlink w:anchor="_Toc242866395" w:history="1">
             <w:r>
               <w:rPr>
                 <w:rStyle w:val="Hipervnculo"/>
@@ -1579,9 +1598,10 @@
               <w:rPr>
                 <w:rFonts w:eastAsiaTheme="minorEastAsia"/>
                 <w:noProof/>
-                <w:sz w:val="24"/>
-                <w:szCs w:val="24"/>
+                <w:kern w:val="0"/>
+                <w:sz w:val="22"/>
                 <w:lang w:eastAsia="es-CO"/>
+                <w14:ligatures w14:val="none"/>
               </w:rPr>
               <w:tab/>
             </w:r>
@@ -1611,7 +1631,7 @@
                 <w:noProof/>
                 <w:webHidden/>
               </w:rPr>
-              <w:instrText xml:space="preserve"> PAGEREF _Toc232847547 \h </w:instrText>
+              <w:instrText xml:space="preserve"> PAGEREF _Toc242866395 \h </w:instrText>
             </w:r>
             <w:r>
               <w:rPr>
@@ -1631,7 +1651,7 @@
                 <w:noProof/>
                 <w:webHidden/>
               </w:rPr>
-              <w:t>17</w:t>
+              <w:t>16</w:t>
             </w:r>
             <w:r>
               <w:rPr>
@@ -1648,12 +1668,13 @@
             <w:rPr>
               <w:rFonts w:eastAsiaTheme="minorEastAsia"/>
               <w:noProof/>
-              <w:sz w:val="24"/>
-              <w:szCs w:val="24"/>
+              <w:kern w:val="0"/>
+              <w:sz w:val="22"/>
               <w:lang w:eastAsia="es-CO"/>
+              <w14:ligatures w14:val="none"/>
             </w:rPr>
           </w:pPr>
-          <w:hyperlink w:anchor="_Toc232847548" w:history="1">
+          <w:hyperlink w:anchor="_Toc242866396" w:history="1">
             <w:r>
               <w:rPr>
                 <w:rStyle w:val="Hipervnculo"/>
@@ -1665,9 +1686,10 @@
               <w:rPr>
                 <w:rFonts w:eastAsiaTheme="minorEastAsia"/>
                 <w:noProof/>
-                <w:sz w:val="24"/>
-                <w:szCs w:val="24"/>
+                <w:kern w:val="0"/>
+                <w:sz w:val="22"/>
                 <w:lang w:eastAsia="es-CO"/>
+                <w14:ligatures w14:val="none"/>
               </w:rPr>
               <w:tab/>
             </w:r>
@@ -1697,7 +1719,7 @@
                 <w:noProof/>
                 <w:webHidden/>
               </w:rPr>
-              <w:instrText xml:space="preserve"> PAGEREF _Toc232847548 \h </w:instrText>
+              <w:instrText xml:space="preserve"> PAGEREF _Toc242866396 \h </w:instrText>
             </w:r>
             <w:r>
               <w:rPr>
@@ -1717,7 +1739,7 @@
                 <w:noProof/>
                 <w:webHidden/>
               </w:rPr>
-              <w:t>18</w:t>
+              <w:t>17</w:t>
             </w:r>
             <w:r>
               <w:rPr>
@@ -1734,12 +1756,13 @@
             <w:rPr>
               <w:rFonts w:eastAsiaTheme="minorEastAsia"/>
               <w:noProof/>
-              <w:sz w:val="24"/>
-              <w:szCs w:val="24"/>
+              <w:kern w:val="0"/>
+              <w:sz w:val="22"/>
               <w:lang w:eastAsia="es-CO"/>
+              <w14:ligatures w14:val="none"/>
             </w:rPr>
           </w:pPr>
-          <w:hyperlink w:anchor="_Toc232847549" w:history="1">
+          <w:hyperlink w:anchor="_Toc242866397" w:history="1">
             <w:r>
               <w:rPr>
                 <w:rStyle w:val="Hipervnculo"/>
@@ -1751,9 +1774,10 @@
               <w:rPr>
                 <w:rFonts w:eastAsiaTheme="minorEastAsia"/>
                 <w:noProof/>
-                <w:sz w:val="24"/>
-                <w:szCs w:val="24"/>
+                <w:kern w:val="0"/>
+                <w:sz w:val="22"/>
                 <w:lang w:eastAsia="es-CO"/>
+                <w14:ligatures w14:val="none"/>
               </w:rPr>
               <w:tab/>
             </w:r>
@@ -1783,7 +1807,7 @@
                 <w:noProof/>
                 <w:webHidden/>
               </w:rPr>
-              <w:instrText xml:space="preserve"> PAGEREF _Toc232847549 \h </w:instrText>
+              <w:instrText xml:space="preserve"> PAGEREF _Toc242866397 \h </w:instrText>
             </w:r>
             <w:r>
               <w:rPr>
@@ -1803,7 +1827,7 @@
                 <w:noProof/>
                 <w:webHidden/>
               </w:rPr>
-              <w:t>19</w:t>
+              <w:t>18</w:t>
             </w:r>
             <w:r>
               <w:rPr>
@@ -1818,19 +1842,19 @@
           <w:pPr>
             <w:pStyle w:val="TDC1"/>
             <w:tabs>
-              <w:tab w:val="left" w:pos="1200"/>
+              <w:tab w:val="left" w:pos="1320"/>
               <w:tab w:val="right" w:leader="dot" w:pos="9962"/>
             </w:tabs>
-            <w:ind w:left="1204" w:hanging="495"/>
             <w:rPr>
               <w:rFonts w:eastAsiaTheme="minorEastAsia"/>
               <w:noProof/>
-              <w:sz w:val="24"/>
-              <w:szCs w:val="24"/>
+              <w:kern w:val="0"/>
+              <w:sz w:val="22"/>
               <w:lang w:eastAsia="es-CO"/>
+              <w14:ligatures w14:val="none"/>
             </w:rPr>
           </w:pPr>
-          <w:hyperlink w:anchor="_Toc232847550" w:history="1">
+          <w:hyperlink w:anchor="_Toc242866398" w:history="1">
             <w:r>
               <w:rPr>
                 <w:rStyle w:val="Hipervnculo"/>
@@ -1842,9 +1866,10 @@
               <w:rPr>
                 <w:rFonts w:eastAsiaTheme="minorEastAsia"/>
                 <w:noProof/>
-                <w:sz w:val="24"/>
-                <w:szCs w:val="24"/>
+                <w:kern w:val="0"/>
+                <w:sz w:val="22"/>
                 <w:lang w:eastAsia="es-CO"/>
+                <w14:ligatures w14:val="none"/>
               </w:rPr>
               <w:tab/>
             </w:r>
@@ -1857,6 +1882,13 @@
             </w:r>
             <w:r>
               <w:rPr>
+                <w:rStyle w:val="Hipervnculo"/>
+                <w:noProof/>
+              </w:rPr>
+              <w:t>…….</w:t>
+            </w:r>
+            <w:r>
+              <w:rPr>
                 <w:noProof/>
                 <w:webHidden/>
               </w:rPr>
@@ -1874,7 +1906,7 @@
                 <w:noProof/>
                 <w:webHidden/>
               </w:rPr>
-              <w:instrText xml:space="preserve"> PAGEREF _Toc232847550 \h </w:instrText>
+              <w:instrText xml:space="preserve"> PAGEREF _Toc242866398 \h </w:instrText>
             </w:r>
             <w:r>
               <w:rPr>
@@ -1894,7 +1926,7 @@
                 <w:noProof/>
                 <w:webHidden/>
               </w:rPr>
-              <w:t>21</w:t>
+              <w:t>20</w:t>
             </w:r>
             <w:r>
               <w:rPr>
@@ -1911,12 +1943,13 @@
             <w:rPr>
               <w:rFonts w:eastAsiaTheme="minorEastAsia"/>
               <w:noProof/>
-              <w:sz w:val="24"/>
-              <w:szCs w:val="24"/>
+              <w:kern w:val="0"/>
+              <w:sz w:val="22"/>
               <w:lang w:eastAsia="es-CO"/>
+              <w14:ligatures w14:val="none"/>
             </w:rPr>
           </w:pPr>
-          <w:hyperlink w:anchor="_Toc232847551" w:history="1">
+          <w:hyperlink w:anchor="_Toc242866399" w:history="1">
             <w:r>
               <w:rPr>
                 <w:rStyle w:val="Hipervnculo"/>
@@ -1928,9 +1961,10 @@
               <w:rPr>
                 <w:rFonts w:eastAsiaTheme="minorEastAsia"/>
                 <w:noProof/>
-                <w:sz w:val="24"/>
-                <w:szCs w:val="24"/>
+                <w:kern w:val="0"/>
+                <w:sz w:val="22"/>
                 <w:lang w:eastAsia="es-CO"/>
+                <w14:ligatures w14:val="none"/>
               </w:rPr>
               <w:tab/>
             </w:r>
@@ -1960,7 +1994,7 @@
                 <w:noProof/>
                 <w:webHidden/>
               </w:rPr>
-              <w:instrText xml:space="preserve"> PAGEREF _Toc232847551 \h </w:instrText>
+              <w:instrText xml:space="preserve"> PAGEREF _Toc242866399 \h </w:instrText>
             </w:r>
             <w:r>
               <w:rPr>
@@ -1980,7 +2014,7 @@
                 <w:noProof/>
                 <w:webHidden/>
               </w:rPr>
-              <w:t>21</w:t>
+              <w:t>20</w:t>
             </w:r>
             <w:r>
               <w:rPr>
@@ -1997,12 +2031,13 @@
             <w:rPr>
               <w:rFonts w:eastAsiaTheme="minorEastAsia"/>
               <w:noProof/>
-              <w:sz w:val="24"/>
-              <w:szCs w:val="24"/>
+              <w:kern w:val="0"/>
+              <w:sz w:val="22"/>
               <w:lang w:eastAsia="es-CO"/>
+              <w14:ligatures w14:val="none"/>
             </w:rPr>
           </w:pPr>
-          <w:hyperlink w:anchor="_Toc232847552" w:history="1">
+          <w:hyperlink w:anchor="_Toc242866400" w:history="1">
             <w:r>
               <w:rPr>
                 <w:rStyle w:val="Hipervnculo"/>
@@ -2014,9 +2049,10 @@
               <w:rPr>
                 <w:rFonts w:eastAsiaTheme="minorEastAsia"/>
                 <w:noProof/>
-                <w:sz w:val="24"/>
-                <w:szCs w:val="24"/>
+                <w:kern w:val="0"/>
+                <w:sz w:val="22"/>
                 <w:lang w:eastAsia="es-CO"/>
+                <w14:ligatures w14:val="none"/>
               </w:rPr>
               <w:tab/>
             </w:r>
@@ -2046,7 +2082,7 @@
                 <w:noProof/>
                 <w:webHidden/>
               </w:rPr>
-              <w:instrText xml:space="preserve"> PAGEREF _Toc232847552 \h </w:instrText>
+              <w:instrText xml:space="preserve"> PAGEREF _Toc242866400 \h </w:instrText>
             </w:r>
             <w:r>
               <w:rPr>
@@ -2066,7 +2102,7 @@
                 <w:noProof/>
                 <w:webHidden/>
               </w:rPr>
-              <w:t>22</w:t>
+              <w:t>21</w:t>
             </w:r>
             <w:r>
               <w:rPr>
@@ -2086,12 +2122,13 @@
             <w:rPr>
               <w:rFonts w:eastAsiaTheme="minorEastAsia"/>
               <w:noProof/>
-              <w:sz w:val="24"/>
-              <w:szCs w:val="24"/>
+              <w:kern w:val="0"/>
+              <w:sz w:val="22"/>
               <w:lang w:eastAsia="es-CO"/>
+              <w14:ligatures w14:val="none"/>
             </w:rPr>
           </w:pPr>
-          <w:hyperlink w:anchor="_Toc232847553" w:history="1">
+          <w:hyperlink w:anchor="_Toc242866401" w:history="1">
             <w:r>
               <w:rPr>
                 <w:rStyle w:val="Hipervnculo"/>
@@ -2118,7 +2155,7 @@
                 <w:noProof/>
                 <w:webHidden/>
               </w:rPr>
-              <w:instrText xml:space="preserve"> PAGEREF _Toc232847553 \h </w:instrText>
+              <w:instrText xml:space="preserve"> PAGEREF _Toc242866401 \h </w:instrText>
             </w:r>
             <w:r>
               <w:rPr>
@@ -2138,7 +2175,7 @@
                 <w:noProof/>
                 <w:webHidden/>
               </w:rPr>
-              <w:t>24</w:t>
+              <w:t>23</w:t>
             </w:r>
             <w:r>
               <w:rPr>
@@ -2158,12 +2195,13 @@
             <w:rPr>
               <w:rFonts w:eastAsiaTheme="minorEastAsia"/>
               <w:noProof/>
-              <w:sz w:val="24"/>
-              <w:szCs w:val="24"/>
+              <w:kern w:val="0"/>
+              <w:sz w:val="22"/>
               <w:lang w:eastAsia="es-CO"/>
+              <w14:ligatures w14:val="none"/>
             </w:rPr>
           </w:pPr>
-          <w:hyperlink w:anchor="_Toc232847554" w:history="1">
+          <w:hyperlink w:anchor="_Toc242866402" w:history="1">
             <w:r>
               <w:rPr>
                 <w:rStyle w:val="Hipervnculo"/>
@@ -2190,7 +2228,7 @@
                 <w:noProof/>
                 <w:webHidden/>
               </w:rPr>
-              <w:instrText xml:space="preserve"> PAGEREF _Toc232847554 \h </w:instrText>
+              <w:instrText xml:space="preserve"> PAGEREF _Toc242866402 \h </w:instrText>
             </w:r>
             <w:r>
               <w:rPr>
@@ -2230,12 +2268,13 @@
             <w:rPr>
               <w:rFonts w:eastAsiaTheme="minorEastAsia"/>
               <w:noProof/>
-              <w:sz w:val="24"/>
-              <w:szCs w:val="24"/>
+              <w:kern w:val="0"/>
+              <w:sz w:val="22"/>
               <w:lang w:eastAsia="es-CO"/>
+              <w14:ligatures w14:val="none"/>
             </w:rPr>
           </w:pPr>
-          <w:hyperlink w:anchor="_Toc232847555" w:history="1">
+          <w:hyperlink w:anchor="_Toc242866403" w:history="1">
             <w:r>
               <w:rPr>
                 <w:rStyle w:val="Hipervnculo"/>
@@ -2262,7 +2301,7 @@
                 <w:noProof/>
                 <w:webHidden/>
               </w:rPr>
-              <w:instrText xml:space="preserve"> PAGEREF _Toc232847555 \h </w:instrText>
+              <w:instrText xml:space="preserve"> PAGEREF _Toc242866403 \h </w:instrText>
             </w:r>
             <w:r>
               <w:rPr>
@@ -2302,12 +2341,13 @@
             <w:rPr>
               <w:rFonts w:eastAsiaTheme="minorEastAsia"/>
               <w:noProof/>
-              <w:sz w:val="24"/>
-              <w:szCs w:val="24"/>
+              <w:kern w:val="0"/>
+              <w:sz w:val="22"/>
               <w:lang w:eastAsia="es-CO"/>
+              <w14:ligatures w14:val="none"/>
             </w:rPr>
           </w:pPr>
-          <w:hyperlink w:anchor="_Toc232847556" w:history="1">
+          <w:hyperlink w:anchor="_Toc242866404" w:history="1">
             <w:r>
               <w:rPr>
                 <w:rStyle w:val="Hipervnculo"/>
@@ -2334,7 +2374,7 @@
                 <w:noProof/>
                 <w:webHidden/>
               </w:rPr>
-              <w:instrText xml:space="preserve"> PAGEREF _Toc232847556 \h </w:instrText>
+              <w:instrText xml:space="preserve"> PAGEREF _Toc242866404 \h </w:instrText>
             </w:r>
             <w:r>
               <w:rPr>
@@ -2399,7 +2439,7 @@
       <w:pPr>
         <w:pStyle w:val="Titulosgenerales"/>
       </w:pPr>
-      <w:bookmarkStart w:id="0" w:name="_Toc232847536"/>
+      <w:bookmarkStart w:id="0" w:name="_Toc242866384"/>
       <w:r>
         <w:lastRenderedPageBreak/>
         <w:t>Introducción</w:t>
@@ -2682,7 +2722,7 @@
       <w:pPr>
         <w:pStyle w:val="Ttulo1"/>
       </w:pPr>
-      <w:bookmarkStart w:id="1" w:name="_Toc232847537"/>
+      <w:bookmarkStart w:id="1" w:name="_Toc242866385"/>
       <w:r>
         <w:lastRenderedPageBreak/>
         <w:t>Analítica de datos para redes sociales</w:t>
@@ -2806,7 +2846,7 @@
       <w:pPr>
         <w:pStyle w:val="Ttulo2"/>
       </w:pPr>
-      <w:bookmarkStart w:id="2" w:name="_Toc232847538"/>
+      <w:bookmarkStart w:id="2" w:name="_Toc242866386"/>
       <w:r>
         <w:t>Componentes de la analítica digital</w:t>
       </w:r>
@@ -2867,28 +2907,32 @@
     </w:p>
     <w:p>
       <w:pPr>
+        <w:pStyle w:val="Prrafodelista"/>
+        <w:numPr>
+          <w:ilvl w:val="0"/>
+          <w:numId w:val="33"/>
+        </w:numPr>
+        <w:rPr>
+          <w:lang w:val="es-419" w:eastAsia="es-CO"/>
+        </w:rPr>
+      </w:pPr>
+      <w:r>
         <w:rPr>
           <w:b/>
           <w:bCs/>
           <w:lang w:val="es-419" w:eastAsia="es-CO"/>
         </w:rPr>
-      </w:pPr>
+        <w:lastRenderedPageBreak/>
+        <w:t>Medición</w:t>
+      </w:r>
       <w:r>
         <w:rPr>
           <w:b/>
           <w:bCs/>
           <w:lang w:val="es-419" w:eastAsia="es-CO"/>
         </w:rPr>
-        <w:lastRenderedPageBreak/>
-        <w:t>Medición</w:t>
-      </w:r>
-    </w:p>
-    <w:p>
-      <w:pPr>
-        <w:rPr>
-          <w:lang w:val="es-419" w:eastAsia="es-CO"/>
-        </w:rPr>
-      </w:pPr>
+        <w:t xml:space="preserve">. </w:t>
+      </w:r>
       <w:r>
         <w:rPr>
           <w:lang w:val="es-419" w:eastAsia="es-CO"/>
@@ -2898,6 +2942,11 @@
     </w:p>
     <w:p>
       <w:pPr>
+        <w:pStyle w:val="Prrafodelista"/>
+        <w:numPr>
+          <w:ilvl w:val="0"/>
+          <w:numId w:val="33"/>
+        </w:numPr>
         <w:rPr>
           <w:lang w:val="es-419" w:eastAsia="es-CO"/>
         </w:rPr>
@@ -2910,13 +2959,14 @@
         </w:rPr>
         <w:t>Análisis</w:t>
       </w:r>
-    </w:p>
-    <w:p>
-      <w:pPr>
-        <w:rPr>
-          <w:lang w:val="es-419" w:eastAsia="es-CO"/>
-        </w:rPr>
-      </w:pPr>
+      <w:r>
+        <w:rPr>
+          <w:b/>
+          <w:bCs/>
+          <w:lang w:val="es-419" w:eastAsia="es-CO"/>
+        </w:rPr>
+        <w:t xml:space="preserve">. </w:t>
+      </w:r>
       <w:r>
         <w:rPr>
           <w:lang w:val="es-419" w:eastAsia="es-CO"/>
@@ -2926,13 +2976,26 @@
     </w:p>
     <w:p>
       <w:pPr>
+        <w:pStyle w:val="Prrafodelista"/>
+        <w:numPr>
+          <w:ilvl w:val="0"/>
+          <w:numId w:val="33"/>
+        </w:numPr>
+        <w:rPr>
+          <w:lang w:val="es-419" w:eastAsia="es-CO"/>
+        </w:rPr>
+      </w:pPr>
+      <w:proofErr w:type="spellStart"/>
+      <w:r>
         <w:rPr>
           <w:rStyle w:val="Extranjerismo"/>
           <w:b/>
           <w:bCs/>
           <w:lang w:val="es-419" w:eastAsia="es-CO"/>
         </w:rPr>
-      </w:pPr>
+        <w:t>Reporting</w:t>
+      </w:r>
+      <w:proofErr w:type="spellEnd"/>
       <w:r>
         <w:rPr>
           <w:rStyle w:val="Extranjerismo"/>
@@ -2940,15 +3003,8 @@
           <w:bCs/>
           <w:lang w:val="es-419" w:eastAsia="es-CO"/>
         </w:rPr>
-        <w:t>Reporting</w:t>
-      </w:r>
-    </w:p>
-    <w:p>
-      <w:pPr>
-        <w:rPr>
-          <w:lang w:val="es-419" w:eastAsia="es-CO"/>
-        </w:rPr>
-      </w:pPr>
+        <w:t xml:space="preserve">. </w:t>
+      </w:r>
       <w:r>
         <w:rPr>
           <w:lang w:val="es-419" w:eastAsia="es-CO"/>
@@ -2960,7 +3016,7 @@
       <w:pPr>
         <w:pStyle w:val="Ttulo2"/>
       </w:pPr>
-      <w:bookmarkStart w:id="3" w:name="_Toc232847539"/>
+      <w:bookmarkStart w:id="3" w:name="_Toc242866387"/>
       <w:r>
         <w:t>Uso de los datos obtenidos</w:t>
       </w:r>
@@ -3014,14 +3070,7 @@
         <w:rPr>
           <w:lang w:val="es-419" w:eastAsia="es-CO"/>
         </w:rPr>
-        <w:t xml:space="preserve"> se debe tener en cuenta la conexión de los siguientes factores que, al finalizar su ciclo, vuelven a tomar acción en el momento que se necesiten de nuevo. En el siguiente </w:t>
-      </w:r>
-      <w:r>
-        <w:rPr>
-          <w:lang w:val="es-419" w:eastAsia="es-CO"/>
-        </w:rPr>
-        <w:lastRenderedPageBreak/>
-        <w:t>recurso de aprendizaje se describe el proceso para pasar los datos a la acción desde el pensamiento de Cibrián (2019, p. 22); pero antes de ir al recurso, ¿</w:t>
+        <w:t xml:space="preserve"> se debe tener en cuenta la conexión de los siguientes factores que, al finalizar su ciclo, vuelven a tomar acción en el momento que se necesiten de nuevo. En el siguiente recurso de aprendizaje se describe el proceso para pasar los datos a la acción desde el pensamiento de Cibrián (2019, p. 22); pero antes de ir al recurso, ¿</w:t>
       </w:r>
       <w:r>
         <w:rPr>
@@ -3035,6 +3084,13 @@
         </w:rPr>
         <w:t xml:space="preserve"> utilizarían los datos obtenidos de las redes sociales?</w:t>
       </w:r>
+    </w:p>
+    <w:p>
+      <w:pPr>
+        <w:rPr>
+          <w:lang w:val="es-419" w:eastAsia="es-CO"/>
+        </w:rPr>
+      </w:pPr>
     </w:p>
     <w:p>
       <w:pPr>
@@ -3053,15 +3109,17 @@
           <w:bCs/>
           <w:lang w:val="es-419" w:eastAsia="es-CO"/>
         </w:rPr>
+        <w:lastRenderedPageBreak/>
         <w:t>Acción</w:t>
       </w:r>
-    </w:p>
-    <w:p>
-      <w:pPr>
-        <w:rPr>
-          <w:lang w:val="es-419" w:eastAsia="es-CO"/>
-        </w:rPr>
-      </w:pPr>
+      <w:r>
+        <w:rPr>
+          <w:b/>
+          <w:bCs/>
+          <w:lang w:val="es-419" w:eastAsia="es-CO"/>
+        </w:rPr>
+        <w:t xml:space="preserve">. </w:t>
+      </w:r>
       <w:r>
         <w:rPr>
           <w:lang w:val="es-419" w:eastAsia="es-CO"/>
@@ -3077,26 +3135,25 @@
           <w:numId w:val="23"/>
         </w:numPr>
         <w:rPr>
+          <w:lang w:val="es-419" w:eastAsia="es-CO"/>
+        </w:rPr>
+      </w:pPr>
+      <w:r>
+        <w:rPr>
           <w:b/>
           <w:bCs/>
           <w:lang w:val="es-419" w:eastAsia="es-CO"/>
         </w:rPr>
-      </w:pPr>
+        <w:t>Datos</w:t>
+      </w:r>
       <w:r>
         <w:rPr>
           <w:b/>
           <w:bCs/>
           <w:lang w:val="es-419" w:eastAsia="es-CO"/>
         </w:rPr>
-        <w:t>Datos</w:t>
-      </w:r>
-    </w:p>
-    <w:p>
-      <w:pPr>
-        <w:rPr>
-          <w:lang w:val="es-419" w:eastAsia="es-CO"/>
-        </w:rPr>
-      </w:pPr>
+        <w:t xml:space="preserve">. </w:t>
+      </w:r>
       <w:r>
         <w:rPr>
           <w:lang w:val="es-419" w:eastAsia="es-CO"/>
@@ -3112,26 +3169,25 @@
           <w:numId w:val="23"/>
         </w:numPr>
         <w:rPr>
+          <w:lang w:val="es-419" w:eastAsia="es-CO"/>
+        </w:rPr>
+      </w:pPr>
+      <w:r>
+        <w:rPr>
           <w:b/>
           <w:bCs/>
           <w:lang w:val="es-419" w:eastAsia="es-CO"/>
         </w:rPr>
-      </w:pPr>
+        <w:t>Medición</w:t>
+      </w:r>
       <w:r>
         <w:rPr>
           <w:b/>
           <w:bCs/>
           <w:lang w:val="es-419" w:eastAsia="es-CO"/>
         </w:rPr>
-        <w:t>Medición</w:t>
-      </w:r>
-    </w:p>
-    <w:p>
-      <w:pPr>
-        <w:rPr>
-          <w:lang w:val="es-419" w:eastAsia="es-CO"/>
-        </w:rPr>
-      </w:pPr>
+        <w:t xml:space="preserve">. </w:t>
+      </w:r>
       <w:r>
         <w:rPr>
           <w:lang w:val="es-419" w:eastAsia="es-CO"/>
@@ -3153,26 +3209,25 @@
           <w:numId w:val="23"/>
         </w:numPr>
         <w:rPr>
+          <w:lang w:val="es-419" w:eastAsia="es-CO"/>
+        </w:rPr>
+      </w:pPr>
+      <w:r>
+        <w:rPr>
           <w:b/>
           <w:bCs/>
           <w:lang w:val="es-419" w:eastAsia="es-CO"/>
         </w:rPr>
-      </w:pPr>
+        <w:t>Análisis</w:t>
+      </w:r>
       <w:r>
         <w:rPr>
           <w:b/>
           <w:bCs/>
           <w:lang w:val="es-419" w:eastAsia="es-CO"/>
         </w:rPr>
-        <w:t>Análisis</w:t>
-      </w:r>
-    </w:p>
-    <w:p>
-      <w:pPr>
-        <w:rPr>
-          <w:lang w:val="es-419" w:eastAsia="es-CO"/>
-        </w:rPr>
-      </w:pPr>
+        <w:t xml:space="preserve">. </w:t>
+      </w:r>
       <w:r>
         <w:rPr>
           <w:lang w:val="es-419" w:eastAsia="es-CO"/>
@@ -3188,18 +3243,24 @@
           <w:numId w:val="23"/>
         </w:numPr>
         <w:rPr>
+          <w:lang w:val="es-419" w:eastAsia="es-CO"/>
+        </w:rPr>
+      </w:pPr>
+      <w:r>
+        <w:rPr>
           <w:b/>
           <w:bCs/>
           <w:lang w:val="es-419" w:eastAsia="es-CO"/>
         </w:rPr>
-      </w:pPr>
+        <w:t>Inform</w:t>
+      </w:r>
       <w:r>
         <w:rPr>
           <w:b/>
           <w:bCs/>
           <w:lang w:val="es-419" w:eastAsia="es-CO"/>
         </w:rPr>
-        <w:t>Inform</w:t>
+        <w:t>ación</w:t>
       </w:r>
       <w:r>
         <w:rPr>
@@ -3207,7 +3268,7 @@
           <w:bCs/>
           <w:lang w:val="es-419" w:eastAsia="es-CO"/>
         </w:rPr>
-        <w:t>ación</w:t>
+        <w:t xml:space="preserve"> relevante</w:t>
       </w:r>
       <w:r>
         <w:rPr>
@@ -3215,35 +3276,13 @@
           <w:bCs/>
           <w:lang w:val="es-419" w:eastAsia="es-CO"/>
         </w:rPr>
-        <w:t xml:space="preserve"> relevante</w:t>
-      </w:r>
-    </w:p>
-    <w:p>
-      <w:pPr>
-        <w:rPr>
-          <w:lang w:val="es-419" w:eastAsia="es-CO"/>
-        </w:rPr>
-      </w:pPr>
+        <w:t xml:space="preserve">. </w:t>
+      </w:r>
       <w:r>
         <w:rPr>
           <w:lang w:val="es-419" w:eastAsia="es-CO"/>
         </w:rPr>
         <w:t>Se debe poner en contexto los datos encontrados, para determinar causas del porqué y para qué interactúan los usuarios con una determinada red social o web. Esto permite observar en qué punto se debe poner el foco de atención.</w:t>
-      </w:r>
-    </w:p>
-    <w:p>
-      <w:pPr>
-        <w:spacing w:before="0" w:after="160" w:line="259" w:lineRule="auto"/>
-        <w:ind w:firstLine="0"/>
-        <w:rPr>
-          <w:lang w:val="es-419" w:eastAsia="es-CO"/>
-        </w:rPr>
-      </w:pPr>
-      <w:r>
-        <w:rPr>
-          <w:lang w:val="es-419" w:eastAsia="es-CO"/>
-        </w:rPr>
-        <w:br w:type="page"/>
       </w:r>
     </w:p>
     <w:p>
@@ -3254,27 +3293,25 @@
           <w:numId w:val="23"/>
         </w:numPr>
         <w:rPr>
+          <w:lang w:val="es-419" w:eastAsia="es-CO"/>
+        </w:rPr>
+      </w:pPr>
+      <w:r>
+        <w:rPr>
           <w:b/>
           <w:bCs/>
           <w:lang w:val="es-419" w:eastAsia="es-CO"/>
         </w:rPr>
-      </w:pPr>
+        <w:t>Recomendación</w:t>
+      </w:r>
       <w:r>
         <w:rPr>
           <w:b/>
           <w:bCs/>
           <w:lang w:val="es-419" w:eastAsia="es-CO"/>
         </w:rPr>
-        <w:lastRenderedPageBreak/>
-        <w:t>Recomendación</w:t>
-      </w:r>
-    </w:p>
-    <w:p>
-      <w:pPr>
-        <w:rPr>
-          <w:lang w:val="es-419" w:eastAsia="es-CO"/>
-        </w:rPr>
-      </w:pPr>
+        <w:t xml:space="preserve">. </w:t>
+      </w:r>
       <w:r>
         <w:rPr>
           <w:lang w:val="es-419" w:eastAsia="es-CO"/>
@@ -3340,7 +3377,7 @@
       <w:pPr>
         <w:pStyle w:val="Ttulo1"/>
       </w:pPr>
-      <w:bookmarkStart w:id="4" w:name="_Toc232847540"/>
+      <w:bookmarkStart w:id="4" w:name="_Toc242866388"/>
       <w:r>
         <w:lastRenderedPageBreak/>
         <w:t>Contenidos, medición y análisis</w:t>
@@ -3414,7 +3451,7 @@
       <w:pPr>
         <w:pStyle w:val="Ttulo2"/>
       </w:pPr>
-      <w:bookmarkStart w:id="5" w:name="_Toc232847541"/>
+      <w:bookmarkStart w:id="5" w:name="_Toc242866389"/>
       <w:r>
         <w:t>¿Qué se debe medir?</w:t>
       </w:r>
@@ -3531,7 +3568,7 @@
       <w:pPr>
         <w:pStyle w:val="Ttulo2"/>
       </w:pPr>
-      <w:bookmarkStart w:id="6" w:name="_Toc232847542"/>
+      <w:bookmarkStart w:id="6" w:name="_Toc242866390"/>
       <w:r>
         <w:t>Definición de objetivos</w:t>
       </w:r>
@@ -3935,7 +3972,7 @@
       <w:pPr>
         <w:pStyle w:val="Ttulo2"/>
       </w:pPr>
-      <w:bookmarkStart w:id="7" w:name="_Toc232847543"/>
+      <w:bookmarkStart w:id="7" w:name="_Toc242866391"/>
       <w:r>
         <w:t>KPI</w:t>
       </w:r>
@@ -4219,6 +4256,11 @@
     </w:p>
     <w:p>
       <w:pPr>
+        <w:pStyle w:val="Prrafodelista"/>
+        <w:numPr>
+          <w:ilvl w:val="0"/>
+          <w:numId w:val="34"/>
+        </w:numPr>
         <w:rPr>
           <w:lang w:val="es-419" w:eastAsia="es-CO"/>
         </w:rPr>
@@ -4240,6 +4282,11 @@
     </w:p>
     <w:p>
       <w:pPr>
+        <w:pStyle w:val="Prrafodelista"/>
+        <w:numPr>
+          <w:ilvl w:val="0"/>
+          <w:numId w:val="34"/>
+        </w:numPr>
         <w:rPr>
           <w:lang w:val="es-419" w:eastAsia="es-CO"/>
         </w:rPr>
@@ -4319,6 +4366,11 @@
     </w:p>
     <w:p>
       <w:pPr>
+        <w:pStyle w:val="Prrafodelista"/>
+        <w:numPr>
+          <w:ilvl w:val="0"/>
+          <w:numId w:val="35"/>
+        </w:numPr>
         <w:rPr>
           <w:lang w:val="es-419" w:eastAsia="es-CO"/>
         </w:rPr>
@@ -4352,6 +4404,11 @@
     </w:p>
     <w:p>
       <w:pPr>
+        <w:pStyle w:val="Prrafodelista"/>
+        <w:numPr>
+          <w:ilvl w:val="0"/>
+          <w:numId w:val="35"/>
+        </w:numPr>
         <w:rPr>
           <w:lang w:val="es-419" w:eastAsia="es-CO"/>
         </w:rPr>
@@ -4385,6 +4442,11 @@
     </w:p>
     <w:p>
       <w:pPr>
+        <w:pStyle w:val="Prrafodelista"/>
+        <w:numPr>
+          <w:ilvl w:val="0"/>
+          <w:numId w:val="35"/>
+        </w:numPr>
         <w:rPr>
           <w:lang w:val="es-419" w:eastAsia="es-CO"/>
         </w:rPr>
@@ -4418,6 +4480,11 @@
     </w:p>
     <w:p>
       <w:pPr>
+        <w:pStyle w:val="Prrafodelista"/>
+        <w:numPr>
+          <w:ilvl w:val="0"/>
+          <w:numId w:val="35"/>
+        </w:numPr>
         <w:rPr>
           <w:lang w:val="es-419" w:eastAsia="es-CO"/>
         </w:rPr>
@@ -4451,6 +4518,11 @@
     </w:p>
     <w:p>
       <w:pPr>
+        <w:pStyle w:val="Prrafodelista"/>
+        <w:numPr>
+          <w:ilvl w:val="0"/>
+          <w:numId w:val="35"/>
+        </w:numPr>
         <w:rPr>
           <w:lang w:val="es-419" w:eastAsia="es-CO"/>
         </w:rPr>
@@ -4535,6 +4607,11 @@
     </w:p>
     <w:p>
       <w:pPr>
+        <w:pStyle w:val="Prrafodelista"/>
+        <w:numPr>
+          <w:ilvl w:val="0"/>
+          <w:numId w:val="36"/>
+        </w:numPr>
         <w:rPr>
           <w:lang w:val="es-419" w:eastAsia="es-CO"/>
         </w:rPr>
@@ -4598,6 +4675,11 @@
     </w:p>
     <w:p>
       <w:pPr>
+        <w:pStyle w:val="Prrafodelista"/>
+        <w:numPr>
+          <w:ilvl w:val="0"/>
+          <w:numId w:val="36"/>
+        </w:numPr>
         <w:rPr>
           <w:lang w:val="es-419" w:eastAsia="es-CO"/>
         </w:rPr>
@@ -4632,6 +4714,11 @@
     </w:p>
     <w:p>
       <w:pPr>
+        <w:pStyle w:val="Prrafodelista"/>
+        <w:numPr>
+          <w:ilvl w:val="0"/>
+          <w:numId w:val="36"/>
+        </w:numPr>
         <w:rPr>
           <w:lang w:val="es-419" w:eastAsia="es-CO"/>
         </w:rPr>
@@ -4708,6 +4795,11 @@
     </w:p>
     <w:p>
       <w:pPr>
+        <w:pStyle w:val="Prrafodelista"/>
+        <w:numPr>
+          <w:ilvl w:val="0"/>
+          <w:numId w:val="36"/>
+        </w:numPr>
         <w:rPr>
           <w:lang w:val="es-419" w:eastAsia="es-CO"/>
         </w:rPr>
@@ -4784,6 +4876,11 @@
     </w:p>
     <w:p>
       <w:pPr>
+        <w:pStyle w:val="Prrafodelista"/>
+        <w:numPr>
+          <w:ilvl w:val="0"/>
+          <w:numId w:val="36"/>
+        </w:numPr>
         <w:rPr>
           <w:lang w:val="es-419" w:eastAsia="es-CO"/>
         </w:rPr>
@@ -4836,7 +4933,7 @@
       <w:pPr>
         <w:pStyle w:val="Ttulo2"/>
       </w:pPr>
-      <w:bookmarkStart w:id="8" w:name="_Toc232847544"/>
+      <w:bookmarkStart w:id="8" w:name="_Toc242866392"/>
       <w:r>
         <w:t>Proceso de medición</w:t>
       </w:r>
@@ -4969,6 +5066,139 @@
     </w:p>
     <w:p>
       <w:pPr>
+        <w:rPr>
+          <w:b/>
+          <w:bCs/>
+          <w:lang w:val="es-419" w:eastAsia="es-CO"/>
+        </w:rPr>
+      </w:pPr>
+      <w:r>
+        <w:rPr>
+          <w:b/>
+          <w:bCs/>
+          <w:lang w:val="es-419" w:eastAsia="es-CO"/>
+        </w:rPr>
+        <w:lastRenderedPageBreak/>
+        <w:t>Establecer un plan de implementación: ¿cómo medirlo?</w:t>
+      </w:r>
+    </w:p>
+    <w:p>
+      <w:pPr>
+        <w:rPr>
+          <w:lang w:val="es-419" w:eastAsia="es-CO"/>
+        </w:rPr>
+      </w:pPr>
+      <w:r>
+        <w:rPr>
+          <w:lang w:val="es-419" w:eastAsia="es-CO"/>
+        </w:rPr>
+        <w:t>En esta fase se determinan los aspectos técnicos a usar para realizar la medición deseada, teniendo en cuenta qué se quiere medir, si es una red social, un sitio web o una aplicación, y la herramienta de la medición.</w:t>
+      </w:r>
+    </w:p>
+    <w:p>
+      <w:pPr>
+        <w:rPr>
+          <w:b/>
+          <w:bCs/>
+          <w:lang w:val="es-419" w:eastAsia="es-CO"/>
+        </w:rPr>
+      </w:pPr>
+      <w:r>
+        <w:rPr>
+          <w:b/>
+          <w:bCs/>
+          <w:lang w:val="es-419" w:eastAsia="es-CO"/>
+        </w:rPr>
+        <w:t>Implementar un plan: ¿qué aspectos técnicos hay que tener en cuenta?</w:t>
+      </w:r>
+    </w:p>
+    <w:p>
+      <w:pPr>
+        <w:rPr>
+          <w:lang w:val="es-419" w:eastAsia="es-CO"/>
+        </w:rPr>
+      </w:pPr>
+      <w:r>
+        <w:rPr>
+          <w:lang w:val="es-419" w:eastAsia="es-CO"/>
+        </w:rPr>
+        <w:t>Después de establecer el plan de medición e implementación se lleva a cabo la medición, observando atentamente los resultados que esta arroje.</w:t>
+      </w:r>
+    </w:p>
+    <w:p>
+      <w:pPr>
+        <w:rPr>
+          <w:b/>
+          <w:bCs/>
+          <w:lang w:val="es-419" w:eastAsia="es-CO"/>
+        </w:rPr>
+      </w:pPr>
+      <w:r>
+        <w:rPr>
+          <w:b/>
+          <w:bCs/>
+          <w:lang w:val="es-419" w:eastAsia="es-CO"/>
+        </w:rPr>
+        <w:t>Mantener actualizado el plan: ¿qué cambios hay que incluir?</w:t>
+      </w:r>
+    </w:p>
+    <w:p>
+      <w:pPr>
+        <w:rPr>
+          <w:lang w:val="es-419" w:eastAsia="es-CO"/>
+        </w:rPr>
+      </w:pPr>
+      <w:r>
+        <w:rPr>
+          <w:lang w:val="es-419" w:eastAsia="es-CO"/>
+        </w:rPr>
+        <w:t>Al llegar a esta fase se entiende que este es un proceso constante en el que se debe actualizar todo el tiempo, debido a los cambios que surgen día a día en el mundo digital.</w:t>
+      </w:r>
+    </w:p>
+    <w:p>
+      <w:pPr>
+        <w:rPr>
+          <w:lang w:val="es-419" w:eastAsia="es-CO"/>
+        </w:rPr>
+      </w:pPr>
+    </w:p>
+    <w:p>
+      <w:pPr>
+        <w:rPr>
+          <w:lang w:val="es-419" w:eastAsia="es-CO"/>
+        </w:rPr>
+      </w:pPr>
+    </w:p>
+    <w:p>
+      <w:pPr>
+        <w:rPr>
+          <w:lang w:val="es-419" w:eastAsia="es-CO"/>
+        </w:rPr>
+      </w:pPr>
+    </w:p>
+    <w:p>
+      <w:pPr>
+        <w:rPr>
+          <w:lang w:val="es-419" w:eastAsia="es-CO"/>
+        </w:rPr>
+      </w:pPr>
+    </w:p>
+    <w:p>
+      <w:pPr>
+        <w:rPr>
+          <w:lang w:val="es-419" w:eastAsia="es-CO"/>
+        </w:rPr>
+      </w:pPr>
+    </w:p>
+    <w:p>
+      <w:pPr>
+        <w:rPr>
+          <w:lang w:val="es-419" w:eastAsia="es-CO"/>
+        </w:rPr>
+      </w:pPr>
+    </w:p>
+    <w:p>
+      <w:pPr>
         <w:spacing w:before="0" w:after="160" w:line="259" w:lineRule="auto"/>
         <w:ind w:firstLine="0"/>
         <w:rPr>
@@ -4984,157 +5214,9 @@
     </w:p>
     <w:p>
       <w:pPr>
-        <w:rPr>
-          <w:b/>
-          <w:bCs/>
-          <w:lang w:val="es-419" w:eastAsia="es-CO"/>
-        </w:rPr>
-      </w:pPr>
-      <w:r>
-        <w:rPr>
-          <w:b/>
-          <w:bCs/>
-          <w:lang w:val="es-419" w:eastAsia="es-CO"/>
-        </w:rPr>
-        <w:lastRenderedPageBreak/>
-        <w:t>Establecer un plan de implementación: ¿cómo medirlo?</w:t>
-      </w:r>
-    </w:p>
-    <w:p>
-      <w:pPr>
-        <w:rPr>
-          <w:lang w:val="es-419" w:eastAsia="es-CO"/>
-        </w:rPr>
-      </w:pPr>
-      <w:r>
-        <w:rPr>
-          <w:lang w:val="es-419" w:eastAsia="es-CO"/>
-        </w:rPr>
-        <w:t>En esta fase se determinan los aspectos técnicos a usar para realizar la medición deseada, teniendo en cuenta qué se quiere medir, si es una red social, un sitio web o una aplicación, y la herramienta de la medición.</w:t>
-      </w:r>
-    </w:p>
-    <w:p>
-      <w:pPr>
-        <w:rPr>
-          <w:b/>
-          <w:bCs/>
-          <w:lang w:val="es-419" w:eastAsia="es-CO"/>
-        </w:rPr>
-      </w:pPr>
-      <w:r>
-        <w:rPr>
-          <w:b/>
-          <w:bCs/>
-          <w:lang w:val="es-419" w:eastAsia="es-CO"/>
-        </w:rPr>
-        <w:t>Implementar un plan: ¿qué aspectos técnicos hay que tener en cuenta?</w:t>
-      </w:r>
-    </w:p>
-    <w:p>
-      <w:pPr>
-        <w:rPr>
-          <w:lang w:val="es-419" w:eastAsia="es-CO"/>
-        </w:rPr>
-      </w:pPr>
-      <w:r>
-        <w:rPr>
-          <w:lang w:val="es-419" w:eastAsia="es-CO"/>
-        </w:rPr>
-        <w:t>Después de establecer el plan de medición e implementación se lleva a cabo la medición, observando atentamente los resultados que esta arroje.</w:t>
-      </w:r>
-    </w:p>
-    <w:p>
-      <w:pPr>
-        <w:rPr>
-          <w:b/>
-          <w:bCs/>
-          <w:lang w:val="es-419" w:eastAsia="es-CO"/>
-        </w:rPr>
-      </w:pPr>
-      <w:r>
-        <w:rPr>
-          <w:b/>
-          <w:bCs/>
-          <w:lang w:val="es-419" w:eastAsia="es-CO"/>
-        </w:rPr>
-        <w:t>Mantener actualizado el plan: ¿qué cambios hay que incluir?</w:t>
-      </w:r>
-    </w:p>
-    <w:p>
-      <w:pPr>
-        <w:rPr>
-          <w:lang w:val="es-419" w:eastAsia="es-CO"/>
-        </w:rPr>
-      </w:pPr>
-      <w:r>
-        <w:rPr>
-          <w:lang w:val="es-419" w:eastAsia="es-CO"/>
-        </w:rPr>
-        <w:t>Al llegar a esta fase se entiende que este es un proceso constante en el que se debe actualizar todo el tiempo, debido a los cambios que surgen día a día en el mundo digital.</w:t>
-      </w:r>
-    </w:p>
-    <w:p>
-      <w:pPr>
-        <w:rPr>
-          <w:lang w:val="es-419" w:eastAsia="es-CO"/>
-        </w:rPr>
-      </w:pPr>
-    </w:p>
-    <w:p>
-      <w:pPr>
-        <w:rPr>
-          <w:lang w:val="es-419" w:eastAsia="es-CO"/>
-        </w:rPr>
-      </w:pPr>
-    </w:p>
-    <w:p>
-      <w:pPr>
-        <w:rPr>
-          <w:lang w:val="es-419" w:eastAsia="es-CO"/>
-        </w:rPr>
-      </w:pPr>
-    </w:p>
-    <w:p>
-      <w:pPr>
-        <w:rPr>
-          <w:lang w:val="es-419" w:eastAsia="es-CO"/>
-        </w:rPr>
-      </w:pPr>
-    </w:p>
-    <w:p>
-      <w:pPr>
-        <w:rPr>
-          <w:lang w:val="es-419" w:eastAsia="es-CO"/>
-        </w:rPr>
-      </w:pPr>
-    </w:p>
-    <w:p>
-      <w:pPr>
-        <w:rPr>
-          <w:lang w:val="es-419" w:eastAsia="es-CO"/>
-        </w:rPr>
-      </w:pPr>
-    </w:p>
-    <w:p>
-      <w:pPr>
-        <w:spacing w:before="0" w:after="160" w:line="259" w:lineRule="auto"/>
-        <w:ind w:firstLine="0"/>
-        <w:rPr>
-          <w:lang w:val="es-419" w:eastAsia="es-CO"/>
-        </w:rPr>
-      </w:pPr>
-      <w:r>
-        <w:rPr>
-          <w:lang w:val="es-419" w:eastAsia="es-CO"/>
-        </w:rPr>
-        <w:br w:type="page"/>
-      </w:r>
-    </w:p>
-    <w:p>
-      <w:pPr>
         <w:pStyle w:val="Ttulo1"/>
       </w:pPr>
-      <w:bookmarkStart w:id="9" w:name="_Toc232847545"/>
+      <w:bookmarkStart w:id="9" w:name="_Toc242866393"/>
       <w:r>
         <w:lastRenderedPageBreak/>
         <w:t>Análisis de información</w:t>
@@ -5236,8 +5318,8 @@
           <w:noProof/>
         </w:rPr>
         <w:drawing>
-          <wp:inline distT="0" distB="0" distL="0" distR="0" wp14:anchorId="2EB0D945" wp14:editId="206227D2">
-            <wp:extent cx="4584862" cy="2504847"/>
+          <wp:inline distT="0" distB="0" distL="0" distR="0" wp14:anchorId="2EB0D945" wp14:editId="76CB5A4D">
+            <wp:extent cx="4680000" cy="2556000"/>
             <wp:effectExtent l="0" t="0" r="6350" b="0"/>
             <wp:docPr id="2138142121" name="Imagen 6" descr="¿Por cuáles fuentes de tráfico han accedido?&#10;¿Qué hacen una vez dentro de tu web o aplicación?&#10;¿Por qué no compran tus clientes?&#10;¿Qué están buscando en tu web o aplicación?&#10;¿Por dónde está siendo desviada su atención?&#10;¿Qué valor tienen estos usuarios para ti?&#10;¿Quiénes son los usuarios que visitan tu web o aplicación?"/>
             <wp:cNvGraphicFramePr>
@@ -5268,7 +5350,7 @@
                   <pic:spPr bwMode="auto">
                     <a:xfrm>
                       <a:off x="0" y="0"/>
-                      <a:ext cx="4627744" cy="2528275"/>
+                      <a:ext cx="4680000" cy="2556000"/>
                     </a:xfrm>
                     <a:prstGeom prst="rect">
                       <a:avLst/>
@@ -5340,7 +5422,7 @@
       <w:pPr>
         <w:pStyle w:val="Ttulo2"/>
       </w:pPr>
-      <w:bookmarkStart w:id="10" w:name="_Toc232847546"/>
+      <w:bookmarkStart w:id="10" w:name="_Toc242866394"/>
       <w:r>
         <w:t>¿Qué se debe medir?</w:t>
       </w:r>
@@ -5396,27 +5478,31 @@
     </w:p>
     <w:p>
       <w:pPr>
+        <w:pStyle w:val="Prrafodelista"/>
+        <w:numPr>
+          <w:ilvl w:val="0"/>
+          <w:numId w:val="37"/>
+        </w:numPr>
+        <w:rPr>
+          <w:lang w:val="es-419" w:eastAsia="es-CO"/>
+        </w:rPr>
+      </w:pPr>
+      <w:r>
         <w:rPr>
           <w:b/>
           <w:bCs/>
           <w:lang w:val="es-419" w:eastAsia="es-CO"/>
         </w:rPr>
-      </w:pPr>
+        <w:t>Segmentación</w:t>
+      </w:r>
       <w:r>
         <w:rPr>
           <w:b/>
           <w:bCs/>
           <w:lang w:val="es-419" w:eastAsia="es-CO"/>
         </w:rPr>
-        <w:t>Segmentación</w:t>
-      </w:r>
-    </w:p>
-    <w:p>
-      <w:pPr>
-        <w:rPr>
-          <w:lang w:val="es-419" w:eastAsia="es-CO"/>
-        </w:rPr>
-      </w:pPr>
+        <w:t xml:space="preserve">. </w:t>
+      </w:r>
       <w:r>
         <w:rPr>
           <w:lang w:val="es-419" w:eastAsia="es-CO"/>
@@ -5441,162 +5527,173 @@
     </w:p>
     <w:p>
       <w:pPr>
+        <w:pStyle w:val="Prrafodelista"/>
+        <w:numPr>
+          <w:ilvl w:val="0"/>
+          <w:numId w:val="37"/>
+        </w:numPr>
+        <w:rPr>
+          <w:lang w:val="es-419" w:eastAsia="es-CO"/>
+        </w:rPr>
+      </w:pPr>
+      <w:r>
         <w:rPr>
           <w:b/>
           <w:bCs/>
           <w:lang w:val="es-419" w:eastAsia="es-CO"/>
         </w:rPr>
-      </w:pPr>
+        <w:lastRenderedPageBreak/>
+        <w:t>Representación de los datos</w:t>
+      </w:r>
       <w:r>
         <w:rPr>
           <w:b/>
           <w:bCs/>
           <w:lang w:val="es-419" w:eastAsia="es-CO"/>
         </w:rPr>
+        <w:t xml:space="preserve">. </w:t>
+      </w:r>
+      <w:r>
+        <w:rPr>
+          <w:lang w:val="es-419" w:eastAsia="es-CO"/>
+        </w:rPr>
+        <w:t>Comparación de evolución de los datos generados con respecto a una línea de tiempo, es decir, ver cómo se comportan los datos encontrados a lo largo del tiempo, con el fin de darlos a conocer en gráficos que permitan identificar cambios significativos para la toma de decisiones. Esta representación de datos permite observar desde un plano general, para ubicar hechos específicos del porqué suceden y en qué están afectando la consecución de los objetivos propuestos.</w:t>
+      </w:r>
+    </w:p>
+    <w:p>
+      <w:pPr>
+        <w:pStyle w:val="Ttulo2"/>
+      </w:pPr>
+      <w:bookmarkStart w:id="11" w:name="_Toc242866395"/>
+      <w:r>
+        <w:t>Análisi</w:t>
+      </w:r>
+      <w:r>
+        <w:t xml:space="preserve">s </w:t>
+      </w:r>
+      <w:r>
+        <w:t>de la competencia</w:t>
+      </w:r>
+      <w:bookmarkEnd w:id="11"/>
+    </w:p>
+    <w:p>
+      <w:pPr>
+        <w:rPr>
+          <w:lang w:val="es-419" w:eastAsia="es-CO"/>
+        </w:rPr>
+      </w:pPr>
+      <w:r>
+        <w:rPr>
+          <w:lang w:val="es-419" w:eastAsia="es-CO"/>
+        </w:rPr>
+        <w:t>Para saber direccionar los esfuerzos encaminados a lograr los objetivos propuestos, se debe conocer a la competencia, esto permite entender el escenario en el que se desenvuelve una marca o una empresa, las oportunidades del mercado, las posibles amenazas y es de gran ayuda para direccionar las estrategias establecidas</w:t>
+      </w:r>
+      <w:r>
+        <w:rPr>
+          <w:lang w:val="es-419" w:eastAsia="es-CO"/>
+        </w:rPr>
+        <w:t>.</w:t>
+      </w:r>
+    </w:p>
+    <w:p>
+      <w:pPr>
+        <w:rPr>
+          <w:lang w:val="es-419" w:eastAsia="es-CO"/>
+        </w:rPr>
+      </w:pPr>
+      <w:r>
+        <w:rPr>
+          <w:lang w:val="es-419" w:eastAsia="es-CO"/>
+        </w:rPr>
+        <w:t xml:space="preserve">Aunque en la cotidianidad las comparaciones nunca son buenas, en el </w:t>
+      </w:r>
+      <w:r>
+        <w:rPr>
+          <w:rStyle w:val="Extranjerismo"/>
+          <w:lang w:val="es-419" w:eastAsia="es-CO"/>
+        </w:rPr>
+        <w:t>marketing</w:t>
+      </w:r>
+      <w:r>
+        <w:rPr>
+          <w:lang w:val="es-419" w:eastAsia="es-CO"/>
+        </w:rPr>
+        <w:t xml:space="preserve"> digital pueden ser muy provechosas para poner los pies en la tierra y dirigirse por el camino correcto, Con respecto a esto, según Maciá y Santoja (2017) se debe hacer uso de la matriz DOFA (debilidades, oportunidades, fortalezas y amenazas) para observar estos aspectos con relación a otra marca, igualmente se deben plantear interrogantes en torno a las redes sociales utilizadas, los contenidos, la periodicidad de publicación, las interacciones de los usuarios, cantidad de seguidores, tono que usan para comunicarse, publicaciones populares, es decir, toda la información que se puede obtener al revisar la red social externamente.</w:t>
+      </w:r>
+      <w:r>
+        <w:rPr>
+          <w:lang w:val="es-419" w:eastAsia="es-CO"/>
+        </w:rPr>
+        <w:t xml:space="preserve"> </w:t>
+      </w:r>
+    </w:p>
+    <w:p>
+      <w:pPr>
+        <w:rPr>
+          <w:lang w:val="es-419" w:eastAsia="es-CO"/>
+        </w:rPr>
+      </w:pPr>
+      <w:r>
+        <w:rPr>
+          <w:lang w:val="es-419" w:eastAsia="es-CO"/>
+        </w:rPr>
         <w:lastRenderedPageBreak/>
-        <w:t>Representación de los datos</w:t>
-      </w:r>
-    </w:p>
-    <w:p>
-      <w:pPr>
-        <w:rPr>
-          <w:lang w:val="es-419" w:eastAsia="es-CO"/>
-        </w:rPr>
-      </w:pPr>
-      <w:r>
-        <w:rPr>
-          <w:lang w:val="es-419" w:eastAsia="es-CO"/>
-        </w:rPr>
-        <w:t>Comparación de evolución de los datos generados con respecto a una línea de tiempo, es decir, ver cómo se comportan los datos encontrados a lo largo del tiempo, con el fin de darlos a conocer en gráficos que permitan identificar cambios significativos para la toma de decisiones. Esta representación de datos permite observar desde un plano general, para ubicar hechos específicos del porqué suceden y en qué están afectando la consecución de los objetivos propuestos.</w:t>
+        <w:t xml:space="preserve">Estimado aprendiz, ahora se deben contestar estas preguntas: ¿ha hecho una matriz DOFA?, ¿cómo la ha hecho? Es necesario compartir sus reflexiones en los espacios de comunicación del curso. </w:t>
       </w:r>
     </w:p>
     <w:p>
       <w:pPr>
         <w:pStyle w:val="Ttulo2"/>
       </w:pPr>
-      <w:bookmarkStart w:id="11" w:name="_Toc232847547"/>
-      <w:r>
-        <w:t>Análisi</w:t>
-      </w:r>
-      <w:r>
-        <w:t xml:space="preserve">s </w:t>
-      </w:r>
-      <w:r>
-        <w:t>de la competencia</w:t>
-      </w:r>
-      <w:bookmarkEnd w:id="11"/>
-    </w:p>
-    <w:p>
-      <w:pPr>
-        <w:rPr>
-          <w:lang w:val="es-419" w:eastAsia="es-CO"/>
-        </w:rPr>
-      </w:pPr>
-      <w:r>
-        <w:rPr>
-          <w:lang w:val="es-419" w:eastAsia="es-CO"/>
-        </w:rPr>
-        <w:t>Para saber direccionar los esfuerzos encaminados a lograr los objetivos propuestos, se debe conocer a la competencia, esto permite entender el escenario en el que se desenvuelve una marca o una empresa, las oportunidades del mercado, las posibles amenazas y es de gran ayuda para direccionar las estrategias establecidas</w:t>
-      </w:r>
-      <w:r>
-        <w:rPr>
-          <w:lang w:val="es-419" w:eastAsia="es-CO"/>
-        </w:rPr>
-        <w:t>.</w:t>
-      </w:r>
-    </w:p>
-    <w:p>
-      <w:pPr>
-        <w:rPr>
-          <w:lang w:val="es-419" w:eastAsia="es-CO"/>
-        </w:rPr>
-      </w:pPr>
-      <w:r>
-        <w:rPr>
-          <w:lang w:val="es-419" w:eastAsia="es-CO"/>
-        </w:rPr>
-        <w:t xml:space="preserve">Aunque en la cotidianidad las comparaciones nunca son buenas, en el </w:t>
+      <w:bookmarkStart w:id="12" w:name="_Toc242866396"/>
+      <w:r>
+        <w:t>Análisis cualitativo</w:t>
+      </w:r>
+      <w:bookmarkEnd w:id="12"/>
+    </w:p>
+    <w:p>
+      <w:pPr>
+        <w:rPr>
+          <w:lang w:val="es-419" w:eastAsia="es-CO"/>
+        </w:rPr>
+      </w:pPr>
+      <w:r>
+        <w:rPr>
+          <w:lang w:val="es-419" w:eastAsia="es-CO"/>
+        </w:rPr>
+        <w:t>A través de las cifras arrojadas por los datos se puede realizar un análisis cuantitativo, pero esto no es suficiente, conocer al público al que se dirige una marca o empresa, identificar sus gustos y características relevantes conlleva a la necesidad de un análisis cualitativo.</w:t>
+      </w:r>
+    </w:p>
+    <w:p>
+      <w:pPr>
+        <w:rPr>
+          <w:lang w:val="es-419" w:eastAsia="es-CO"/>
+        </w:rPr>
+      </w:pPr>
+      <w:r>
+        <w:rPr>
+          <w:lang w:val="es-419" w:eastAsia="es-CO"/>
+        </w:rPr>
+        <w:t xml:space="preserve">Para este proceso, se pueden utilizar diferentes alternativas, pero existen tres que pueden ser de gran ayuda. Ellos son: cuestionarios, </w:t>
       </w:r>
       <w:r>
         <w:rPr>
           <w:rStyle w:val="Extranjerismo"/>
           <w:lang w:val="es-419" w:eastAsia="es-CO"/>
         </w:rPr>
-        <w:t>marketing</w:t>
-      </w:r>
-      <w:r>
-        <w:rPr>
-          <w:lang w:val="es-419" w:eastAsia="es-CO"/>
-        </w:rPr>
-        <w:t xml:space="preserve"> digital pueden ser muy provechosas para poner los pies en la tierra y dirigirse por el camino correcto, Con respecto a esto, según Maciá y Santoja (2017) se debe hacer uso de la matriz DOFA (debilidades, oportunidades, fortalezas y amenazas) para observar estos aspectos con relación a otra marca, igualmente se deben plantear interrogantes en torno a las redes sociales utilizadas, los contenidos, la periodicidad de publicación, las interacciones de los usuarios, cantidad de seguidores, tono que usan para comunicarse, publicaciones populares, es decir, toda la información que se puede obtener al revisar la red social externamente.</w:t>
-      </w:r>
-      <w:r>
-        <w:rPr>
-          <w:lang w:val="es-419" w:eastAsia="es-CO"/>
-        </w:rPr>
-        <w:t xml:space="preserve"> </w:t>
-      </w:r>
-      <w:r>
-        <w:rPr>
-          <w:lang w:val="es-419" w:eastAsia="es-CO"/>
-        </w:rPr>
-        <w:t>Estimado aprendiz, ahora se deben contestar estas preguntas: ¿ha hecho una matriz DOFA?, ¿cómo la ha hecho? Es necesario compartir sus reflexiones en los espacios de comunicación del curso. Lo leemos.</w:t>
-      </w:r>
-    </w:p>
-    <w:p>
-      <w:pPr>
-        <w:pStyle w:val="Ttulo2"/>
-      </w:pPr>
-      <w:bookmarkStart w:id="12" w:name="_Toc232847548"/>
-      <w:r>
-        <w:lastRenderedPageBreak/>
-        <w:t>Análisis cualitativo</w:t>
-      </w:r>
-      <w:bookmarkEnd w:id="12"/>
-    </w:p>
-    <w:p>
-      <w:pPr>
-        <w:rPr>
-          <w:lang w:val="es-419" w:eastAsia="es-CO"/>
-        </w:rPr>
-      </w:pPr>
-      <w:r>
-        <w:rPr>
-          <w:lang w:val="es-419" w:eastAsia="es-CO"/>
-        </w:rPr>
-        <w:t>A través de las cifras arrojadas por los datos se puede realizar un análisis cuantitativo, pero esto no es suficiente, conocer al público al que se dirige una marca o empresa, identificar sus gustos y características relevantes conlleva a la necesidad de un análisis cualitativo.</w:t>
-      </w:r>
-    </w:p>
-    <w:p>
-      <w:pPr>
-        <w:rPr>
-          <w:lang w:val="es-419" w:eastAsia="es-CO"/>
-        </w:rPr>
-      </w:pPr>
-      <w:r>
-        <w:rPr>
-          <w:lang w:val="es-419" w:eastAsia="es-CO"/>
-        </w:rPr>
-        <w:t xml:space="preserve">Para este proceso, se pueden utilizar diferentes alternativas, pero existen tres que pueden ser de gran ayuda. Ellos son: cuestionarios, </w:t>
+        <w:t>listening</w:t>
+      </w:r>
+      <w:r>
+        <w:rPr>
+          <w:lang w:val="es-419" w:eastAsia="es-CO"/>
+        </w:rPr>
+        <w:t xml:space="preserve"> y </w:t>
       </w:r>
       <w:r>
         <w:rPr>
           <w:rStyle w:val="Extranjerismo"/>
           <w:lang w:val="es-419" w:eastAsia="es-CO"/>
         </w:rPr>
-        <w:t>listening</w:t>
-      </w:r>
-      <w:r>
-        <w:rPr>
-          <w:lang w:val="es-419" w:eastAsia="es-CO"/>
-        </w:rPr>
-        <w:t xml:space="preserve"> y </w:t>
-      </w:r>
-      <w:r>
-        <w:rPr>
-          <w:rStyle w:val="Extranjerismo"/>
-          <w:lang w:val="es-419" w:eastAsia="es-CO"/>
-        </w:rPr>
         <w:t>testing</w:t>
       </w:r>
       <w:r>
@@ -5608,6 +5705,11 @@
     </w:p>
     <w:p>
       <w:pPr>
+        <w:pStyle w:val="Prrafodelista"/>
+        <w:numPr>
+          <w:ilvl w:val="0"/>
+          <w:numId w:val="38"/>
+        </w:numPr>
         <w:rPr>
           <w:lang w:val="es-419" w:eastAsia="es-CO"/>
         </w:rPr>
@@ -5620,13 +5722,14 @@
         </w:rPr>
         <w:t>Cuestionarios</w:t>
       </w:r>
-    </w:p>
-    <w:p>
-      <w:pPr>
-        <w:rPr>
-          <w:lang w:val="es-419" w:eastAsia="es-CO"/>
-        </w:rPr>
-      </w:pPr>
+      <w:r>
+        <w:rPr>
+          <w:b/>
+          <w:bCs/>
+          <w:lang w:val="es-419" w:eastAsia="es-CO"/>
+        </w:rPr>
+        <w:t xml:space="preserve">. </w:t>
+      </w:r>
       <w:r>
         <w:rPr>
           <w:lang w:val="es-419" w:eastAsia="es-CO"/>
@@ -5636,6 +5739,11 @@
     </w:p>
     <w:p>
       <w:pPr>
+        <w:pStyle w:val="Prrafodelista"/>
+        <w:numPr>
+          <w:ilvl w:val="0"/>
+          <w:numId w:val="38"/>
+        </w:numPr>
         <w:rPr>
           <w:lang w:val="es-419" w:eastAsia="es-CO"/>
         </w:rPr>
@@ -5649,26 +5757,6 @@
         </w:rPr>
         <w:t>Listening</w:t>
       </w:r>
-    </w:p>
-    <w:p>
-      <w:pPr>
-        <w:rPr>
-          <w:lang w:val="es-419" w:eastAsia="es-CO"/>
-        </w:rPr>
-      </w:pPr>
-      <w:r>
-        <w:rPr>
-          <w:lang w:val="es-419" w:eastAsia="es-CO"/>
-        </w:rPr>
-        <w:t>Esta es una alternativa para conocer qué se está diciendo de la marca o empresa en tiempo real, en otras palabras, “estar en la jugada”, para ello existen distintas herramientas que permiten arrojar información importante con respecto a aquellos que los usuarios están comentando de la marca.</w:t>
-      </w:r>
-    </w:p>
-    <w:p>
-      <w:pPr>
-        <w:rPr>
-          <w:lang w:val="es-419" w:eastAsia="es-CO"/>
-        </w:rPr>
-      </w:pPr>
       <w:r>
         <w:rPr>
           <w:rStyle w:val="Extranjerismo"/>
@@ -5676,15 +5764,46 @@
           <w:bCs/>
           <w:lang w:val="es-419" w:eastAsia="es-CO"/>
         </w:rPr>
+        <w:t xml:space="preserve">. </w:t>
+      </w:r>
+      <w:r>
+        <w:rPr>
+          <w:lang w:val="es-419" w:eastAsia="es-CO"/>
+        </w:rPr>
+        <w:t>Esta es una alternativa para conocer qué se está diciendo de la marca o empresa en tiempo real, en otras palabras, “estar en la jugada”, para ello existen distintas herramientas que permiten arrojar información importante con respecto a aquellos que los usuarios están comentando de la marca.</w:t>
+      </w:r>
+    </w:p>
+    <w:p>
+      <w:pPr>
+        <w:pStyle w:val="Prrafodelista"/>
+        <w:numPr>
+          <w:ilvl w:val="0"/>
+          <w:numId w:val="38"/>
+        </w:numPr>
+        <w:rPr>
+          <w:lang w:val="es-419" w:eastAsia="es-CO"/>
+        </w:rPr>
+      </w:pPr>
+      <w:proofErr w:type="spellStart"/>
+      <w:r>
+        <w:rPr>
+          <w:rStyle w:val="Extranjerismo"/>
+          <w:b/>
+          <w:bCs/>
+          <w:lang w:val="es-419" w:eastAsia="es-CO"/>
+        </w:rPr>
         <w:t>Testing</w:t>
       </w:r>
-    </w:p>
-    <w:p>
-      <w:pPr>
-        <w:rPr>
-          <w:lang w:val="es-419" w:eastAsia="es-CO"/>
-        </w:rPr>
-      </w:pPr>
+      <w:proofErr w:type="spellEnd"/>
+      <w:r>
+        <w:rPr>
+          <w:rStyle w:val="Extranjerismo"/>
+          <w:b/>
+          <w:bCs/>
+          <w:lang w:val="es-419" w:eastAsia="es-CO"/>
+        </w:rPr>
+        <w:t xml:space="preserve">. </w:t>
+      </w:r>
       <w:r>
         <w:rPr>
           <w:lang w:val="es-419" w:eastAsia="es-CO"/>
@@ -5696,7 +5815,7 @@
       <w:pPr>
         <w:pStyle w:val="Ttulo2"/>
       </w:pPr>
-      <w:bookmarkStart w:id="13" w:name="_Toc232847549"/>
+      <w:bookmarkStart w:id="13" w:name="_Toc242866397"/>
       <w:r>
         <w:lastRenderedPageBreak/>
         <w:t>Comportamiento del consumidor (personalidades de compra)</w:t>
@@ -5791,28 +5910,32 @@
     </w:p>
     <w:p>
       <w:pPr>
+        <w:pStyle w:val="Prrafodelista"/>
+        <w:numPr>
+          <w:ilvl w:val="0"/>
+          <w:numId w:val="39"/>
+        </w:numPr>
+        <w:rPr>
+          <w:lang w:val="es-419" w:eastAsia="es-CO"/>
+        </w:rPr>
+      </w:pPr>
+      <w:r>
         <w:rPr>
           <w:b/>
           <w:bCs/>
           <w:lang w:val="es-419" w:eastAsia="es-CO"/>
         </w:rPr>
-      </w:pPr>
+        <w:lastRenderedPageBreak/>
+        <w:t>Contenido</w:t>
+      </w:r>
       <w:r>
         <w:rPr>
           <w:b/>
           <w:bCs/>
           <w:lang w:val="es-419" w:eastAsia="es-CO"/>
         </w:rPr>
-        <w:lastRenderedPageBreak/>
-        <w:t>Contenido</w:t>
-      </w:r>
-    </w:p>
-    <w:p>
-      <w:pPr>
-        <w:rPr>
-          <w:lang w:val="es-419" w:eastAsia="es-CO"/>
-        </w:rPr>
-      </w:pPr>
+        <w:t xml:space="preserve">. </w:t>
+      </w:r>
       <w:r>
         <w:rPr>
           <w:lang w:val="es-419" w:eastAsia="es-CO"/>
@@ -5822,6 +5945,11 @@
     </w:p>
     <w:p>
       <w:pPr>
+        <w:pStyle w:val="Prrafodelista"/>
+        <w:numPr>
+          <w:ilvl w:val="0"/>
+          <w:numId w:val="39"/>
+        </w:numPr>
         <w:rPr>
           <w:lang w:val="es-419" w:eastAsia="es-CO"/>
         </w:rPr>
@@ -5834,54 +5962,61 @@
         </w:rPr>
         <w:t>Dispositivos</w:t>
       </w:r>
-    </w:p>
-    <w:p>
-      <w:pPr>
-        <w:rPr>
-          <w:lang w:val="es-419" w:eastAsia="es-CO"/>
-        </w:rPr>
-      </w:pPr>
-      <w:r>
-        <w:rPr>
-          <w:lang w:val="es-419" w:eastAsia="es-CO"/>
-        </w:rPr>
-        <w:t xml:space="preserve">Es importante pensar a través de qué medios se conecta el consumidor de una marca o empresa y, con ello, se hace necesario adaptar los contenidos publicados para que sean llamativos por el medio usado, ya sea el teléfono celular, computador o </w:t>
-      </w:r>
-      <w:r>
-        <w:rPr>
-          <w:rStyle w:val="Extranjerismo"/>
-          <w:lang w:val="es-419" w:eastAsia="es-CO"/>
-        </w:rPr>
-        <w:t>tablet</w:t>
-      </w:r>
-      <w:r>
-        <w:rPr>
-          <w:lang w:val="es-419" w:eastAsia="es-CO"/>
-        </w:rPr>
-        <w:t>.</w:t>
-      </w:r>
-    </w:p>
-    <w:p>
-      <w:pPr>
-        <w:rPr>
-          <w:lang w:val="es-419" w:eastAsia="es-CO"/>
-        </w:rPr>
-      </w:pPr>
       <w:r>
         <w:rPr>
           <w:b/>
           <w:bCs/>
           <w:lang w:val="es-419" w:eastAsia="es-CO"/>
         </w:rPr>
+        <w:t xml:space="preserve">. </w:t>
+      </w:r>
+      <w:r>
+        <w:rPr>
+          <w:lang w:val="es-419" w:eastAsia="es-CO"/>
+        </w:rPr>
+        <w:t xml:space="preserve">Es importante pensar a través de qué medios se conecta el consumidor de una marca o empresa y, con ello, se hace necesario adaptar los contenidos publicados para que sean llamativos por el medio usado, ya sea el teléfono celular, computador o </w:t>
+      </w:r>
+      <w:r>
+        <w:rPr>
+          <w:rStyle w:val="Extranjerismo"/>
+          <w:lang w:val="es-419" w:eastAsia="es-CO"/>
+        </w:rPr>
+        <w:t>tablet</w:t>
+      </w:r>
+      <w:r>
+        <w:rPr>
+          <w:lang w:val="es-419" w:eastAsia="es-CO"/>
+        </w:rPr>
+        <w:t>.</w:t>
+      </w:r>
+    </w:p>
+    <w:p>
+      <w:pPr>
+        <w:pStyle w:val="Prrafodelista"/>
+        <w:numPr>
+          <w:ilvl w:val="0"/>
+          <w:numId w:val="39"/>
+        </w:numPr>
+        <w:rPr>
+          <w:lang w:val="es-419" w:eastAsia="es-CO"/>
+        </w:rPr>
+      </w:pPr>
+      <w:r>
+        <w:rPr>
+          <w:b/>
+          <w:bCs/>
+          <w:lang w:val="es-419" w:eastAsia="es-CO"/>
+        </w:rPr>
         <w:t>Actitud</w:t>
       </w:r>
-    </w:p>
-    <w:p>
-      <w:pPr>
-        <w:rPr>
-          <w:lang w:val="es-419" w:eastAsia="es-CO"/>
-        </w:rPr>
-      </w:pPr>
+      <w:r>
+        <w:rPr>
+          <w:b/>
+          <w:bCs/>
+          <w:lang w:val="es-419" w:eastAsia="es-CO"/>
+        </w:rPr>
+        <w:t xml:space="preserve">. </w:t>
+      </w:r>
       <w:r>
         <w:rPr>
           <w:lang w:val="es-419" w:eastAsia="es-CO"/>
@@ -5929,7 +6064,7 @@
       <w:pPr>
         <w:pStyle w:val="Ttulo1"/>
       </w:pPr>
-      <w:bookmarkStart w:id="14" w:name="_Toc232847550"/>
+      <w:bookmarkStart w:id="14" w:name="_Toc242866398"/>
       <w:r>
         <w:lastRenderedPageBreak/>
         <w:t>Estructuración e interpretación de indicadores para la preparación de reportes</w:t>
@@ -5966,7 +6101,7 @@
       <w:pPr>
         <w:pStyle w:val="Ttulo2"/>
       </w:pPr>
-      <w:bookmarkStart w:id="15" w:name="_Toc232847551"/>
+      <w:bookmarkStart w:id="15" w:name="_Toc242866399"/>
       <w:r>
         <w:t>Características de un reporte de resultados</w:t>
       </w:r>
@@ -6102,7 +6237,7 @@
       <w:pPr>
         <w:pStyle w:val="Ttulo2"/>
       </w:pPr>
-      <w:bookmarkStart w:id="16" w:name="_Toc232847552"/>
+      <w:bookmarkStart w:id="16" w:name="_Toc242866400"/>
       <w:r>
         <w:t>Tipos de reportes</w:t>
       </w:r>
@@ -6123,27 +6258,31 @@
     </w:p>
     <w:p>
       <w:pPr>
+        <w:pStyle w:val="Prrafodelista"/>
+        <w:numPr>
+          <w:ilvl w:val="0"/>
+          <w:numId w:val="40"/>
+        </w:numPr>
+        <w:rPr>
+          <w:lang w:val="es-419" w:eastAsia="es-CO"/>
+        </w:rPr>
+      </w:pPr>
+      <w:r>
         <w:rPr>
           <w:b/>
           <w:bCs/>
           <w:lang w:val="es-419" w:eastAsia="es-CO"/>
         </w:rPr>
-      </w:pPr>
+        <w:t>Cuadro de mando</w:t>
+      </w:r>
       <w:r>
         <w:rPr>
           <w:b/>
           <w:bCs/>
           <w:lang w:val="es-419" w:eastAsia="es-CO"/>
         </w:rPr>
-        <w:t>Cuadro de mando</w:t>
-      </w:r>
-    </w:p>
-    <w:p>
-      <w:pPr>
-        <w:rPr>
-          <w:lang w:val="es-419" w:eastAsia="es-CO"/>
-        </w:rPr>
-      </w:pPr>
+        <w:t xml:space="preserve">. </w:t>
+      </w:r>
       <w:r>
         <w:rPr>
           <w:lang w:val="es-419" w:eastAsia="es-CO"/>
@@ -6162,27 +6301,31 @@
     </w:p>
     <w:p>
       <w:pPr>
+        <w:pStyle w:val="Prrafodelista"/>
+        <w:numPr>
+          <w:ilvl w:val="0"/>
+          <w:numId w:val="40"/>
+        </w:numPr>
+        <w:rPr>
+          <w:lang w:val="es-419" w:eastAsia="es-CO"/>
+        </w:rPr>
+      </w:pPr>
+      <w:r>
         <w:rPr>
           <w:b/>
           <w:bCs/>
           <w:lang w:val="es-419" w:eastAsia="es-CO"/>
         </w:rPr>
-      </w:pPr>
+        <w:t>Panel de control</w:t>
+      </w:r>
       <w:r>
         <w:rPr>
           <w:b/>
           <w:bCs/>
           <w:lang w:val="es-419" w:eastAsia="es-CO"/>
         </w:rPr>
-        <w:t>Panel de control</w:t>
-      </w:r>
-    </w:p>
-    <w:p>
-      <w:pPr>
-        <w:rPr>
-          <w:lang w:val="es-419" w:eastAsia="es-CO"/>
-        </w:rPr>
-      </w:pPr>
+        <w:t xml:space="preserve">. </w:t>
+      </w:r>
       <w:r>
         <w:rPr>
           <w:lang w:val="es-419" w:eastAsia="es-CO"/>
@@ -6206,17 +6349,16 @@
         <w:rPr>
           <w:lang w:val="es-419" w:eastAsia="es-CO"/>
         </w:rPr>
-        <w:t>,</w:t>
-      </w:r>
-      <w:r>
-        <w:rPr>
-          <w:lang w:val="es-419" w:eastAsia="es-CO"/>
-        </w:rPr>
-        <w:t xml:space="preserve"> se mantiene en constante actualización y permite dividir los objetivos de la marca o empresa en otros más pequeños, de acuerdo con las métricas necesarias para analizar su rendimiento. Para ello, hay una gran cantidad de herramientas que permiten automatizar este proceso con el fin de optimizar tiempo.</w:t>
-      </w:r>
-    </w:p>
-    <w:p>
-      <w:pPr>
+        <w:t>, se mantiene en constante actualización y permite dividir los objetivos de la marca o empresa en otros más pequeños, de acuerdo con las métricas necesarias para analizar su rendimiento. Para ello, hay una gran cantidad de herramientas que permiten automatizar este proceso con el fin de optimizar tiempo.</w:t>
+      </w:r>
+    </w:p>
+    <w:p>
+      <w:pPr>
+        <w:pStyle w:val="Prrafodelista"/>
+        <w:numPr>
+          <w:ilvl w:val="0"/>
+          <w:numId w:val="40"/>
+        </w:numPr>
         <w:rPr>
           <w:lang w:val="es-419" w:eastAsia="es-CO"/>
         </w:rPr>
@@ -6229,25 +6371,19 @@
         </w:rPr>
         <w:t>Informe</w:t>
       </w:r>
-    </w:p>
-    <w:p>
-      <w:pPr>
-        <w:rPr>
-          <w:lang w:val="es-419" w:eastAsia="es-CO"/>
-        </w:rPr>
-      </w:pPr>
-      <w:r>
-        <w:rPr>
-          <w:lang w:val="es-419" w:eastAsia="es-CO"/>
-        </w:rPr>
-        <w:t xml:space="preserve">Este se enfoca, sobre todo, en las conclusiones del proceso de análisis y debe estar redactado de una manera clara y entendible para el lector al que está dirigido, </w:t>
-      </w:r>
-      <w:r>
-        <w:rPr>
-          <w:lang w:val="es-419" w:eastAsia="es-CO"/>
-        </w:rPr>
-        <w:lastRenderedPageBreak/>
-        <w:t>siempre y cuando maneje datos que se ajusten a la realidad y puede ser producido periódicamente según lo requiere la marca.</w:t>
+      <w:r>
+        <w:rPr>
+          <w:b/>
+          <w:bCs/>
+          <w:lang w:val="es-419" w:eastAsia="es-CO"/>
+        </w:rPr>
+        <w:t xml:space="preserve">. </w:t>
+      </w:r>
+      <w:r>
+        <w:rPr>
+          <w:lang w:val="es-419" w:eastAsia="es-CO"/>
+        </w:rPr>
+        <w:t>Este se enfoca, sobre todo, en las conclusiones del proceso de análisis y debe estar redactado de una manera clara y entendible para el lector al que está dirigido, siempre y cuando maneje datos que se ajusten a la realidad y puede ser producido periódicamente según lo requiere la marca.</w:t>
       </w:r>
     </w:p>
     <w:p>
@@ -6267,6 +6403,7 @@
         <w:rPr>
           <w:lang w:val="es-419" w:eastAsia="es-CO"/>
         </w:rPr>
+        <w:lastRenderedPageBreak/>
         <w:t>Al finalizar la lectura de este componente de formación, se espera que se haya recuperado información para desarrollar conocimientos, habilidades y actitudes que deberán aplicarse al contexto laboral, pues es allí en donde tiene sentido esta experiencia de aprendizaje.</w:t>
       </w:r>
     </w:p>
@@ -6274,7 +6411,7 @@
       <w:pPr>
         <w:pStyle w:val="Titulosgenerales"/>
       </w:pPr>
-      <w:bookmarkStart w:id="17" w:name="_Toc232847553"/>
+      <w:bookmarkStart w:id="17" w:name="_Toc242866401"/>
       <w:r>
         <w:lastRenderedPageBreak/>
         <w:t>S</w:t>
@@ -6390,6 +6527,7 @@
     <w:p>
       <w:pPr>
         <w:ind w:firstLine="0"/>
+        <w:jc w:val="center"/>
         <w:rPr>
           <w:lang w:val="es-419" w:eastAsia="es-CO"/>
         </w:rPr>
@@ -6399,11 +6537,12 @@
           <w:noProof/>
           <w:lang w:val="es-419" w:eastAsia="es-CO"/>
         </w:rPr>
+        <w:lastRenderedPageBreak/>
         <w:drawing>
-          <wp:inline distT="0" distB="0" distL="0" distR="0" wp14:anchorId="7D5A2491" wp14:editId="09011AD7">
-            <wp:extent cx="6332220" cy="2469515"/>
-            <wp:effectExtent l="0" t="0" r="0" b="6985"/>
-            <wp:docPr id="804810340" name="Gráfico 4" descr="La imagen muestra un mapa conceptual sobre la analítica digital para redes sociales, organizado en cuatro áreas principales: analítica de datos, contenidos y medición, análisis de información y estructuración de indicadores para reportes. En conjunto, estos elementos explican cómo medir, analizar e interpretar datos, incluyendo objetivos, KPI, competencia y comportamiento del consumidor para evaluar el desempeño y apoyar la toma de decisiones estratégicas."/>
+          <wp:inline distT="0" distB="0" distL="0" distR="0" wp14:anchorId="11B5F8C3" wp14:editId="53632690">
+            <wp:extent cx="6332220" cy="2822575"/>
+            <wp:effectExtent l="0" t="0" r="0" b="0"/>
+            <wp:docPr id="1" name="Imagen 1" descr="La imagen muestra un mapa conceptual sobre la analítica digital para redes sociales, organizado en cuatro áreas principales: analítica de datos, contenidos y medición, análisis de información y estructuración de indicadores para reportes. En conjunto, estos elementos explican cómo medir, analizar e interpretar datos, incluyendo objetivos, KPI, competencia y comportamiento del consumidor para evaluar el desempeño y apoyar la toma de decisiones estratégicas."/>
             <wp:cNvGraphicFramePr>
               <a:graphicFrameLocks xmlns:a="http://schemas.openxmlformats.org/drawingml/2006/main" noChangeAspect="1"/>
             </wp:cNvGraphicFramePr>
@@ -6411,14 +6550,14 @@
               <a:graphicData uri="http://schemas.openxmlformats.org/drawingml/2006/picture">
                 <pic:pic xmlns:pic="http://schemas.openxmlformats.org/drawingml/2006/picture">
                   <pic:nvPicPr>
-                    <pic:cNvPr id="804810340" name="Gráfico 4" descr="La imagen muestra un mapa conceptual sobre la analítica digital para redes sociales, organizado en cuatro áreas principales: analítica de datos, contenidos y medición, análisis de información y estructuración de indicadores para reportes. En conjunto, estos elementos explican cómo medir, analizar e interpretar datos, incluyendo objetivos, KPI, competencia y comportamiento del consumidor para evaluar el desempeño y apoyar la toma de decisiones estratégicas."/>
+                    <pic:cNvPr id="1" name="Imagen 1" descr="La imagen muestra un mapa conceptual sobre la analítica digital para redes sociales, organizado en cuatro áreas principales: analítica de datos, contenidos y medición, análisis de información y estructuración de indicadores para reportes. En conjunto, estos elementos explican cómo medir, analizar e interpretar datos, incluyendo objetivos, KPI, competencia y comportamiento del consumidor para evaluar el desempeño y apoyar la toma de decisiones estratégicas."/>
                     <pic:cNvPicPr/>
                   </pic:nvPicPr>
                   <pic:blipFill>
                     <a:blip r:embed="rId15">
                       <a:extLst>
-                        <a:ext uri="{96DAC541-7B7A-43D3-8B79-37D633B846F1}">
-                          <asvg:svgBlip xmlns:asvg="http://schemas.microsoft.com/office/drawing/2016/SVG/main" r:embed="rId16"/>
+                        <a:ext uri="{28A0092B-C50C-407E-A947-70E740481C1C}">
+                          <a14:useLocalDpi xmlns:a14="http://schemas.microsoft.com/office/drawing/2010/main" val="0"/>
                         </a:ext>
                       </a:extLst>
                     </a:blip>
@@ -6429,7 +6568,7 @@
                   <pic:spPr>
                     <a:xfrm>
                       <a:off x="0" y="0"/>
-                      <a:ext cx="6332220" cy="2469515"/>
+                      <a:ext cx="6332220" cy="2822575"/>
                     </a:xfrm>
                     <a:prstGeom prst="rect">
                       <a:avLst/>
@@ -6444,9 +6583,17 @@
     </w:p>
     <w:p>
       <w:pPr>
+        <w:ind w:firstLine="0"/>
+        <w:rPr>
+          <w:lang w:val="es-419" w:eastAsia="es-CO"/>
+        </w:rPr>
+      </w:pPr>
+    </w:p>
+    <w:p>
+      <w:pPr>
         <w:pStyle w:val="Titulosgenerales"/>
       </w:pPr>
-      <w:bookmarkStart w:id="18" w:name="_Toc232847554"/>
+      <w:bookmarkStart w:id="18" w:name="_Toc242866402"/>
       <w:r>
         <w:lastRenderedPageBreak/>
         <w:t>Glosario</w:t>
@@ -6720,7 +6867,7 @@
         <w:pStyle w:val="Titulosgenerales"/>
       </w:pPr>
       <w:bookmarkStart w:id="19" w:name="_Toc216687354"/>
-      <w:bookmarkStart w:id="20" w:name="_Toc232847555"/>
+      <w:bookmarkStart w:id="20" w:name="_Toc242866403"/>
       <w:r>
         <w:lastRenderedPageBreak/>
         <w:t>Referencias bibliográficas</w:t>
@@ -6735,7 +6882,7 @@
       <w:r>
         <w:t xml:space="preserve">Bello, E. (2021, 18 de agosto). Qué es la analítica web, para qué sirve y principales herramientas. IEBS Business School. </w:t>
       </w:r>
-      <w:hyperlink r:id="rId17" w:history="1">
+      <w:hyperlink r:id="rId16" w:history="1">
         <w:r>
           <w:rPr>
             <w:rStyle w:val="Hipervnculo"/>
@@ -6765,7 +6912,7 @@
       <w:r>
         <w:t xml:space="preserve">Departamento Administrativo Nacional de Estadística. (s.f.). Guía para diseño, construcción e interpretación de indicadores. DANE. </w:t>
       </w:r>
-      <w:hyperlink r:id="rId18" w:history="1">
+      <w:hyperlink r:id="rId17" w:history="1">
         <w:r>
           <w:rPr>
             <w:rStyle w:val="Hipervnculo"/>
@@ -6779,9 +6926,18 @@
     </w:p>
     <w:p>
       <w:r>
-        <w:t xml:space="preserve">Gómez, S., &amp; Instituto de Marketing Ágil. (2017, 22 de noviembre). Qué es la analítica web y para qué sirve [Video]. YouTube. </w:t>
-      </w:r>
-      <w:hyperlink r:id="rId19" w:history="1">
+        <w:t xml:space="preserve">Gómez, S., &amp; Instituto de </w:t>
+      </w:r>
+      <w:r>
+        <w:rPr>
+          <w:rStyle w:val="Extranjerismo"/>
+        </w:rPr>
+        <w:t>Marketing</w:t>
+      </w:r>
+      <w:r>
+        <w:t xml:space="preserve"> Ágil. (2017, 22 de noviembre). Qué es la analítica web y para qué sirve [Video]. YouTube. </w:t>
+      </w:r>
+      <w:hyperlink r:id="rId18" w:history="1">
         <w:r>
           <w:rPr>
             <w:rStyle w:val="Hipervnculo"/>
@@ -6800,7 +6956,16 @@
       </w:r>
       <w:proofErr w:type="spellEnd"/>
       <w:r>
-        <w:t xml:space="preserve"> Marketing. (2021, 11 de enero). El comportamiento del consumidor en las redes sociales. </w:t>
+        <w:t xml:space="preserve"> </w:t>
+      </w:r>
+      <w:r>
+        <w:rPr>
+          <w:rStyle w:val="Extranjerismo"/>
+        </w:rPr>
+        <w:t>Marketing</w:t>
+      </w:r>
+      <w:r>
+        <w:t xml:space="preserve">. (2021, 11 de enero). El comportamiento del consumidor en las redes sociales. </w:t>
       </w:r>
       <w:proofErr w:type="spellStart"/>
       <w:r>
@@ -6810,7 +6975,7 @@
       <w:r>
         <w:t xml:space="preserve">. </w:t>
       </w:r>
-      <w:hyperlink r:id="rId20" w:history="1">
+      <w:hyperlink r:id="rId19" w:history="1">
         <w:r>
           <w:rPr>
             <w:rStyle w:val="Hipervnculo"/>
@@ -6834,7 +6999,7 @@
       <w:r>
         <w:t xml:space="preserve"> en analítica web de IEBS [Video]. YouTube. </w:t>
       </w:r>
-      <w:hyperlink r:id="rId21" w:history="1">
+      <w:hyperlink r:id="rId20" w:history="1">
         <w:r>
           <w:rPr>
             <w:rStyle w:val="Hipervnculo"/>
@@ -6885,7 +7050,7 @@
       <w:r>
         <w:t xml:space="preserve"> y métricas de social media. Juan Carlos Mejía Llano. </w:t>
       </w:r>
-      <w:hyperlink r:id="rId22" w:history="1">
+      <w:hyperlink r:id="rId21" w:history="1">
         <w:r>
           <w:rPr>
             <w:rStyle w:val="Hipervnculo"/>
@@ -6901,7 +7066,7 @@
       <w:r>
         <w:t xml:space="preserve">Núñez, V. (2013, 6 de agosto). Cómo hacer un informe de resultados en redes sociales [Plantillas]. Vilma Núñez. </w:t>
       </w:r>
-      <w:hyperlink r:id="rId23" w:history="1">
+      <w:hyperlink r:id="rId22" w:history="1">
         <w:r>
           <w:rPr>
             <w:rStyle w:val="Hipervnculo"/>
@@ -6917,7 +7082,7 @@
       <w:r>
         <w:t xml:space="preserve">RD Station. (s.f.). ¿Qué son las redes sociales? Guía completa + ejemplos. </w:t>
       </w:r>
-      <w:hyperlink r:id="rId24" w:history="1">
+      <w:hyperlink r:id="rId23" w:history="1">
         <w:r>
           <w:rPr>
             <w:rStyle w:val="Hipervnculo"/>
@@ -7114,7 +7279,7 @@
       <w:pPr>
         <w:pStyle w:val="Titulosgenerales"/>
       </w:pPr>
-      <w:bookmarkStart w:id="21" w:name="_Toc232847556"/>
+      <w:bookmarkStart w:id="21" w:name="_Toc242866404"/>
       <w:r>
         <w:lastRenderedPageBreak/>
         <w:t>C</w:t>
@@ -8436,8 +8601,8 @@
       </w:pPr>
     </w:p>
     <w:sectPr>
-      <w:headerReference w:type="default" r:id="rId25"/>
-      <w:footerReference w:type="default" r:id="rId26"/>
+      <w:headerReference w:type="default" r:id="rId24"/>
+      <w:footerReference w:type="default" r:id="rId25"/>
       <w:pgSz w:w="12240" w:h="15840"/>
       <w:pgMar w:top="1701" w:right="1134" w:bottom="1134" w:left="1134" w:header="709" w:footer="737" w:gutter="0"/>
       <w:pgNumType w:start="1"/>
@@ -8449,7 +8614,7 @@
 </file>
 
 <file path=word/endnotes.xml><?xml version="1.0" encoding="utf-8"?>
-<w:endnotes xmlns:wpc="http://schemas.microsoft.com/office/word/2010/wordprocessingCanvas" xmlns:cx="http://schemas.microsoft.com/office/drawing/2014/chartex" xmlns:cx1="http://schemas.microsoft.com/office/drawing/2015/9/8/chartex" xmlns:cx2="http://schemas.microsoft.com/office/drawing/2015/10/21/chartex" xmlns:cx3="http://schemas.microsoft.com/office/drawing/2016/5/9/chartex" xmlns:cx4="http://schemas.microsoft.com/office/drawing/2016/5/10/chartex" xmlns:cx5="http://schemas.microsoft.com/office/drawing/2016/5/11/chartex" xmlns:cx6="http://schemas.microsoft.com/office/drawing/2016/5/12/chartex" xmlns:cx7="http://schemas.microsoft.com/office/drawing/2016/5/13/chartex" xmlns:cx8="http://schemas.microsoft.com/office/drawing/2016/5/14/chartex" xmlns:mc="http://schemas.openxmlformats.org/markup-compatibility/2006" xmlns:m="http://schemas.openxmlformats.org/officeDocument/2006/math" xmlns:aink="http://schemas.microsoft.com/office/drawing/2016/ink" xmlns:am3d="http://schemas.microsoft.com/office/drawing/2017/model3d" xmlns:oel="http://schemas.microsoft.com/office/2019/extlst" xmlns:r="http://schemas.openxmlformats.org/officeDocument/2006/relationships" xmlns:wp14="http://schemas.microsoft.com/office/word/2010/wordprocessingDrawing" xmlns:wp="http://schemas.openxmlformats.org/drawingml/2006/wordprocessingDrawing" xmlns:wpg="http://schemas.microsoft.com/office/word/2010/wordprocessingGroup" xmlns:wpi="http://schemas.microsoft.com/office/word/2010/wordprocessingInk" xmlns:wps="http://schemas.microsoft.com/office/word/2010/wordprocessingShape" xmlns:o="urn:schemas-microsoft-com:office:office" xmlns:v="urn:schemas-microsoft-com:vml" xmlns:w10="urn:schemas-microsoft-com:office:word" xmlns:w="http://schemas.openxmlformats.org/wordprocessingml/2006/main" xmlns:w14="http://schemas.microsoft.com/office/word/2010/wordml" xmlns:w15="http://schemas.microsoft.com/office/word/2012/wordml" xmlns:w16cex="http://schemas.microsoft.com/office/word/2018/wordml/cex" xmlns:w16cid="http://schemas.microsoft.com/office/word/2016/wordml/cid" xmlns:w16="http://schemas.microsoft.com/office/word/2018/wordml" xmlns:w16sdtdh="http://schemas.microsoft.com/office/word/2020/wordml/sdtdatahash" xmlns:w16sdtfl="http://schemas.microsoft.com/office/word/2024/wordml/sdtformatlock" xmlns:w16se="http://schemas.microsoft.com/office/word/2015/wordml/symex" xmlns:w16du="http://schemas.microsoft.com/office/word/2023/wordml/word16du" xmlns:wne="http://schemas.microsoft.com/office/word/2006/wordml" mc:Ignorable="w14 w15 w16se w16cid w16 w16cex w16sdtdh w16sdtfl w16du wp14">
+<w:endnotes xmlns:wpc="http://schemas.microsoft.com/office/word/2010/wordprocessingCanvas" xmlns:cx="http://schemas.microsoft.com/office/drawing/2014/chartex" xmlns:cx1="http://schemas.microsoft.com/office/drawing/2015/9/8/chartex" xmlns:cx2="http://schemas.microsoft.com/office/drawing/2015/10/21/chartex" xmlns:cx3="http://schemas.microsoft.com/office/drawing/2016/5/9/chartex" xmlns:cx4="http://schemas.microsoft.com/office/drawing/2016/5/10/chartex" xmlns:cx5="http://schemas.microsoft.com/office/drawing/2016/5/11/chartex" xmlns:cx6="http://schemas.microsoft.com/office/drawing/2016/5/12/chartex" xmlns:cx7="http://schemas.microsoft.com/office/drawing/2016/5/13/chartex" xmlns:cx8="http://schemas.microsoft.com/office/drawing/2016/5/14/chartex" xmlns:mc="http://schemas.openxmlformats.org/markup-compatibility/2006" xmlns:aink="http://schemas.microsoft.com/office/drawing/2016/ink" xmlns:am3d="http://schemas.microsoft.com/office/drawing/2017/model3d" xmlns:o="urn:schemas-microsoft-com:office:office" xmlns:r="http://schemas.openxmlformats.org/officeDocument/2006/relationships" xmlns:m="http://schemas.openxmlformats.org/officeDocument/2006/math" xmlns:v="urn:schemas-microsoft-com:vml" xmlns:wp14="http://schemas.microsoft.com/office/word/2010/wordprocessingDrawing" xmlns:wp="http://schemas.openxmlformats.org/drawingml/2006/wordprocessingDrawing" xmlns:w10="urn:schemas-microsoft-com:office:word" xmlns:w="http://schemas.openxmlformats.org/wordprocessingml/2006/main" xmlns:w14="http://schemas.microsoft.com/office/word/2010/wordml" xmlns:w15="http://schemas.microsoft.com/office/word/2012/wordml" xmlns:w16cex="http://schemas.microsoft.com/office/word/2018/wordml/cex" xmlns:w16cid="http://schemas.microsoft.com/office/word/2016/wordml/cid" xmlns:w16="http://schemas.microsoft.com/office/word/2018/wordml" xmlns:w16sdtdh="http://schemas.microsoft.com/office/word/2020/wordml/sdtdatahash" xmlns:w16se="http://schemas.microsoft.com/office/word/2015/wordml/symex" xmlns:wpg="http://schemas.microsoft.com/office/word/2010/wordprocessingGroup" xmlns:wpi="http://schemas.microsoft.com/office/word/2010/wordprocessingInk" xmlns:wne="http://schemas.microsoft.com/office/word/2006/wordml" xmlns:wps="http://schemas.microsoft.com/office/word/2010/wordprocessingShape" mc:Ignorable="w14 w15 w16se w16cid w16 w16cex w16sdtdh wp14">
   <w:endnote w:type="separator" w:id="-1">
     <w:p>
       <w:pPr>
@@ -8474,7 +8639,7 @@
 </file>
 
 <file path=word/footer1.xml><?xml version="1.0" encoding="utf-8"?>
-<w:ftr xmlns:wpc="http://schemas.microsoft.com/office/word/2010/wordprocessingCanvas" xmlns:cx="http://schemas.microsoft.com/office/drawing/2014/chartex" xmlns:cx1="http://schemas.microsoft.com/office/drawing/2015/9/8/chartex" xmlns:cx2="http://schemas.microsoft.com/office/drawing/2015/10/21/chartex" xmlns:cx3="http://schemas.microsoft.com/office/drawing/2016/5/9/chartex" xmlns:cx4="http://schemas.microsoft.com/office/drawing/2016/5/10/chartex" xmlns:cx5="http://schemas.microsoft.com/office/drawing/2016/5/11/chartex" xmlns:cx6="http://schemas.microsoft.com/office/drawing/2016/5/12/chartex" xmlns:cx7="http://schemas.microsoft.com/office/drawing/2016/5/13/chartex" xmlns:cx8="http://schemas.microsoft.com/office/drawing/2016/5/14/chartex" xmlns:mc="http://schemas.openxmlformats.org/markup-compatibility/2006" xmlns:m="http://schemas.openxmlformats.org/officeDocument/2006/math" xmlns:aink="http://schemas.microsoft.com/office/drawing/2016/ink" xmlns:am3d="http://schemas.microsoft.com/office/drawing/2017/model3d" xmlns:oel="http://schemas.microsoft.com/office/2019/extlst" xmlns:r="http://schemas.openxmlformats.org/officeDocument/2006/relationships" xmlns:wp14="http://schemas.microsoft.com/office/word/2010/wordprocessingDrawing" xmlns:wp="http://schemas.openxmlformats.org/drawingml/2006/wordprocessingDrawing" xmlns:wpg="http://schemas.microsoft.com/office/word/2010/wordprocessingGroup" xmlns:wpi="http://schemas.microsoft.com/office/word/2010/wordprocessingInk" xmlns:wps="http://schemas.microsoft.com/office/word/2010/wordprocessingShape" xmlns:o="urn:schemas-microsoft-com:office:office" xmlns:v="urn:schemas-microsoft-com:vml" xmlns:w10="urn:schemas-microsoft-com:office:word" xmlns:w="http://schemas.openxmlformats.org/wordprocessingml/2006/main" xmlns:w14="http://schemas.microsoft.com/office/word/2010/wordml" xmlns:w15="http://schemas.microsoft.com/office/word/2012/wordml" xmlns:w16cex="http://schemas.microsoft.com/office/word/2018/wordml/cex" xmlns:w16cid="http://schemas.microsoft.com/office/word/2016/wordml/cid" xmlns:w16="http://schemas.microsoft.com/office/word/2018/wordml" xmlns:w16sdtdh="http://schemas.microsoft.com/office/word/2020/wordml/sdtdatahash" xmlns:w16sdtfl="http://schemas.microsoft.com/office/word/2024/wordml/sdtformatlock" xmlns:w16se="http://schemas.microsoft.com/office/word/2015/wordml/symex" xmlns:w16du="http://schemas.microsoft.com/office/word/2023/wordml/word16du" xmlns:wne="http://schemas.microsoft.com/office/word/2006/wordml" mc:Ignorable="w14 w15 w16se w16cid w16 w16cex w16sdtdh w16sdtfl w16du wp14">
+<w:ftr xmlns:wpc="http://schemas.microsoft.com/office/word/2010/wordprocessingCanvas" xmlns:cx="http://schemas.microsoft.com/office/drawing/2014/chartex" xmlns:cx1="http://schemas.microsoft.com/office/drawing/2015/9/8/chartex" xmlns:cx2="http://schemas.microsoft.com/office/drawing/2015/10/21/chartex" xmlns:cx3="http://schemas.microsoft.com/office/drawing/2016/5/9/chartex" xmlns:cx4="http://schemas.microsoft.com/office/drawing/2016/5/10/chartex" xmlns:cx5="http://schemas.microsoft.com/office/drawing/2016/5/11/chartex" xmlns:cx6="http://schemas.microsoft.com/office/drawing/2016/5/12/chartex" xmlns:cx7="http://schemas.microsoft.com/office/drawing/2016/5/13/chartex" xmlns:cx8="http://schemas.microsoft.com/office/drawing/2016/5/14/chartex" xmlns:mc="http://schemas.openxmlformats.org/markup-compatibility/2006" xmlns:aink="http://schemas.microsoft.com/office/drawing/2016/ink" xmlns:am3d="http://schemas.microsoft.com/office/drawing/2017/model3d" xmlns:o="urn:schemas-microsoft-com:office:office" xmlns:r="http://schemas.openxmlformats.org/officeDocument/2006/relationships" xmlns:m="http://schemas.openxmlformats.org/officeDocument/2006/math" xmlns:v="urn:schemas-microsoft-com:vml" xmlns:wp14="http://schemas.microsoft.com/office/word/2010/wordprocessingDrawing" xmlns:wp="http://schemas.openxmlformats.org/drawingml/2006/wordprocessingDrawing" xmlns:w10="urn:schemas-microsoft-com:office:word" xmlns:w="http://schemas.openxmlformats.org/wordprocessingml/2006/main" xmlns:w14="http://schemas.microsoft.com/office/word/2010/wordml" xmlns:w15="http://schemas.microsoft.com/office/word/2012/wordml" xmlns:w16cex="http://schemas.microsoft.com/office/word/2018/wordml/cex" xmlns:w16cid="http://schemas.microsoft.com/office/word/2016/wordml/cid" xmlns:w16="http://schemas.microsoft.com/office/word/2018/wordml" xmlns:w16sdtdh="http://schemas.microsoft.com/office/word/2020/wordml/sdtdatahash" xmlns:w16se="http://schemas.microsoft.com/office/word/2015/wordml/symex" xmlns:wpg="http://schemas.microsoft.com/office/word/2010/wordprocessingGroup" xmlns:wpi="http://schemas.microsoft.com/office/word/2010/wordprocessingInk" xmlns:wne="http://schemas.microsoft.com/office/word/2006/wordml" xmlns:wps="http://schemas.microsoft.com/office/word/2010/wordprocessingShape" mc:Ignorable="w14 w15 w16se w16cid w16 w16cex w16sdtdh wp14">
   <w:sdt>
     <w:sdtPr>
       <w:id w:val="-701017035"/>
@@ -8483,6 +8648,7 @@
         <w:docPartUnique/>
       </w:docPartObj>
     </w:sdtPr>
+    <w:sdtEndPr/>
     <w:sdtContent>
       <w:p>
         <w:pPr>
@@ -8501,7 +8667,7 @@
 </file>
 
 <file path=word/footer2.xml><?xml version="1.0" encoding="utf-8"?>
-<w:ftr xmlns:wpc="http://schemas.microsoft.com/office/word/2010/wordprocessingCanvas" xmlns:cx="http://schemas.microsoft.com/office/drawing/2014/chartex" xmlns:cx1="http://schemas.microsoft.com/office/drawing/2015/9/8/chartex" xmlns:cx2="http://schemas.microsoft.com/office/drawing/2015/10/21/chartex" xmlns:cx3="http://schemas.microsoft.com/office/drawing/2016/5/9/chartex" xmlns:cx4="http://schemas.microsoft.com/office/drawing/2016/5/10/chartex" xmlns:cx5="http://schemas.microsoft.com/office/drawing/2016/5/11/chartex" xmlns:cx6="http://schemas.microsoft.com/office/drawing/2016/5/12/chartex" xmlns:cx7="http://schemas.microsoft.com/office/drawing/2016/5/13/chartex" xmlns:cx8="http://schemas.microsoft.com/office/drawing/2016/5/14/chartex" xmlns:mc="http://schemas.openxmlformats.org/markup-compatibility/2006" xmlns:m="http://schemas.openxmlformats.org/officeDocument/2006/math" xmlns:aink="http://schemas.microsoft.com/office/drawing/2016/ink" xmlns:am3d="http://schemas.microsoft.com/office/drawing/2017/model3d" xmlns:oel="http://schemas.microsoft.com/office/2019/extlst" xmlns:r="http://schemas.openxmlformats.org/officeDocument/2006/relationships" xmlns:wp14="http://schemas.microsoft.com/office/word/2010/wordprocessingDrawing" xmlns:wp="http://schemas.openxmlformats.org/drawingml/2006/wordprocessingDrawing" xmlns:wpg="http://schemas.microsoft.com/office/word/2010/wordprocessingGroup" xmlns:wpi="http://schemas.microsoft.com/office/word/2010/wordprocessingInk" xmlns:wps="http://schemas.microsoft.com/office/word/2010/wordprocessingShape" xmlns:o="urn:schemas-microsoft-com:office:office" xmlns:v="urn:schemas-microsoft-com:vml" xmlns:w10="urn:schemas-microsoft-com:office:word" xmlns:w="http://schemas.openxmlformats.org/wordprocessingml/2006/main" xmlns:w14="http://schemas.microsoft.com/office/word/2010/wordml" xmlns:w15="http://schemas.microsoft.com/office/word/2012/wordml" xmlns:w16cex="http://schemas.microsoft.com/office/word/2018/wordml/cex" xmlns:w16cid="http://schemas.microsoft.com/office/word/2016/wordml/cid" xmlns:w16="http://schemas.microsoft.com/office/word/2018/wordml" xmlns:w16sdtdh="http://schemas.microsoft.com/office/word/2020/wordml/sdtdatahash" xmlns:w16sdtfl="http://schemas.microsoft.com/office/word/2024/wordml/sdtformatlock" xmlns:w16se="http://schemas.microsoft.com/office/word/2015/wordml/symex" xmlns:w16du="http://schemas.microsoft.com/office/word/2023/wordml/word16du" xmlns:wne="http://schemas.microsoft.com/office/word/2006/wordml" mc:Ignorable="w14 w15 w16se w16cid w16 w16cex w16sdtdh w16sdtfl w16du wp14">
+<w:ftr xmlns:wpc="http://schemas.microsoft.com/office/word/2010/wordprocessingCanvas" xmlns:cx="http://schemas.microsoft.com/office/drawing/2014/chartex" xmlns:cx1="http://schemas.microsoft.com/office/drawing/2015/9/8/chartex" xmlns:cx2="http://schemas.microsoft.com/office/drawing/2015/10/21/chartex" xmlns:cx3="http://schemas.microsoft.com/office/drawing/2016/5/9/chartex" xmlns:cx4="http://schemas.microsoft.com/office/drawing/2016/5/10/chartex" xmlns:cx5="http://schemas.microsoft.com/office/drawing/2016/5/11/chartex" xmlns:cx6="http://schemas.microsoft.com/office/drawing/2016/5/12/chartex" xmlns:cx7="http://schemas.microsoft.com/office/drawing/2016/5/13/chartex" xmlns:cx8="http://schemas.microsoft.com/office/drawing/2016/5/14/chartex" xmlns:mc="http://schemas.openxmlformats.org/markup-compatibility/2006" xmlns:aink="http://schemas.microsoft.com/office/drawing/2016/ink" xmlns:am3d="http://schemas.microsoft.com/office/drawing/2017/model3d" xmlns:o="urn:schemas-microsoft-com:office:office" xmlns:r="http://schemas.openxmlformats.org/officeDocument/2006/relationships" xmlns:m="http://schemas.openxmlformats.org/officeDocument/2006/math" xmlns:v="urn:schemas-microsoft-com:vml" xmlns:wp14="http://schemas.microsoft.com/office/word/2010/wordprocessingDrawing" xmlns:wp="http://schemas.openxmlformats.org/drawingml/2006/wordprocessingDrawing" xmlns:w10="urn:schemas-microsoft-com:office:word" xmlns:w="http://schemas.openxmlformats.org/wordprocessingml/2006/main" xmlns:w14="http://schemas.microsoft.com/office/word/2010/wordml" xmlns:w15="http://schemas.microsoft.com/office/word/2012/wordml" xmlns:w16cex="http://schemas.microsoft.com/office/word/2018/wordml/cex" xmlns:w16cid="http://schemas.microsoft.com/office/word/2016/wordml/cid" xmlns:w16="http://schemas.microsoft.com/office/word/2018/wordml" xmlns:w16sdtdh="http://schemas.microsoft.com/office/word/2020/wordml/sdtdatahash" xmlns:w16se="http://schemas.microsoft.com/office/word/2015/wordml/symex" xmlns:wpg="http://schemas.microsoft.com/office/word/2010/wordprocessingGroup" xmlns:wpi="http://schemas.microsoft.com/office/word/2010/wordprocessingInk" xmlns:wne="http://schemas.microsoft.com/office/word/2006/wordml" xmlns:wps="http://schemas.microsoft.com/office/word/2010/wordprocessingShape" mc:Ignorable="w14 w15 w16se w16cid w16 w16cex w16sdtdh wp14">
   <w:sdt>
     <w:sdtPr>
       <w:id w:val="-1465197936"/>
@@ -8510,6 +8676,7 @@
         <w:docPartUnique/>
       </w:docPartObj>
     </w:sdtPr>
+    <w:sdtEndPr/>
     <w:sdtContent>
       <w:p>
         <w:pPr>
@@ -8546,7 +8713,7 @@
 </file>
 
 <file path=word/footnotes.xml><?xml version="1.0" encoding="utf-8"?>
-<w:footnotes xmlns:wpc="http://schemas.microsoft.com/office/word/2010/wordprocessingCanvas" xmlns:cx="http://schemas.microsoft.com/office/drawing/2014/chartex" xmlns:cx1="http://schemas.microsoft.com/office/drawing/2015/9/8/chartex" xmlns:cx2="http://schemas.microsoft.com/office/drawing/2015/10/21/chartex" xmlns:cx3="http://schemas.microsoft.com/office/drawing/2016/5/9/chartex" xmlns:cx4="http://schemas.microsoft.com/office/drawing/2016/5/10/chartex" xmlns:cx5="http://schemas.microsoft.com/office/drawing/2016/5/11/chartex" xmlns:cx6="http://schemas.microsoft.com/office/drawing/2016/5/12/chartex" xmlns:cx7="http://schemas.microsoft.com/office/drawing/2016/5/13/chartex" xmlns:cx8="http://schemas.microsoft.com/office/drawing/2016/5/14/chartex" xmlns:mc="http://schemas.openxmlformats.org/markup-compatibility/2006" xmlns:m="http://schemas.openxmlformats.org/officeDocument/2006/math" xmlns:aink="http://schemas.microsoft.com/office/drawing/2016/ink" xmlns:am3d="http://schemas.microsoft.com/office/drawing/2017/model3d" xmlns:oel="http://schemas.microsoft.com/office/2019/extlst" xmlns:r="http://schemas.openxmlformats.org/officeDocument/2006/relationships" xmlns:wp14="http://schemas.microsoft.com/office/word/2010/wordprocessingDrawing" xmlns:wp="http://schemas.openxmlformats.org/drawingml/2006/wordprocessingDrawing" xmlns:wpg="http://schemas.microsoft.com/office/word/2010/wordprocessingGroup" xmlns:wpi="http://schemas.microsoft.com/office/word/2010/wordprocessingInk" xmlns:wps="http://schemas.microsoft.com/office/word/2010/wordprocessingShape" xmlns:o="urn:schemas-microsoft-com:office:office" xmlns:v="urn:schemas-microsoft-com:vml" xmlns:w10="urn:schemas-microsoft-com:office:word" xmlns:w="http://schemas.openxmlformats.org/wordprocessingml/2006/main" xmlns:w14="http://schemas.microsoft.com/office/word/2010/wordml" xmlns:w15="http://schemas.microsoft.com/office/word/2012/wordml" xmlns:w16cex="http://schemas.microsoft.com/office/word/2018/wordml/cex" xmlns:w16cid="http://schemas.microsoft.com/office/word/2016/wordml/cid" xmlns:w16="http://schemas.microsoft.com/office/word/2018/wordml" xmlns:w16sdtdh="http://schemas.microsoft.com/office/word/2020/wordml/sdtdatahash" xmlns:w16sdtfl="http://schemas.microsoft.com/office/word/2024/wordml/sdtformatlock" xmlns:w16se="http://schemas.microsoft.com/office/word/2015/wordml/symex" xmlns:w16du="http://schemas.microsoft.com/office/word/2023/wordml/word16du" xmlns:wne="http://schemas.microsoft.com/office/word/2006/wordml" mc:Ignorable="w14 w15 w16se w16cid w16 w16cex w16sdtdh w16sdtfl w16du wp14">
+<w:footnotes xmlns:wpc="http://schemas.microsoft.com/office/word/2010/wordprocessingCanvas" xmlns:cx="http://schemas.microsoft.com/office/drawing/2014/chartex" xmlns:cx1="http://schemas.microsoft.com/office/drawing/2015/9/8/chartex" xmlns:cx2="http://schemas.microsoft.com/office/drawing/2015/10/21/chartex" xmlns:cx3="http://schemas.microsoft.com/office/drawing/2016/5/9/chartex" xmlns:cx4="http://schemas.microsoft.com/office/drawing/2016/5/10/chartex" xmlns:cx5="http://schemas.microsoft.com/office/drawing/2016/5/11/chartex" xmlns:cx6="http://schemas.microsoft.com/office/drawing/2016/5/12/chartex" xmlns:cx7="http://schemas.microsoft.com/office/drawing/2016/5/13/chartex" xmlns:cx8="http://schemas.microsoft.com/office/drawing/2016/5/14/chartex" xmlns:mc="http://schemas.openxmlformats.org/markup-compatibility/2006" xmlns:aink="http://schemas.microsoft.com/office/drawing/2016/ink" xmlns:am3d="http://schemas.microsoft.com/office/drawing/2017/model3d" xmlns:o="urn:schemas-microsoft-com:office:office" xmlns:r="http://schemas.openxmlformats.org/officeDocument/2006/relationships" xmlns:m="http://schemas.openxmlformats.org/officeDocument/2006/math" xmlns:v="urn:schemas-microsoft-com:vml" xmlns:wp14="http://schemas.microsoft.com/office/word/2010/wordprocessingDrawing" xmlns:wp="http://schemas.openxmlformats.org/drawingml/2006/wordprocessingDrawing" xmlns:w10="urn:schemas-microsoft-com:office:word" xmlns:w="http://schemas.openxmlformats.org/wordprocessingml/2006/main" xmlns:w14="http://schemas.microsoft.com/office/word/2010/wordml" xmlns:w15="http://schemas.microsoft.com/office/word/2012/wordml" xmlns:w16cex="http://schemas.microsoft.com/office/word/2018/wordml/cex" xmlns:w16cid="http://schemas.microsoft.com/office/word/2016/wordml/cid" xmlns:w16="http://schemas.microsoft.com/office/word/2018/wordml" xmlns:w16sdtdh="http://schemas.microsoft.com/office/word/2020/wordml/sdtdatahash" xmlns:w16se="http://schemas.microsoft.com/office/word/2015/wordml/symex" xmlns:wpg="http://schemas.microsoft.com/office/word/2010/wordprocessingGroup" xmlns:wpi="http://schemas.microsoft.com/office/word/2010/wordprocessingInk" xmlns:wne="http://schemas.microsoft.com/office/word/2006/wordml" xmlns:wps="http://schemas.microsoft.com/office/word/2010/wordprocessingShape" mc:Ignorable="w14 w15 w16se w16cid w16 w16cex w16sdtdh wp14">
   <w:footnote w:type="separator" w:id="-1">
     <w:p>
       <w:pPr>
@@ -8571,7 +8738,7 @@
 </file>
 
 <file path=word/header1.xml><?xml version="1.0" encoding="utf-8"?>
-<w:hdr xmlns:wpc="http://schemas.microsoft.com/office/word/2010/wordprocessingCanvas" xmlns:cx="http://schemas.microsoft.com/office/drawing/2014/chartex" xmlns:cx1="http://schemas.microsoft.com/office/drawing/2015/9/8/chartex" xmlns:cx2="http://schemas.microsoft.com/office/drawing/2015/10/21/chartex" xmlns:cx3="http://schemas.microsoft.com/office/drawing/2016/5/9/chartex" xmlns:cx4="http://schemas.microsoft.com/office/drawing/2016/5/10/chartex" xmlns:cx5="http://schemas.microsoft.com/office/drawing/2016/5/11/chartex" xmlns:cx6="http://schemas.microsoft.com/office/drawing/2016/5/12/chartex" xmlns:cx7="http://schemas.microsoft.com/office/drawing/2016/5/13/chartex" xmlns:cx8="http://schemas.microsoft.com/office/drawing/2016/5/14/chartex" xmlns:mc="http://schemas.openxmlformats.org/markup-compatibility/2006" xmlns:m="http://schemas.openxmlformats.org/officeDocument/2006/math" xmlns:aink="http://schemas.microsoft.com/office/drawing/2016/ink" xmlns:am3d="http://schemas.microsoft.com/office/drawing/2017/model3d" xmlns:oel="http://schemas.microsoft.com/office/2019/extlst" xmlns:r="http://schemas.openxmlformats.org/officeDocument/2006/relationships" xmlns:wp14="http://schemas.microsoft.com/office/word/2010/wordprocessingDrawing" xmlns:wp="http://schemas.openxmlformats.org/drawingml/2006/wordprocessingDrawing" xmlns:wpg="http://schemas.microsoft.com/office/word/2010/wordprocessingGroup" xmlns:wpi="http://schemas.microsoft.com/office/word/2010/wordprocessingInk" xmlns:wps="http://schemas.microsoft.com/office/word/2010/wordprocessingShape" xmlns:o="urn:schemas-microsoft-com:office:office" xmlns:v="urn:schemas-microsoft-com:vml" xmlns:w10="urn:schemas-microsoft-com:office:word" xmlns:w="http://schemas.openxmlformats.org/wordprocessingml/2006/main" xmlns:w14="http://schemas.microsoft.com/office/word/2010/wordml" xmlns:w15="http://schemas.microsoft.com/office/word/2012/wordml" xmlns:w16cex="http://schemas.microsoft.com/office/word/2018/wordml/cex" xmlns:w16cid="http://schemas.microsoft.com/office/word/2016/wordml/cid" xmlns:w16="http://schemas.microsoft.com/office/word/2018/wordml" xmlns:w16sdtdh="http://schemas.microsoft.com/office/word/2020/wordml/sdtdatahash" xmlns:w16sdtfl="http://schemas.microsoft.com/office/word/2024/wordml/sdtformatlock" xmlns:w16se="http://schemas.microsoft.com/office/word/2015/wordml/symex" xmlns:w16du="http://schemas.microsoft.com/office/word/2023/wordml/word16du" xmlns:wne="http://schemas.microsoft.com/office/word/2006/wordml" mc:Ignorable="w14 w15 w16se w16cid w16 w16cex w16sdtdh w16sdtfl w16du wp14">
+<w:hdr xmlns:wpc="http://schemas.microsoft.com/office/word/2010/wordprocessingCanvas" xmlns:cx="http://schemas.microsoft.com/office/drawing/2014/chartex" xmlns:cx1="http://schemas.microsoft.com/office/drawing/2015/9/8/chartex" xmlns:cx2="http://schemas.microsoft.com/office/drawing/2015/10/21/chartex" xmlns:cx3="http://schemas.microsoft.com/office/drawing/2016/5/9/chartex" xmlns:cx4="http://schemas.microsoft.com/office/drawing/2016/5/10/chartex" xmlns:cx5="http://schemas.microsoft.com/office/drawing/2016/5/11/chartex" xmlns:cx6="http://schemas.microsoft.com/office/drawing/2016/5/12/chartex" xmlns:cx7="http://schemas.microsoft.com/office/drawing/2016/5/13/chartex" xmlns:cx8="http://schemas.microsoft.com/office/drawing/2016/5/14/chartex" xmlns:mc="http://schemas.openxmlformats.org/markup-compatibility/2006" xmlns:aink="http://schemas.microsoft.com/office/drawing/2016/ink" xmlns:am3d="http://schemas.microsoft.com/office/drawing/2017/model3d" xmlns:o="urn:schemas-microsoft-com:office:office" xmlns:r="http://schemas.openxmlformats.org/officeDocument/2006/relationships" xmlns:m="http://schemas.openxmlformats.org/officeDocument/2006/math" xmlns:v="urn:schemas-microsoft-com:vml" xmlns:wp14="http://schemas.microsoft.com/office/word/2010/wordprocessingDrawing" xmlns:wp="http://schemas.openxmlformats.org/drawingml/2006/wordprocessingDrawing" xmlns:w10="urn:schemas-microsoft-com:office:word" xmlns:w="http://schemas.openxmlformats.org/wordprocessingml/2006/main" xmlns:w14="http://schemas.microsoft.com/office/word/2010/wordml" xmlns:w15="http://schemas.microsoft.com/office/word/2012/wordml" xmlns:w16cex="http://schemas.microsoft.com/office/word/2018/wordml/cex" xmlns:w16cid="http://schemas.microsoft.com/office/word/2016/wordml/cid" xmlns:w16="http://schemas.microsoft.com/office/word/2018/wordml" xmlns:w16sdtdh="http://schemas.microsoft.com/office/word/2020/wordml/sdtdatahash" xmlns:w16se="http://schemas.microsoft.com/office/word/2015/wordml/symex" xmlns:wpg="http://schemas.microsoft.com/office/word/2010/wordprocessingGroup" xmlns:wpi="http://schemas.microsoft.com/office/word/2010/wordprocessingInk" xmlns:wne="http://schemas.microsoft.com/office/word/2006/wordml" xmlns:wps="http://schemas.microsoft.com/office/word/2010/wordprocessingShape" mc:Ignorable="w14 w15 w16se w16cid w16 w16cex w16sdtdh wp14">
   <w:p>
     <w:pPr>
       <w:pStyle w:val="Encabezado"/>
@@ -8656,7 +8823,7 @@
 </file>
 
 <file path=word/numbering.xml><?xml version="1.0" encoding="utf-8"?>
-<w:numbering xmlns:wpc="http://schemas.microsoft.com/office/word/2010/wordprocessingCanvas" xmlns:cx="http://schemas.microsoft.com/office/drawing/2014/chartex" xmlns:cx1="http://schemas.microsoft.com/office/drawing/2015/9/8/chartex" xmlns:cx2="http://schemas.microsoft.com/office/drawing/2015/10/21/chartex" xmlns:cx3="http://schemas.microsoft.com/office/drawing/2016/5/9/chartex" xmlns:cx4="http://schemas.microsoft.com/office/drawing/2016/5/10/chartex" xmlns:cx5="http://schemas.microsoft.com/office/drawing/2016/5/11/chartex" xmlns:cx6="http://schemas.microsoft.com/office/drawing/2016/5/12/chartex" xmlns:cx7="http://schemas.microsoft.com/office/drawing/2016/5/13/chartex" xmlns:cx8="http://schemas.microsoft.com/office/drawing/2016/5/14/chartex" xmlns:mc="http://schemas.openxmlformats.org/markup-compatibility/2006" xmlns:m="http://schemas.openxmlformats.org/officeDocument/2006/math" xmlns:aink="http://schemas.microsoft.com/office/drawing/2016/ink" xmlns:am3d="http://schemas.microsoft.com/office/drawing/2017/model3d" xmlns:oel="http://schemas.microsoft.com/office/2019/extlst" xmlns:r="http://schemas.openxmlformats.org/officeDocument/2006/relationships" xmlns:wp14="http://schemas.microsoft.com/office/word/2010/wordprocessingDrawing" xmlns:wp="http://schemas.openxmlformats.org/drawingml/2006/wordprocessingDrawing" xmlns:wpg="http://schemas.microsoft.com/office/word/2010/wordprocessingGroup" xmlns:wpi="http://schemas.microsoft.com/office/word/2010/wordprocessingInk" xmlns:wps="http://schemas.microsoft.com/office/word/2010/wordprocessingShape" xmlns:o="urn:schemas-microsoft-com:office:office" xmlns:v="urn:schemas-microsoft-com:vml" xmlns:w10="urn:schemas-microsoft-com:office:word" xmlns:w="http://schemas.openxmlformats.org/wordprocessingml/2006/main" xmlns:w14="http://schemas.microsoft.com/office/word/2010/wordml" xmlns:w15="http://schemas.microsoft.com/office/word/2012/wordml" xmlns:w16cex="http://schemas.microsoft.com/office/word/2018/wordml/cex" xmlns:w16cid="http://schemas.microsoft.com/office/word/2016/wordml/cid" xmlns:w16="http://schemas.microsoft.com/office/word/2018/wordml" xmlns:w16sdtdh="http://schemas.microsoft.com/office/word/2020/wordml/sdtdatahash" xmlns:w16sdtfl="http://schemas.microsoft.com/office/word/2024/wordml/sdtformatlock" xmlns:w16se="http://schemas.microsoft.com/office/word/2015/wordml/symex" xmlns:w16du="http://schemas.microsoft.com/office/word/2023/wordml/word16du" xmlns:wne="http://schemas.microsoft.com/office/word/2006/wordml" mc:Ignorable="w14 w15 w16se w16cid w16 w16cex w16sdtdh w16sdtfl w16du wp14">
+<w:numbering xmlns:wpc="http://schemas.microsoft.com/office/word/2010/wordprocessingCanvas" xmlns:cx="http://schemas.microsoft.com/office/drawing/2014/chartex" xmlns:cx1="http://schemas.microsoft.com/office/drawing/2015/9/8/chartex" xmlns:cx2="http://schemas.microsoft.com/office/drawing/2015/10/21/chartex" xmlns:cx3="http://schemas.microsoft.com/office/drawing/2016/5/9/chartex" xmlns:cx4="http://schemas.microsoft.com/office/drawing/2016/5/10/chartex" xmlns:cx5="http://schemas.microsoft.com/office/drawing/2016/5/11/chartex" xmlns:cx6="http://schemas.microsoft.com/office/drawing/2016/5/12/chartex" xmlns:cx7="http://schemas.microsoft.com/office/drawing/2016/5/13/chartex" xmlns:cx8="http://schemas.microsoft.com/office/drawing/2016/5/14/chartex" xmlns:mc="http://schemas.openxmlformats.org/markup-compatibility/2006" xmlns:aink="http://schemas.microsoft.com/office/drawing/2016/ink" xmlns:am3d="http://schemas.microsoft.com/office/drawing/2017/model3d" xmlns:o="urn:schemas-microsoft-com:office:office" xmlns:r="http://schemas.openxmlformats.org/officeDocument/2006/relationships" xmlns:m="http://schemas.openxmlformats.org/officeDocument/2006/math" xmlns:v="urn:schemas-microsoft-com:vml" xmlns:wp14="http://schemas.microsoft.com/office/word/2010/wordprocessingDrawing" xmlns:wp="http://schemas.openxmlformats.org/drawingml/2006/wordprocessingDrawing" xmlns:w10="urn:schemas-microsoft-com:office:word" xmlns:w="http://schemas.openxmlformats.org/wordprocessingml/2006/main" xmlns:w14="http://schemas.microsoft.com/office/word/2010/wordml" xmlns:w15="http://schemas.microsoft.com/office/word/2012/wordml" xmlns:w16cex="http://schemas.microsoft.com/office/word/2018/wordml/cex" xmlns:w16cid="http://schemas.microsoft.com/office/word/2016/wordml/cid" xmlns:w16="http://schemas.microsoft.com/office/word/2018/wordml" xmlns:w16sdtdh="http://schemas.microsoft.com/office/word/2020/wordml/sdtdatahash" xmlns:w16se="http://schemas.microsoft.com/office/word/2015/wordml/symex" xmlns:wpg="http://schemas.microsoft.com/office/word/2010/wordprocessingGroup" xmlns:wpi="http://schemas.microsoft.com/office/word/2010/wordprocessingInk" xmlns:wne="http://schemas.microsoft.com/office/word/2006/wordml" xmlns:wps="http://schemas.microsoft.com/office/word/2010/wordprocessingShape" mc:Ignorable="w14 w15 w16se w16cid w16 w16cex w16sdtdh wp14">
   <w:abstractNum w:abstractNumId="0" w15:restartNumberingAfterBreak="0">
     <w:nsid w:val="FFFFFF89"/>
     <w:multiLevelType w:val="singleLevel"/>
@@ -8905,6 +9072,119 @@
     </w:lvl>
   </w:abstractNum>
   <w:abstractNum w:abstractNumId="3" w15:restartNumberingAfterBreak="0">
+    <w:nsid w:val="0F5A0F96"/>
+    <w:multiLevelType w:val="hybridMultilevel"/>
+    <w:tmpl w:val="559A7670"/>
+    <w:lvl w:ilvl="0" w:tplc="240A0003">
+      <w:start w:val="1"/>
+      <w:numFmt w:val="bullet"/>
+      <w:lvlText w:val="o"/>
+      <w:lvlJc w:val="left"/>
+      <w:pPr>
+        <w:ind w:left="1429" w:hanging="360"/>
+      </w:pPr>
+      <w:rPr>
+        <w:rFonts w:ascii="Courier New" w:hAnsi="Courier New" w:cs="Courier New" w:hint="default"/>
+      </w:rPr>
+    </w:lvl>
+    <w:lvl w:ilvl="1" w:tplc="240A0003" w:tentative="1">
+      <w:start w:val="1"/>
+      <w:numFmt w:val="bullet"/>
+      <w:lvlText w:val="o"/>
+      <w:lvlJc w:val="left"/>
+      <w:pPr>
+        <w:ind w:left="2149" w:hanging="360"/>
+      </w:pPr>
+      <w:rPr>
+        <w:rFonts w:ascii="Courier New" w:hAnsi="Courier New" w:cs="Courier New" w:hint="default"/>
+      </w:rPr>
+    </w:lvl>
+    <w:lvl w:ilvl="2" w:tplc="240A0005" w:tentative="1">
+      <w:start w:val="1"/>
+      <w:numFmt w:val="bullet"/>
+      <w:lvlText w:val=""/>
+      <w:lvlJc w:val="left"/>
+      <w:pPr>
+        <w:ind w:left="2869" w:hanging="360"/>
+      </w:pPr>
+      <w:rPr>
+        <w:rFonts w:ascii="Wingdings" w:hAnsi="Wingdings" w:hint="default"/>
+      </w:rPr>
+    </w:lvl>
+    <w:lvl w:ilvl="3" w:tplc="240A0001" w:tentative="1">
+      <w:start w:val="1"/>
+      <w:numFmt w:val="bullet"/>
+      <w:lvlText w:val=""/>
+      <w:lvlJc w:val="left"/>
+      <w:pPr>
+        <w:ind w:left="3589" w:hanging="360"/>
+      </w:pPr>
+      <w:rPr>
+        <w:rFonts w:ascii="Symbol" w:hAnsi="Symbol" w:hint="default"/>
+      </w:rPr>
+    </w:lvl>
+    <w:lvl w:ilvl="4" w:tplc="240A0003" w:tentative="1">
+      <w:start w:val="1"/>
+      <w:numFmt w:val="bullet"/>
+      <w:lvlText w:val="o"/>
+      <w:lvlJc w:val="left"/>
+      <w:pPr>
+        <w:ind w:left="4309" w:hanging="360"/>
+      </w:pPr>
+      <w:rPr>
+        <w:rFonts w:ascii="Courier New" w:hAnsi="Courier New" w:cs="Courier New" w:hint="default"/>
+      </w:rPr>
+    </w:lvl>
+    <w:lvl w:ilvl="5" w:tplc="240A0005" w:tentative="1">
+      <w:start w:val="1"/>
+      <w:numFmt w:val="bullet"/>
+      <w:lvlText w:val=""/>
+      <w:lvlJc w:val="left"/>
+      <w:pPr>
+        <w:ind w:left="5029" w:hanging="360"/>
+      </w:pPr>
+      <w:rPr>
+        <w:rFonts w:ascii="Wingdings" w:hAnsi="Wingdings" w:hint="default"/>
+      </w:rPr>
+    </w:lvl>
+    <w:lvl w:ilvl="6" w:tplc="240A0001" w:tentative="1">
+      <w:start w:val="1"/>
+      <w:numFmt w:val="bullet"/>
+      <w:lvlText w:val=""/>
+      <w:lvlJc w:val="left"/>
+      <w:pPr>
+        <w:ind w:left="5749" w:hanging="360"/>
+      </w:pPr>
+      <w:rPr>
+        <w:rFonts w:ascii="Symbol" w:hAnsi="Symbol" w:hint="default"/>
+      </w:rPr>
+    </w:lvl>
+    <w:lvl w:ilvl="7" w:tplc="240A0003" w:tentative="1">
+      <w:start w:val="1"/>
+      <w:numFmt w:val="bullet"/>
+      <w:lvlText w:val="o"/>
+      <w:lvlJc w:val="left"/>
+      <w:pPr>
+        <w:ind w:left="6469" w:hanging="360"/>
+      </w:pPr>
+      <w:rPr>
+        <w:rFonts w:ascii="Courier New" w:hAnsi="Courier New" w:cs="Courier New" w:hint="default"/>
+      </w:rPr>
+    </w:lvl>
+    <w:lvl w:ilvl="8" w:tplc="240A0005" w:tentative="1">
+      <w:start w:val="1"/>
+      <w:numFmt w:val="bullet"/>
+      <w:lvlText w:val=""/>
+      <w:lvlJc w:val="left"/>
+      <w:pPr>
+        <w:ind w:left="7189" w:hanging="360"/>
+      </w:pPr>
+      <w:rPr>
+        <w:rFonts w:ascii="Wingdings" w:hAnsi="Wingdings" w:hint="default"/>
+      </w:rPr>
+    </w:lvl>
+  </w:abstractNum>
+  <w:abstractNum w:abstractNumId="4" w15:restartNumberingAfterBreak="0">
     <w:nsid w:val="0FCC477C"/>
     <w:multiLevelType w:val="hybridMultilevel"/>
     <w:tmpl w:val="48A0B17E"/>
@@ -9017,7 +9297,7 @@
       </w:rPr>
     </w:lvl>
   </w:abstractNum>
-  <w:abstractNum w:abstractNumId="4" w15:restartNumberingAfterBreak="0">
+  <w:abstractNum w:abstractNumId="5" w15:restartNumberingAfterBreak="0">
     <w:nsid w:val="10F53AF3"/>
     <w:multiLevelType w:val="hybridMultilevel"/>
     <w:tmpl w:val="2D4C02E6"/>
@@ -9130,7 +9410,233 @@
       </w:rPr>
     </w:lvl>
   </w:abstractNum>
-  <w:abstractNum w:abstractNumId="5" w15:restartNumberingAfterBreak="0">
+  <w:abstractNum w:abstractNumId="6" w15:restartNumberingAfterBreak="0">
+    <w:nsid w:val="113131FB"/>
+    <w:multiLevelType w:val="hybridMultilevel"/>
+    <w:tmpl w:val="D8305022"/>
+    <w:lvl w:ilvl="0" w:tplc="240A0001">
+      <w:start w:val="1"/>
+      <w:numFmt w:val="bullet"/>
+      <w:lvlText w:val=""/>
+      <w:lvlJc w:val="left"/>
+      <w:pPr>
+        <w:ind w:left="1429" w:hanging="360"/>
+      </w:pPr>
+      <w:rPr>
+        <w:rFonts w:ascii="Symbol" w:hAnsi="Symbol" w:hint="default"/>
+      </w:rPr>
+    </w:lvl>
+    <w:lvl w:ilvl="1" w:tplc="240A0003" w:tentative="1">
+      <w:start w:val="1"/>
+      <w:numFmt w:val="bullet"/>
+      <w:lvlText w:val="o"/>
+      <w:lvlJc w:val="left"/>
+      <w:pPr>
+        <w:ind w:left="2149" w:hanging="360"/>
+      </w:pPr>
+      <w:rPr>
+        <w:rFonts w:ascii="Courier New" w:hAnsi="Courier New" w:cs="Courier New" w:hint="default"/>
+      </w:rPr>
+    </w:lvl>
+    <w:lvl w:ilvl="2" w:tplc="240A0005" w:tentative="1">
+      <w:start w:val="1"/>
+      <w:numFmt w:val="bullet"/>
+      <w:lvlText w:val=""/>
+      <w:lvlJc w:val="left"/>
+      <w:pPr>
+        <w:ind w:left="2869" w:hanging="360"/>
+      </w:pPr>
+      <w:rPr>
+        <w:rFonts w:ascii="Wingdings" w:hAnsi="Wingdings" w:hint="default"/>
+      </w:rPr>
+    </w:lvl>
+    <w:lvl w:ilvl="3" w:tplc="240A0001" w:tentative="1">
+      <w:start w:val="1"/>
+      <w:numFmt w:val="bullet"/>
+      <w:lvlText w:val=""/>
+      <w:lvlJc w:val="left"/>
+      <w:pPr>
+        <w:ind w:left="3589" w:hanging="360"/>
+      </w:pPr>
+      <w:rPr>
+        <w:rFonts w:ascii="Symbol" w:hAnsi="Symbol" w:hint="default"/>
+      </w:rPr>
+    </w:lvl>
+    <w:lvl w:ilvl="4" w:tplc="240A0003" w:tentative="1">
+      <w:start w:val="1"/>
+      <w:numFmt w:val="bullet"/>
+      <w:lvlText w:val="o"/>
+      <w:lvlJc w:val="left"/>
+      <w:pPr>
+        <w:ind w:left="4309" w:hanging="360"/>
+      </w:pPr>
+      <w:rPr>
+        <w:rFonts w:ascii="Courier New" w:hAnsi="Courier New" w:cs="Courier New" w:hint="default"/>
+      </w:rPr>
+    </w:lvl>
+    <w:lvl w:ilvl="5" w:tplc="240A0005" w:tentative="1">
+      <w:start w:val="1"/>
+      <w:numFmt w:val="bullet"/>
+      <w:lvlText w:val=""/>
+      <w:lvlJc w:val="left"/>
+      <w:pPr>
+        <w:ind w:left="5029" w:hanging="360"/>
+      </w:pPr>
+      <w:rPr>
+        <w:rFonts w:ascii="Wingdings" w:hAnsi="Wingdings" w:hint="default"/>
+      </w:rPr>
+    </w:lvl>
+    <w:lvl w:ilvl="6" w:tplc="240A0001" w:tentative="1">
+      <w:start w:val="1"/>
+      <w:numFmt w:val="bullet"/>
+      <w:lvlText w:val=""/>
+      <w:lvlJc w:val="left"/>
+      <w:pPr>
+        <w:ind w:left="5749" w:hanging="360"/>
+      </w:pPr>
+      <w:rPr>
+        <w:rFonts w:ascii="Symbol" w:hAnsi="Symbol" w:hint="default"/>
+      </w:rPr>
+    </w:lvl>
+    <w:lvl w:ilvl="7" w:tplc="240A0003" w:tentative="1">
+      <w:start w:val="1"/>
+      <w:numFmt w:val="bullet"/>
+      <w:lvlText w:val="o"/>
+      <w:lvlJc w:val="left"/>
+      <w:pPr>
+        <w:ind w:left="6469" w:hanging="360"/>
+      </w:pPr>
+      <w:rPr>
+        <w:rFonts w:ascii="Courier New" w:hAnsi="Courier New" w:cs="Courier New" w:hint="default"/>
+      </w:rPr>
+    </w:lvl>
+    <w:lvl w:ilvl="8" w:tplc="240A0005" w:tentative="1">
+      <w:start w:val="1"/>
+      <w:numFmt w:val="bullet"/>
+      <w:lvlText w:val=""/>
+      <w:lvlJc w:val="left"/>
+      <w:pPr>
+        <w:ind w:left="7189" w:hanging="360"/>
+      </w:pPr>
+      <w:rPr>
+        <w:rFonts w:ascii="Wingdings" w:hAnsi="Wingdings" w:hint="default"/>
+      </w:rPr>
+    </w:lvl>
+  </w:abstractNum>
+  <w:abstractNum w:abstractNumId="7" w15:restartNumberingAfterBreak="0">
+    <w:nsid w:val="114E228D"/>
+    <w:multiLevelType w:val="hybridMultilevel"/>
+    <w:tmpl w:val="CC64C086"/>
+    <w:lvl w:ilvl="0" w:tplc="240A0003">
+      <w:start w:val="1"/>
+      <w:numFmt w:val="bullet"/>
+      <w:lvlText w:val="o"/>
+      <w:lvlJc w:val="left"/>
+      <w:pPr>
+        <w:ind w:left="1429" w:hanging="360"/>
+      </w:pPr>
+      <w:rPr>
+        <w:rFonts w:ascii="Courier New" w:hAnsi="Courier New" w:cs="Courier New" w:hint="default"/>
+      </w:rPr>
+    </w:lvl>
+    <w:lvl w:ilvl="1" w:tplc="240A0003" w:tentative="1">
+      <w:start w:val="1"/>
+      <w:numFmt w:val="bullet"/>
+      <w:lvlText w:val="o"/>
+      <w:lvlJc w:val="left"/>
+      <w:pPr>
+        <w:ind w:left="2149" w:hanging="360"/>
+      </w:pPr>
+      <w:rPr>
+        <w:rFonts w:ascii="Courier New" w:hAnsi="Courier New" w:cs="Courier New" w:hint="default"/>
+      </w:rPr>
+    </w:lvl>
+    <w:lvl w:ilvl="2" w:tplc="240A0005" w:tentative="1">
+      <w:start w:val="1"/>
+      <w:numFmt w:val="bullet"/>
+      <w:lvlText w:val=""/>
+      <w:lvlJc w:val="left"/>
+      <w:pPr>
+        <w:ind w:left="2869" w:hanging="360"/>
+      </w:pPr>
+      <w:rPr>
+        <w:rFonts w:ascii="Wingdings" w:hAnsi="Wingdings" w:hint="default"/>
+      </w:rPr>
+    </w:lvl>
+    <w:lvl w:ilvl="3" w:tplc="240A0001" w:tentative="1">
+      <w:start w:val="1"/>
+      <w:numFmt w:val="bullet"/>
+      <w:lvlText w:val=""/>
+      <w:lvlJc w:val="left"/>
+      <w:pPr>
+        <w:ind w:left="3589" w:hanging="360"/>
+      </w:pPr>
+      <w:rPr>
+        <w:rFonts w:ascii="Symbol" w:hAnsi="Symbol" w:hint="default"/>
+      </w:rPr>
+    </w:lvl>
+    <w:lvl w:ilvl="4" w:tplc="240A0003" w:tentative="1">
+      <w:start w:val="1"/>
+      <w:numFmt w:val="bullet"/>
+      <w:lvlText w:val="o"/>
+      <w:lvlJc w:val="left"/>
+      <w:pPr>
+        <w:ind w:left="4309" w:hanging="360"/>
+      </w:pPr>
+      <w:rPr>
+        <w:rFonts w:ascii="Courier New" w:hAnsi="Courier New" w:cs="Courier New" w:hint="default"/>
+      </w:rPr>
+    </w:lvl>
+    <w:lvl w:ilvl="5" w:tplc="240A0005" w:tentative="1">
+      <w:start w:val="1"/>
+      <w:numFmt w:val="bullet"/>
+      <w:lvlText w:val=""/>
+      <w:lvlJc w:val="left"/>
+      <w:pPr>
+        <w:ind w:left="5029" w:hanging="360"/>
+      </w:pPr>
+      <w:rPr>
+        <w:rFonts w:ascii="Wingdings" w:hAnsi="Wingdings" w:hint="default"/>
+      </w:rPr>
+    </w:lvl>
+    <w:lvl w:ilvl="6" w:tplc="240A0001" w:tentative="1">
+      <w:start w:val="1"/>
+      <w:numFmt w:val="bullet"/>
+      <w:lvlText w:val=""/>
+      <w:lvlJc w:val="left"/>
+      <w:pPr>
+        <w:ind w:left="5749" w:hanging="360"/>
+      </w:pPr>
+      <w:rPr>
+        <w:rFonts w:ascii="Symbol" w:hAnsi="Symbol" w:hint="default"/>
+      </w:rPr>
+    </w:lvl>
+    <w:lvl w:ilvl="7" w:tplc="240A0003" w:tentative="1">
+      <w:start w:val="1"/>
+      <w:numFmt w:val="bullet"/>
+      <w:lvlText w:val="o"/>
+      <w:lvlJc w:val="left"/>
+      <w:pPr>
+        <w:ind w:left="6469" w:hanging="360"/>
+      </w:pPr>
+      <w:rPr>
+        <w:rFonts w:ascii="Courier New" w:hAnsi="Courier New" w:cs="Courier New" w:hint="default"/>
+      </w:rPr>
+    </w:lvl>
+    <w:lvl w:ilvl="8" w:tplc="240A0005" w:tentative="1">
+      <w:start w:val="1"/>
+      <w:numFmt w:val="bullet"/>
+      <w:lvlText w:val=""/>
+      <w:lvlJc w:val="left"/>
+      <w:pPr>
+        <w:ind w:left="7189" w:hanging="360"/>
+      </w:pPr>
+      <w:rPr>
+        <w:rFonts w:ascii="Wingdings" w:hAnsi="Wingdings" w:hint="default"/>
+      </w:rPr>
+    </w:lvl>
+  </w:abstractNum>
+  <w:abstractNum w:abstractNumId="8" w15:restartNumberingAfterBreak="0">
     <w:nsid w:val="1DD65AB5"/>
     <w:multiLevelType w:val="hybridMultilevel"/>
     <w:tmpl w:val="1382C0F4"/>
@@ -9243,7 +9749,7 @@
       </w:rPr>
     </w:lvl>
   </w:abstractNum>
-  <w:abstractNum w:abstractNumId="6" w15:restartNumberingAfterBreak="0">
+  <w:abstractNum w:abstractNumId="9" w15:restartNumberingAfterBreak="0">
     <w:nsid w:val="1EC807BD"/>
     <w:multiLevelType w:val="hybridMultilevel"/>
     <w:tmpl w:val="39386A1A"/>
@@ -9356,7 +9862,7 @@
       </w:rPr>
     </w:lvl>
   </w:abstractNum>
-  <w:abstractNum w:abstractNumId="7" w15:restartNumberingAfterBreak="0">
+  <w:abstractNum w:abstractNumId="10" w15:restartNumberingAfterBreak="0">
     <w:nsid w:val="24D00898"/>
     <w:multiLevelType w:val="hybridMultilevel"/>
     <w:tmpl w:val="D654E60E"/>
@@ -9445,7 +9951,7 @@
       </w:pPr>
     </w:lvl>
   </w:abstractNum>
-  <w:abstractNum w:abstractNumId="8" w15:restartNumberingAfterBreak="0">
+  <w:abstractNum w:abstractNumId="11" w15:restartNumberingAfterBreak="0">
     <w:nsid w:val="251313B4"/>
     <w:multiLevelType w:val="hybridMultilevel"/>
     <w:tmpl w:val="1DD6EF7E"/>
@@ -9558,7 +10064,7 @@
       </w:rPr>
     </w:lvl>
   </w:abstractNum>
-  <w:abstractNum w:abstractNumId="9" w15:restartNumberingAfterBreak="0">
+  <w:abstractNum w:abstractNumId="12" w15:restartNumberingAfterBreak="0">
     <w:nsid w:val="27412B07"/>
     <w:multiLevelType w:val="hybridMultilevel"/>
     <w:tmpl w:val="49D03E42"/>
@@ -9649,7 +10155,120 @@
       </w:pPr>
     </w:lvl>
   </w:abstractNum>
-  <w:abstractNum w:abstractNumId="10" w15:restartNumberingAfterBreak="0">
+  <w:abstractNum w:abstractNumId="13" w15:restartNumberingAfterBreak="0">
+    <w:nsid w:val="317803FA"/>
+    <w:multiLevelType w:val="hybridMultilevel"/>
+    <w:tmpl w:val="9F76F3A2"/>
+    <w:lvl w:ilvl="0" w:tplc="240A0001">
+      <w:start w:val="1"/>
+      <w:numFmt w:val="bullet"/>
+      <w:lvlText w:val=""/>
+      <w:lvlJc w:val="left"/>
+      <w:pPr>
+        <w:ind w:left="1429" w:hanging="360"/>
+      </w:pPr>
+      <w:rPr>
+        <w:rFonts w:ascii="Symbol" w:hAnsi="Symbol" w:hint="default"/>
+      </w:rPr>
+    </w:lvl>
+    <w:lvl w:ilvl="1" w:tplc="240A0003" w:tentative="1">
+      <w:start w:val="1"/>
+      <w:numFmt w:val="bullet"/>
+      <w:lvlText w:val="o"/>
+      <w:lvlJc w:val="left"/>
+      <w:pPr>
+        <w:ind w:left="2149" w:hanging="360"/>
+      </w:pPr>
+      <w:rPr>
+        <w:rFonts w:ascii="Courier New" w:hAnsi="Courier New" w:cs="Courier New" w:hint="default"/>
+      </w:rPr>
+    </w:lvl>
+    <w:lvl w:ilvl="2" w:tplc="240A0005" w:tentative="1">
+      <w:start w:val="1"/>
+      <w:numFmt w:val="bullet"/>
+      <w:lvlText w:val=""/>
+      <w:lvlJc w:val="left"/>
+      <w:pPr>
+        <w:ind w:left="2869" w:hanging="360"/>
+      </w:pPr>
+      <w:rPr>
+        <w:rFonts w:ascii="Wingdings" w:hAnsi="Wingdings" w:hint="default"/>
+      </w:rPr>
+    </w:lvl>
+    <w:lvl w:ilvl="3" w:tplc="240A0001" w:tentative="1">
+      <w:start w:val="1"/>
+      <w:numFmt w:val="bullet"/>
+      <w:lvlText w:val=""/>
+      <w:lvlJc w:val="left"/>
+      <w:pPr>
+        <w:ind w:left="3589" w:hanging="360"/>
+      </w:pPr>
+      <w:rPr>
+        <w:rFonts w:ascii="Symbol" w:hAnsi="Symbol" w:hint="default"/>
+      </w:rPr>
+    </w:lvl>
+    <w:lvl w:ilvl="4" w:tplc="240A0003" w:tentative="1">
+      <w:start w:val="1"/>
+      <w:numFmt w:val="bullet"/>
+      <w:lvlText w:val="o"/>
+      <w:lvlJc w:val="left"/>
+      <w:pPr>
+        <w:ind w:left="4309" w:hanging="360"/>
+      </w:pPr>
+      <w:rPr>
+        <w:rFonts w:ascii="Courier New" w:hAnsi="Courier New" w:cs="Courier New" w:hint="default"/>
+      </w:rPr>
+    </w:lvl>
+    <w:lvl w:ilvl="5" w:tplc="240A0005" w:tentative="1">
+      <w:start w:val="1"/>
+      <w:numFmt w:val="bullet"/>
+      <w:lvlText w:val=""/>
+      <w:lvlJc w:val="left"/>
+      <w:pPr>
+        <w:ind w:left="5029" w:hanging="360"/>
+      </w:pPr>
+      <w:rPr>
+        <w:rFonts w:ascii="Wingdings" w:hAnsi="Wingdings" w:hint="default"/>
+      </w:rPr>
+    </w:lvl>
+    <w:lvl w:ilvl="6" w:tplc="240A0001" w:tentative="1">
+      <w:start w:val="1"/>
+      <w:numFmt w:val="bullet"/>
+      <w:lvlText w:val=""/>
+      <w:lvlJc w:val="left"/>
+      <w:pPr>
+        <w:ind w:left="5749" w:hanging="360"/>
+      </w:pPr>
+      <w:rPr>
+        <w:rFonts w:ascii="Symbol" w:hAnsi="Symbol" w:hint="default"/>
+      </w:rPr>
+    </w:lvl>
+    <w:lvl w:ilvl="7" w:tplc="240A0003" w:tentative="1">
+      <w:start w:val="1"/>
+      <w:numFmt w:val="bullet"/>
+      <w:lvlText w:val="o"/>
+      <w:lvlJc w:val="left"/>
+      <w:pPr>
+        <w:ind w:left="6469" w:hanging="360"/>
+      </w:pPr>
+      <w:rPr>
+        <w:rFonts w:ascii="Courier New" w:hAnsi="Courier New" w:cs="Courier New" w:hint="default"/>
+      </w:rPr>
+    </w:lvl>
+    <w:lvl w:ilvl="8" w:tplc="240A0005" w:tentative="1">
+      <w:start w:val="1"/>
+      <w:numFmt w:val="bullet"/>
+      <w:lvlText w:val=""/>
+      <w:lvlJc w:val="left"/>
+      <w:pPr>
+        <w:ind w:left="7189" w:hanging="360"/>
+      </w:pPr>
+      <w:rPr>
+        <w:rFonts w:ascii="Wingdings" w:hAnsi="Wingdings" w:hint="default"/>
+      </w:rPr>
+    </w:lvl>
+  </w:abstractNum>
+  <w:abstractNum w:abstractNumId="14" w15:restartNumberingAfterBreak="0">
     <w:nsid w:val="3206598B"/>
     <w:multiLevelType w:val="hybridMultilevel"/>
     <w:tmpl w:val="1A0E0F12"/>
@@ -9735,7 +10354,7 @@
       </w:pPr>
     </w:lvl>
   </w:abstractNum>
-  <w:abstractNum w:abstractNumId="11" w15:restartNumberingAfterBreak="0">
+  <w:abstractNum w:abstractNumId="15" w15:restartNumberingAfterBreak="0">
     <w:nsid w:val="342642AF"/>
     <w:multiLevelType w:val="hybridMultilevel"/>
     <w:tmpl w:val="CF569C64"/>
@@ -9848,7 +10467,7 @@
       </w:rPr>
     </w:lvl>
   </w:abstractNum>
-  <w:abstractNum w:abstractNumId="12" w15:restartNumberingAfterBreak="0">
+  <w:abstractNum w:abstractNumId="16" w15:restartNumberingAfterBreak="0">
     <w:nsid w:val="368E176E"/>
     <w:multiLevelType w:val="hybridMultilevel"/>
     <w:tmpl w:val="BDF054FE"/>
@@ -9942,7 +10561,7 @@
       </w:pPr>
     </w:lvl>
   </w:abstractNum>
-  <w:abstractNum w:abstractNumId="13" w15:restartNumberingAfterBreak="0">
+  <w:abstractNum w:abstractNumId="17" w15:restartNumberingAfterBreak="0">
     <w:nsid w:val="393F6082"/>
     <w:multiLevelType w:val="hybridMultilevel"/>
     <w:tmpl w:val="387E98F2"/>
@@ -10055,7 +10674,120 @@
       </w:rPr>
     </w:lvl>
   </w:abstractNum>
-  <w:abstractNum w:abstractNumId="14" w15:restartNumberingAfterBreak="0">
+  <w:abstractNum w:abstractNumId="18" w15:restartNumberingAfterBreak="0">
+    <w:nsid w:val="4D9815C5"/>
+    <w:multiLevelType w:val="hybridMultilevel"/>
+    <w:tmpl w:val="136EE6C8"/>
+    <w:lvl w:ilvl="0" w:tplc="240A0001">
+      <w:start w:val="1"/>
+      <w:numFmt w:val="bullet"/>
+      <w:lvlText w:val=""/>
+      <w:lvlJc w:val="left"/>
+      <w:pPr>
+        <w:ind w:left="1429" w:hanging="360"/>
+      </w:pPr>
+      <w:rPr>
+        <w:rFonts w:ascii="Symbol" w:hAnsi="Symbol" w:hint="default"/>
+      </w:rPr>
+    </w:lvl>
+    <w:lvl w:ilvl="1" w:tplc="240A0003" w:tentative="1">
+      <w:start w:val="1"/>
+      <w:numFmt w:val="bullet"/>
+      <w:lvlText w:val="o"/>
+      <w:lvlJc w:val="left"/>
+      <w:pPr>
+        <w:ind w:left="2149" w:hanging="360"/>
+      </w:pPr>
+      <w:rPr>
+        <w:rFonts w:ascii="Courier New" w:hAnsi="Courier New" w:cs="Courier New" w:hint="default"/>
+      </w:rPr>
+    </w:lvl>
+    <w:lvl w:ilvl="2" w:tplc="240A0005" w:tentative="1">
+      <w:start w:val="1"/>
+      <w:numFmt w:val="bullet"/>
+      <w:lvlText w:val=""/>
+      <w:lvlJc w:val="left"/>
+      <w:pPr>
+        <w:ind w:left="2869" w:hanging="360"/>
+      </w:pPr>
+      <w:rPr>
+        <w:rFonts w:ascii="Wingdings" w:hAnsi="Wingdings" w:hint="default"/>
+      </w:rPr>
+    </w:lvl>
+    <w:lvl w:ilvl="3" w:tplc="240A0001" w:tentative="1">
+      <w:start w:val="1"/>
+      <w:numFmt w:val="bullet"/>
+      <w:lvlText w:val=""/>
+      <w:lvlJc w:val="left"/>
+      <w:pPr>
+        <w:ind w:left="3589" w:hanging="360"/>
+      </w:pPr>
+      <w:rPr>
+        <w:rFonts w:ascii="Symbol" w:hAnsi="Symbol" w:hint="default"/>
+      </w:rPr>
+    </w:lvl>
+    <w:lvl w:ilvl="4" w:tplc="240A0003" w:tentative="1">
+      <w:start w:val="1"/>
+      <w:numFmt w:val="bullet"/>
+      <w:lvlText w:val="o"/>
+      <w:lvlJc w:val="left"/>
+      <w:pPr>
+        <w:ind w:left="4309" w:hanging="360"/>
+      </w:pPr>
+      <w:rPr>
+        <w:rFonts w:ascii="Courier New" w:hAnsi="Courier New" w:cs="Courier New" w:hint="default"/>
+      </w:rPr>
+    </w:lvl>
+    <w:lvl w:ilvl="5" w:tplc="240A0005" w:tentative="1">
+      <w:start w:val="1"/>
+      <w:numFmt w:val="bullet"/>
+      <w:lvlText w:val=""/>
+      <w:lvlJc w:val="left"/>
+      <w:pPr>
+        <w:ind w:left="5029" w:hanging="360"/>
+      </w:pPr>
+      <w:rPr>
+        <w:rFonts w:ascii="Wingdings" w:hAnsi="Wingdings" w:hint="default"/>
+      </w:rPr>
+    </w:lvl>
+    <w:lvl w:ilvl="6" w:tplc="240A0001" w:tentative="1">
+      <w:start w:val="1"/>
+      <w:numFmt w:val="bullet"/>
+      <w:lvlText w:val=""/>
+      <w:lvlJc w:val="left"/>
+      <w:pPr>
+        <w:ind w:left="5749" w:hanging="360"/>
+      </w:pPr>
+      <w:rPr>
+        <w:rFonts w:ascii="Symbol" w:hAnsi="Symbol" w:hint="default"/>
+      </w:rPr>
+    </w:lvl>
+    <w:lvl w:ilvl="7" w:tplc="240A0003" w:tentative="1">
+      <w:start w:val="1"/>
+      <w:numFmt w:val="bullet"/>
+      <w:lvlText w:val="o"/>
+      <w:lvlJc w:val="left"/>
+      <w:pPr>
+        <w:ind w:left="6469" w:hanging="360"/>
+      </w:pPr>
+      <w:rPr>
+        <w:rFonts w:ascii="Courier New" w:hAnsi="Courier New" w:cs="Courier New" w:hint="default"/>
+      </w:rPr>
+    </w:lvl>
+    <w:lvl w:ilvl="8" w:tplc="240A0005" w:tentative="1">
+      <w:start w:val="1"/>
+      <w:numFmt w:val="bullet"/>
+      <w:lvlText w:val=""/>
+      <w:lvlJc w:val="left"/>
+      <w:pPr>
+        <w:ind w:left="7189" w:hanging="360"/>
+      </w:pPr>
+      <w:rPr>
+        <w:rFonts w:ascii="Wingdings" w:hAnsi="Wingdings" w:hint="default"/>
+      </w:rPr>
+    </w:lvl>
+  </w:abstractNum>
+  <w:abstractNum w:abstractNumId="19" w15:restartNumberingAfterBreak="0">
     <w:nsid w:val="4EBE1EF6"/>
     <w:multiLevelType w:val="hybridMultilevel"/>
     <w:tmpl w:val="F6A60586"/>
@@ -10148,7 +10880,120 @@
       </w:pPr>
     </w:lvl>
   </w:abstractNum>
-  <w:abstractNum w:abstractNumId="15" w15:restartNumberingAfterBreak="0">
+  <w:abstractNum w:abstractNumId="20" w15:restartNumberingAfterBreak="0">
+    <w:nsid w:val="519A4473"/>
+    <w:multiLevelType w:val="hybridMultilevel"/>
+    <w:tmpl w:val="17B61F14"/>
+    <w:lvl w:ilvl="0" w:tplc="240A0003">
+      <w:start w:val="1"/>
+      <w:numFmt w:val="bullet"/>
+      <w:lvlText w:val="o"/>
+      <w:lvlJc w:val="left"/>
+      <w:pPr>
+        <w:ind w:left="1429" w:hanging="360"/>
+      </w:pPr>
+      <w:rPr>
+        <w:rFonts w:ascii="Courier New" w:hAnsi="Courier New" w:cs="Courier New" w:hint="default"/>
+      </w:rPr>
+    </w:lvl>
+    <w:lvl w:ilvl="1" w:tplc="240A0003" w:tentative="1">
+      <w:start w:val="1"/>
+      <w:numFmt w:val="bullet"/>
+      <w:lvlText w:val="o"/>
+      <w:lvlJc w:val="left"/>
+      <w:pPr>
+        <w:ind w:left="2149" w:hanging="360"/>
+      </w:pPr>
+      <w:rPr>
+        <w:rFonts w:ascii="Courier New" w:hAnsi="Courier New" w:cs="Courier New" w:hint="default"/>
+      </w:rPr>
+    </w:lvl>
+    <w:lvl w:ilvl="2" w:tplc="240A0005" w:tentative="1">
+      <w:start w:val="1"/>
+      <w:numFmt w:val="bullet"/>
+      <w:lvlText w:val=""/>
+      <w:lvlJc w:val="left"/>
+      <w:pPr>
+        <w:ind w:left="2869" w:hanging="360"/>
+      </w:pPr>
+      <w:rPr>
+        <w:rFonts w:ascii="Wingdings" w:hAnsi="Wingdings" w:hint="default"/>
+      </w:rPr>
+    </w:lvl>
+    <w:lvl w:ilvl="3" w:tplc="240A0001" w:tentative="1">
+      <w:start w:val="1"/>
+      <w:numFmt w:val="bullet"/>
+      <w:lvlText w:val=""/>
+      <w:lvlJc w:val="left"/>
+      <w:pPr>
+        <w:ind w:left="3589" w:hanging="360"/>
+      </w:pPr>
+      <w:rPr>
+        <w:rFonts w:ascii="Symbol" w:hAnsi="Symbol" w:hint="default"/>
+      </w:rPr>
+    </w:lvl>
+    <w:lvl w:ilvl="4" w:tplc="240A0003" w:tentative="1">
+      <w:start w:val="1"/>
+      <w:numFmt w:val="bullet"/>
+      <w:lvlText w:val="o"/>
+      <w:lvlJc w:val="left"/>
+      <w:pPr>
+        <w:ind w:left="4309" w:hanging="360"/>
+      </w:pPr>
+      <w:rPr>
+        <w:rFonts w:ascii="Courier New" w:hAnsi="Courier New" w:cs="Courier New" w:hint="default"/>
+      </w:rPr>
+    </w:lvl>
+    <w:lvl w:ilvl="5" w:tplc="240A0005" w:tentative="1">
+      <w:start w:val="1"/>
+      <w:numFmt w:val="bullet"/>
+      <w:lvlText w:val=""/>
+      <w:lvlJc w:val="left"/>
+      <w:pPr>
+        <w:ind w:left="5029" w:hanging="360"/>
+      </w:pPr>
+      <w:rPr>
+        <w:rFonts w:ascii="Wingdings" w:hAnsi="Wingdings" w:hint="default"/>
+      </w:rPr>
+    </w:lvl>
+    <w:lvl w:ilvl="6" w:tplc="240A0001" w:tentative="1">
+      <w:start w:val="1"/>
+      <w:numFmt w:val="bullet"/>
+      <w:lvlText w:val=""/>
+      <w:lvlJc w:val="left"/>
+      <w:pPr>
+        <w:ind w:left="5749" w:hanging="360"/>
+      </w:pPr>
+      <w:rPr>
+        <w:rFonts w:ascii="Symbol" w:hAnsi="Symbol" w:hint="default"/>
+      </w:rPr>
+    </w:lvl>
+    <w:lvl w:ilvl="7" w:tplc="240A0003" w:tentative="1">
+      <w:start w:val="1"/>
+      <w:numFmt w:val="bullet"/>
+      <w:lvlText w:val="o"/>
+      <w:lvlJc w:val="left"/>
+      <w:pPr>
+        <w:ind w:left="6469" w:hanging="360"/>
+      </w:pPr>
+      <w:rPr>
+        <w:rFonts w:ascii="Courier New" w:hAnsi="Courier New" w:cs="Courier New" w:hint="default"/>
+      </w:rPr>
+    </w:lvl>
+    <w:lvl w:ilvl="8" w:tplc="240A0005" w:tentative="1">
+      <w:start w:val="1"/>
+      <w:numFmt w:val="bullet"/>
+      <w:lvlText w:val=""/>
+      <w:lvlJc w:val="left"/>
+      <w:pPr>
+        <w:ind w:left="7189" w:hanging="360"/>
+      </w:pPr>
+      <w:rPr>
+        <w:rFonts w:ascii="Wingdings" w:hAnsi="Wingdings" w:hint="default"/>
+      </w:rPr>
+    </w:lvl>
+  </w:abstractNum>
+  <w:abstractNum w:abstractNumId="21" w15:restartNumberingAfterBreak="0">
     <w:nsid w:val="54B1483F"/>
     <w:multiLevelType w:val="hybridMultilevel"/>
     <w:tmpl w:val="A0E641CA"/>
@@ -10261,7 +11106,120 @@
       </w:rPr>
     </w:lvl>
   </w:abstractNum>
-  <w:abstractNum w:abstractNumId="16" w15:restartNumberingAfterBreak="0">
+  <w:abstractNum w:abstractNumId="22" w15:restartNumberingAfterBreak="0">
+    <w:nsid w:val="58F27944"/>
+    <w:multiLevelType w:val="hybridMultilevel"/>
+    <w:tmpl w:val="8F342012"/>
+    <w:lvl w:ilvl="0" w:tplc="240A0001">
+      <w:start w:val="1"/>
+      <w:numFmt w:val="bullet"/>
+      <w:lvlText w:val=""/>
+      <w:lvlJc w:val="left"/>
+      <w:pPr>
+        <w:ind w:left="1429" w:hanging="360"/>
+      </w:pPr>
+      <w:rPr>
+        <w:rFonts w:ascii="Symbol" w:hAnsi="Symbol" w:hint="default"/>
+      </w:rPr>
+    </w:lvl>
+    <w:lvl w:ilvl="1" w:tplc="240A0003" w:tentative="1">
+      <w:start w:val="1"/>
+      <w:numFmt w:val="bullet"/>
+      <w:lvlText w:val="o"/>
+      <w:lvlJc w:val="left"/>
+      <w:pPr>
+        <w:ind w:left="2149" w:hanging="360"/>
+      </w:pPr>
+      <w:rPr>
+        <w:rFonts w:ascii="Courier New" w:hAnsi="Courier New" w:cs="Courier New" w:hint="default"/>
+      </w:rPr>
+    </w:lvl>
+    <w:lvl w:ilvl="2" w:tplc="240A0005" w:tentative="1">
+      <w:start w:val="1"/>
+      <w:numFmt w:val="bullet"/>
+      <w:lvlText w:val=""/>
+      <w:lvlJc w:val="left"/>
+      <w:pPr>
+        <w:ind w:left="2869" w:hanging="360"/>
+      </w:pPr>
+      <w:rPr>
+        <w:rFonts w:ascii="Wingdings" w:hAnsi="Wingdings" w:hint="default"/>
+      </w:rPr>
+    </w:lvl>
+    <w:lvl w:ilvl="3" w:tplc="240A0001" w:tentative="1">
+      <w:start w:val="1"/>
+      <w:numFmt w:val="bullet"/>
+      <w:lvlText w:val=""/>
+      <w:lvlJc w:val="left"/>
+      <w:pPr>
+        <w:ind w:left="3589" w:hanging="360"/>
+      </w:pPr>
+      <w:rPr>
+        <w:rFonts w:ascii="Symbol" w:hAnsi="Symbol" w:hint="default"/>
+      </w:rPr>
+    </w:lvl>
+    <w:lvl w:ilvl="4" w:tplc="240A0003" w:tentative="1">
+      <w:start w:val="1"/>
+      <w:numFmt w:val="bullet"/>
+      <w:lvlText w:val="o"/>
+      <w:lvlJc w:val="left"/>
+      <w:pPr>
+        <w:ind w:left="4309" w:hanging="360"/>
+      </w:pPr>
+      <w:rPr>
+        <w:rFonts w:ascii="Courier New" w:hAnsi="Courier New" w:cs="Courier New" w:hint="default"/>
+      </w:rPr>
+    </w:lvl>
+    <w:lvl w:ilvl="5" w:tplc="240A0005" w:tentative="1">
+      <w:start w:val="1"/>
+      <w:numFmt w:val="bullet"/>
+      <w:lvlText w:val=""/>
+      <w:lvlJc w:val="left"/>
+      <w:pPr>
+        <w:ind w:left="5029" w:hanging="360"/>
+      </w:pPr>
+      <w:rPr>
+        <w:rFonts w:ascii="Wingdings" w:hAnsi="Wingdings" w:hint="default"/>
+      </w:rPr>
+    </w:lvl>
+    <w:lvl w:ilvl="6" w:tplc="240A0001" w:tentative="1">
+      <w:start w:val="1"/>
+      <w:numFmt w:val="bullet"/>
+      <w:lvlText w:val=""/>
+      <w:lvlJc w:val="left"/>
+      <w:pPr>
+        <w:ind w:left="5749" w:hanging="360"/>
+      </w:pPr>
+      <w:rPr>
+        <w:rFonts w:ascii="Symbol" w:hAnsi="Symbol" w:hint="default"/>
+      </w:rPr>
+    </w:lvl>
+    <w:lvl w:ilvl="7" w:tplc="240A0003" w:tentative="1">
+      <w:start w:val="1"/>
+      <w:numFmt w:val="bullet"/>
+      <w:lvlText w:val="o"/>
+      <w:lvlJc w:val="left"/>
+      <w:pPr>
+        <w:ind w:left="6469" w:hanging="360"/>
+      </w:pPr>
+      <w:rPr>
+        <w:rFonts w:ascii="Courier New" w:hAnsi="Courier New" w:cs="Courier New" w:hint="default"/>
+      </w:rPr>
+    </w:lvl>
+    <w:lvl w:ilvl="8" w:tplc="240A0005" w:tentative="1">
+      <w:start w:val="1"/>
+      <w:numFmt w:val="bullet"/>
+      <w:lvlText w:val=""/>
+      <w:lvlJc w:val="left"/>
+      <w:pPr>
+        <w:ind w:left="7189" w:hanging="360"/>
+      </w:pPr>
+      <w:rPr>
+        <w:rFonts w:ascii="Wingdings" w:hAnsi="Wingdings" w:hint="default"/>
+      </w:rPr>
+    </w:lvl>
+  </w:abstractNum>
+  <w:abstractNum w:abstractNumId="23" w15:restartNumberingAfterBreak="0">
     <w:nsid w:val="59BF5078"/>
     <w:multiLevelType w:val="multilevel"/>
     <w:tmpl w:val="78340210"/>
@@ -10386,7 +11344,7 @@
       </w:rPr>
     </w:lvl>
   </w:abstractNum>
-  <w:abstractNum w:abstractNumId="17" w15:restartNumberingAfterBreak="0">
+  <w:abstractNum w:abstractNumId="24" w15:restartNumberingAfterBreak="0">
     <w:nsid w:val="5BF93C16"/>
     <w:multiLevelType w:val="hybridMultilevel"/>
     <w:tmpl w:val="AA6A3602"/>
@@ -10499,7 +11457,120 @@
       </w:rPr>
     </w:lvl>
   </w:abstractNum>
-  <w:abstractNum w:abstractNumId="18" w15:restartNumberingAfterBreak="0">
+  <w:abstractNum w:abstractNumId="25" w15:restartNumberingAfterBreak="0">
+    <w:nsid w:val="5C6E37E6"/>
+    <w:multiLevelType w:val="hybridMultilevel"/>
+    <w:tmpl w:val="C84EED44"/>
+    <w:lvl w:ilvl="0" w:tplc="240A0001">
+      <w:start w:val="1"/>
+      <w:numFmt w:val="bullet"/>
+      <w:lvlText w:val=""/>
+      <w:lvlJc w:val="left"/>
+      <w:pPr>
+        <w:ind w:left="1429" w:hanging="360"/>
+      </w:pPr>
+      <w:rPr>
+        <w:rFonts w:ascii="Symbol" w:hAnsi="Symbol" w:hint="default"/>
+      </w:rPr>
+    </w:lvl>
+    <w:lvl w:ilvl="1" w:tplc="240A0003" w:tentative="1">
+      <w:start w:val="1"/>
+      <w:numFmt w:val="bullet"/>
+      <w:lvlText w:val="o"/>
+      <w:lvlJc w:val="left"/>
+      <w:pPr>
+        <w:ind w:left="2149" w:hanging="360"/>
+      </w:pPr>
+      <w:rPr>
+        <w:rFonts w:ascii="Courier New" w:hAnsi="Courier New" w:cs="Courier New" w:hint="default"/>
+      </w:rPr>
+    </w:lvl>
+    <w:lvl w:ilvl="2" w:tplc="240A0005" w:tentative="1">
+      <w:start w:val="1"/>
+      <w:numFmt w:val="bullet"/>
+      <w:lvlText w:val=""/>
+      <w:lvlJc w:val="left"/>
+      <w:pPr>
+        <w:ind w:left="2869" w:hanging="360"/>
+      </w:pPr>
+      <w:rPr>
+        <w:rFonts w:ascii="Wingdings" w:hAnsi="Wingdings" w:hint="default"/>
+      </w:rPr>
+    </w:lvl>
+    <w:lvl w:ilvl="3" w:tplc="240A0001" w:tentative="1">
+      <w:start w:val="1"/>
+      <w:numFmt w:val="bullet"/>
+      <w:lvlText w:val=""/>
+      <w:lvlJc w:val="left"/>
+      <w:pPr>
+        <w:ind w:left="3589" w:hanging="360"/>
+      </w:pPr>
+      <w:rPr>
+        <w:rFonts w:ascii="Symbol" w:hAnsi="Symbol" w:hint="default"/>
+      </w:rPr>
+    </w:lvl>
+    <w:lvl w:ilvl="4" w:tplc="240A0003" w:tentative="1">
+      <w:start w:val="1"/>
+      <w:numFmt w:val="bullet"/>
+      <w:lvlText w:val="o"/>
+      <w:lvlJc w:val="left"/>
+      <w:pPr>
+        <w:ind w:left="4309" w:hanging="360"/>
+      </w:pPr>
+      <w:rPr>
+        <w:rFonts w:ascii="Courier New" w:hAnsi="Courier New" w:cs="Courier New" w:hint="default"/>
+      </w:rPr>
+    </w:lvl>
+    <w:lvl w:ilvl="5" w:tplc="240A0005" w:tentative="1">
+      <w:start w:val="1"/>
+      <w:numFmt w:val="bullet"/>
+      <w:lvlText w:val=""/>
+      <w:lvlJc w:val="left"/>
+      <w:pPr>
+        <w:ind w:left="5029" w:hanging="360"/>
+      </w:pPr>
+      <w:rPr>
+        <w:rFonts w:ascii="Wingdings" w:hAnsi="Wingdings" w:hint="default"/>
+      </w:rPr>
+    </w:lvl>
+    <w:lvl w:ilvl="6" w:tplc="240A0001" w:tentative="1">
+      <w:start w:val="1"/>
+      <w:numFmt w:val="bullet"/>
+      <w:lvlText w:val=""/>
+      <w:lvlJc w:val="left"/>
+      <w:pPr>
+        <w:ind w:left="5749" w:hanging="360"/>
+      </w:pPr>
+      <w:rPr>
+        <w:rFonts w:ascii="Symbol" w:hAnsi="Symbol" w:hint="default"/>
+      </w:rPr>
+    </w:lvl>
+    <w:lvl w:ilvl="7" w:tplc="240A0003" w:tentative="1">
+      <w:start w:val="1"/>
+      <w:numFmt w:val="bullet"/>
+      <w:lvlText w:val="o"/>
+      <w:lvlJc w:val="left"/>
+      <w:pPr>
+        <w:ind w:left="6469" w:hanging="360"/>
+      </w:pPr>
+      <w:rPr>
+        <w:rFonts w:ascii="Courier New" w:hAnsi="Courier New" w:cs="Courier New" w:hint="default"/>
+      </w:rPr>
+    </w:lvl>
+    <w:lvl w:ilvl="8" w:tplc="240A0005" w:tentative="1">
+      <w:start w:val="1"/>
+      <w:numFmt w:val="bullet"/>
+      <w:lvlText w:val=""/>
+      <w:lvlJc w:val="left"/>
+      <w:pPr>
+        <w:ind w:left="7189" w:hanging="360"/>
+      </w:pPr>
+      <w:rPr>
+        <w:rFonts w:ascii="Wingdings" w:hAnsi="Wingdings" w:hint="default"/>
+      </w:rPr>
+    </w:lvl>
+  </w:abstractNum>
+  <w:abstractNum w:abstractNumId="26" w15:restartNumberingAfterBreak="0">
     <w:nsid w:val="5F1B4BD0"/>
     <w:multiLevelType w:val="hybridMultilevel"/>
     <w:tmpl w:val="0BE4AF7E"/>
@@ -10589,7 +11660,7 @@
       </w:pPr>
     </w:lvl>
   </w:abstractNum>
-  <w:abstractNum w:abstractNumId="19" w15:restartNumberingAfterBreak="0">
+  <w:abstractNum w:abstractNumId="27" w15:restartNumberingAfterBreak="0">
     <w:nsid w:val="647D6816"/>
     <w:multiLevelType w:val="hybridMultilevel"/>
     <w:tmpl w:val="9EB8A09E"/>
@@ -10702,7 +11773,7 @@
       </w:rPr>
     </w:lvl>
   </w:abstractNum>
-  <w:abstractNum w:abstractNumId="20" w15:restartNumberingAfterBreak="0">
+  <w:abstractNum w:abstractNumId="28" w15:restartNumberingAfterBreak="0">
     <w:nsid w:val="66786805"/>
     <w:multiLevelType w:val="hybridMultilevel"/>
     <w:tmpl w:val="9DE4AFEE"/>
@@ -10815,7 +11886,7 @@
       </w:rPr>
     </w:lvl>
   </w:abstractNum>
-  <w:abstractNum w:abstractNumId="21" w15:restartNumberingAfterBreak="0">
+  <w:abstractNum w:abstractNumId="29" w15:restartNumberingAfterBreak="0">
     <w:nsid w:val="670D1875"/>
     <w:multiLevelType w:val="hybridMultilevel"/>
     <w:tmpl w:val="FD64AA06"/>
@@ -10928,7 +11999,7 @@
       </w:rPr>
     </w:lvl>
   </w:abstractNum>
-  <w:abstractNum w:abstractNumId="22" w15:restartNumberingAfterBreak="0">
+  <w:abstractNum w:abstractNumId="30" w15:restartNumberingAfterBreak="0">
     <w:nsid w:val="67BF47B5"/>
     <w:multiLevelType w:val="hybridMultilevel"/>
     <w:tmpl w:val="51F0B6F6"/>
@@ -11041,7 +12112,7 @@
       </w:rPr>
     </w:lvl>
   </w:abstractNum>
-  <w:abstractNum w:abstractNumId="23" w15:restartNumberingAfterBreak="0">
+  <w:abstractNum w:abstractNumId="31" w15:restartNumberingAfterBreak="0">
     <w:nsid w:val="69B51790"/>
     <w:multiLevelType w:val="hybridMultilevel"/>
     <w:tmpl w:val="43301B68"/>
@@ -11127,7 +12198,7 @@
       </w:pPr>
     </w:lvl>
   </w:abstractNum>
-  <w:abstractNum w:abstractNumId="24" w15:restartNumberingAfterBreak="0">
+  <w:abstractNum w:abstractNumId="32" w15:restartNumberingAfterBreak="0">
     <w:nsid w:val="6BD34F76"/>
     <w:multiLevelType w:val="hybridMultilevel"/>
     <w:tmpl w:val="34782C14"/>
@@ -11240,7 +12311,7 @@
       </w:rPr>
     </w:lvl>
   </w:abstractNum>
-  <w:abstractNum w:abstractNumId="25" w15:restartNumberingAfterBreak="0">
+  <w:abstractNum w:abstractNumId="33" w15:restartNumberingAfterBreak="0">
     <w:nsid w:val="6FCC3AB7"/>
     <w:multiLevelType w:val="hybridMultilevel"/>
     <w:tmpl w:val="9D38F466"/>
@@ -11353,7 +12424,7 @@
       </w:rPr>
     </w:lvl>
   </w:abstractNum>
-  <w:abstractNum w:abstractNumId="26" w15:restartNumberingAfterBreak="0">
+  <w:abstractNum w:abstractNumId="34" w15:restartNumberingAfterBreak="0">
     <w:nsid w:val="788B51F7"/>
     <w:multiLevelType w:val="hybridMultilevel"/>
     <w:tmpl w:val="6EC4D54E"/>
@@ -11466,7 +12537,7 @@
       </w:rPr>
     </w:lvl>
   </w:abstractNum>
-  <w:abstractNum w:abstractNumId="27" w15:restartNumberingAfterBreak="0">
+  <w:abstractNum w:abstractNumId="35" w15:restartNumberingAfterBreak="0">
     <w:nsid w:val="7A5B3DE0"/>
     <w:multiLevelType w:val="hybridMultilevel"/>
     <w:tmpl w:val="F418EBF4"/>
@@ -11579,7 +12650,7 @@
       </w:rPr>
     </w:lvl>
   </w:abstractNum>
-  <w:abstractNum w:abstractNumId="28" w15:restartNumberingAfterBreak="0">
+  <w:abstractNum w:abstractNumId="36" w15:restartNumberingAfterBreak="0">
     <w:nsid w:val="7AAE35AC"/>
     <w:multiLevelType w:val="hybridMultilevel"/>
     <w:tmpl w:val="1E4E21F0"/>
@@ -11665,7 +12736,7 @@
       </w:pPr>
     </w:lvl>
   </w:abstractNum>
-  <w:abstractNum w:abstractNumId="29" w15:restartNumberingAfterBreak="0">
+  <w:abstractNum w:abstractNumId="37" w15:restartNumberingAfterBreak="0">
     <w:nsid w:val="7B0A751F"/>
     <w:multiLevelType w:val="hybridMultilevel"/>
     <w:tmpl w:val="03C4C6A6"/>
@@ -11778,7 +12849,7 @@
       </w:rPr>
     </w:lvl>
   </w:abstractNum>
-  <w:abstractNum w:abstractNumId="30" w15:restartNumberingAfterBreak="0">
+  <w:abstractNum w:abstractNumId="38" w15:restartNumberingAfterBreak="0">
     <w:nsid w:val="7D1561AE"/>
     <w:multiLevelType w:val="hybridMultilevel"/>
     <w:tmpl w:val="54DC0A6C"/>
@@ -11891,7 +12962,7 @@
       </w:rPr>
     </w:lvl>
   </w:abstractNum>
-  <w:abstractNum w:abstractNumId="31" w15:restartNumberingAfterBreak="0">
+  <w:abstractNum w:abstractNumId="39" w15:restartNumberingAfterBreak="0">
     <w:nsid w:val="7EE27D1F"/>
     <w:multiLevelType w:val="hybridMultilevel"/>
     <w:tmpl w:val="174623F4"/>
@@ -12004,108 +13075,132 @@
       </w:rPr>
     </w:lvl>
   </w:abstractNum>
-  <w:num w:numId="1" w16cid:durableId="1683970854">
+  <w:num w:numId="1">
     <w:abstractNumId w:val="0"/>
   </w:num>
-  <w:num w:numId="2" w16cid:durableId="1264340357">
+  <w:num w:numId="2">
+    <w:abstractNumId w:val="12"/>
+  </w:num>
+  <w:num w:numId="3">
+    <w:abstractNumId w:val="19"/>
+  </w:num>
+  <w:num w:numId="4">
+    <w:abstractNumId w:val="16"/>
+  </w:num>
+  <w:num w:numId="5">
+    <w:abstractNumId w:val="23"/>
+  </w:num>
+  <w:num w:numId="6">
+    <w:abstractNumId w:val="29"/>
+  </w:num>
+  <w:num w:numId="7">
+    <w:abstractNumId w:val="31"/>
+  </w:num>
+  <w:num w:numId="8">
+    <w:abstractNumId w:val="38"/>
+  </w:num>
+  <w:num w:numId="9">
+    <w:abstractNumId w:val="35"/>
+  </w:num>
+  <w:num w:numId="10">
     <w:abstractNumId w:val="9"/>
   </w:num>
-  <w:num w:numId="3" w16cid:durableId="684139429">
+  <w:num w:numId="11">
+    <w:abstractNumId w:val="17"/>
+  </w:num>
+  <w:num w:numId="12">
+    <w:abstractNumId w:val="15"/>
+  </w:num>
+  <w:num w:numId="13">
+    <w:abstractNumId w:val="1"/>
+  </w:num>
+  <w:num w:numId="14">
+    <w:abstractNumId w:val="2"/>
+  </w:num>
+  <w:num w:numId="15">
+    <w:abstractNumId w:val="34"/>
+  </w:num>
+  <w:num w:numId="16">
+    <w:abstractNumId w:val="11"/>
+  </w:num>
+  <w:num w:numId="17">
+    <w:abstractNumId w:val="33"/>
+  </w:num>
+  <w:num w:numId="18">
+    <w:abstractNumId w:val="28"/>
+  </w:num>
+  <w:num w:numId="19">
+    <w:abstractNumId w:val="24"/>
+  </w:num>
+  <w:num w:numId="20">
+    <w:abstractNumId w:val="27"/>
+  </w:num>
+  <w:num w:numId="21">
+    <w:abstractNumId w:val="30"/>
+  </w:num>
+  <w:num w:numId="22">
+    <w:abstractNumId w:val="10"/>
+  </w:num>
+  <w:num w:numId="23">
+    <w:abstractNumId w:val="26"/>
+  </w:num>
+  <w:num w:numId="24">
+    <w:abstractNumId w:val="37"/>
+  </w:num>
+  <w:num w:numId="25">
+    <w:abstractNumId w:val="32"/>
+  </w:num>
+  <w:num w:numId="26">
     <w:abstractNumId w:val="14"/>
   </w:num>
-  <w:num w:numId="4" w16cid:durableId="5985735">
-    <w:abstractNumId w:val="12"/>
+  <w:num w:numId="27">
+    <w:abstractNumId w:val="4"/>
   </w:num>
-  <w:num w:numId="5" w16cid:durableId="997416964">
-    <w:abstractNumId w:val="16"/>
+  <w:num w:numId="28">
+    <w:abstractNumId w:val="36"/>
   </w:num>
-  <w:num w:numId="6" w16cid:durableId="883566586">
+  <w:num w:numId="29">
     <w:abstractNumId w:val="21"/>
   </w:num>
-  <w:num w:numId="7" w16cid:durableId="843515822">
-    <w:abstractNumId w:val="23"/>
+  <w:num w:numId="30">
+    <w:abstractNumId w:val="8"/>
   </w:num>
-  <w:num w:numId="8" w16cid:durableId="1763989838">
-    <w:abstractNumId w:val="30"/>
+  <w:num w:numId="31">
+    <w:abstractNumId w:val="5"/>
   </w:num>
-  <w:num w:numId="9" w16cid:durableId="901260457">
-    <w:abstractNumId w:val="27"/>
+  <w:num w:numId="32">
+    <w:abstractNumId w:val="39"/>
   </w:num>
-  <w:num w:numId="10" w16cid:durableId="2090156235">
+  <w:num w:numId="33">
+    <w:abstractNumId w:val="22"/>
+  </w:num>
+  <w:num w:numId="34">
+    <w:abstractNumId w:val="13"/>
+  </w:num>
+  <w:num w:numId="35">
+    <w:abstractNumId w:val="18"/>
+  </w:num>
+  <w:num w:numId="36">
     <w:abstractNumId w:val="6"/>
   </w:num>
-  <w:num w:numId="11" w16cid:durableId="460149048">
-    <w:abstractNumId w:val="13"/>
+  <w:num w:numId="37">
+    <w:abstractNumId w:val="7"/>
   </w:num>
-  <w:num w:numId="12" w16cid:durableId="251205254">
-    <w:abstractNumId w:val="11"/>
-  </w:num>
-  <w:num w:numId="13" w16cid:durableId="230971850">
-    <w:abstractNumId w:val="1"/>
-  </w:num>
-  <w:num w:numId="14" w16cid:durableId="701905212">
-    <w:abstractNumId w:val="2"/>
-  </w:num>
-  <w:num w:numId="15" w16cid:durableId="555092178">
-    <w:abstractNumId w:val="26"/>
-  </w:num>
-  <w:num w:numId="16" w16cid:durableId="1929338649">
-    <w:abstractNumId w:val="8"/>
-  </w:num>
-  <w:num w:numId="17" w16cid:durableId="347678653">
+  <w:num w:numId="38">
     <w:abstractNumId w:val="25"/>
   </w:num>
-  <w:num w:numId="18" w16cid:durableId="82341372">
-    <w:abstractNumId w:val="20"/>
-  </w:num>
-  <w:num w:numId="19" w16cid:durableId="800995483">
-    <w:abstractNumId w:val="17"/>
-  </w:num>
-  <w:num w:numId="20" w16cid:durableId="1690643407">
-    <w:abstractNumId w:val="19"/>
-  </w:num>
-  <w:num w:numId="21" w16cid:durableId="16738832">
-    <w:abstractNumId w:val="22"/>
-  </w:num>
-  <w:num w:numId="22" w16cid:durableId="552040762">
-    <w:abstractNumId w:val="7"/>
-  </w:num>
-  <w:num w:numId="23" w16cid:durableId="1248806972">
-    <w:abstractNumId w:val="18"/>
-  </w:num>
-  <w:num w:numId="24" w16cid:durableId="1820683837">
-    <w:abstractNumId w:val="29"/>
-  </w:num>
-  <w:num w:numId="25" w16cid:durableId="1571233949">
-    <w:abstractNumId w:val="24"/>
-  </w:num>
-  <w:num w:numId="26" w16cid:durableId="1672683762">
-    <w:abstractNumId w:val="10"/>
-  </w:num>
-  <w:num w:numId="27" w16cid:durableId="482042426">
+  <w:num w:numId="39">
     <w:abstractNumId w:val="3"/>
   </w:num>
-  <w:num w:numId="28" w16cid:durableId="1332173966">
-    <w:abstractNumId w:val="28"/>
-  </w:num>
-  <w:num w:numId="29" w16cid:durableId="618755275">
-    <w:abstractNumId w:val="15"/>
-  </w:num>
-  <w:num w:numId="30" w16cid:durableId="751001016">
-    <w:abstractNumId w:val="5"/>
-  </w:num>
-  <w:num w:numId="31" w16cid:durableId="1237859619">
-    <w:abstractNumId w:val="4"/>
-  </w:num>
-  <w:num w:numId="32" w16cid:durableId="1841001059">
-    <w:abstractNumId w:val="31"/>
+  <w:num w:numId="40">
+    <w:abstractNumId w:val="20"/>
   </w:num>
   <w:numIdMacAtCleanup w:val="21"/>
 </w:numbering>
 </file>
 
 <file path=word/styles.xml><?xml version="1.0" encoding="utf-8"?>
-<w:styles xmlns:mc="http://schemas.openxmlformats.org/markup-compatibility/2006" xmlns:r="http://schemas.openxmlformats.org/officeDocument/2006/relationships" xmlns:w="http://schemas.openxmlformats.org/wordprocessingml/2006/main" xmlns:w14="http://schemas.microsoft.com/office/word/2010/wordml" xmlns:w15="http://schemas.microsoft.com/office/word/2012/wordml" xmlns:w16cex="http://schemas.microsoft.com/office/word/2018/wordml/cex" xmlns:w16cid="http://schemas.microsoft.com/office/word/2016/wordml/cid" xmlns:w16="http://schemas.microsoft.com/office/word/2018/wordml" xmlns:w16sdtdh="http://schemas.microsoft.com/office/word/2020/wordml/sdtdatahash" xmlns:w16sdtfl="http://schemas.microsoft.com/office/word/2024/wordml/sdtformatlock" xmlns:w16se="http://schemas.microsoft.com/office/word/2015/wordml/symex" xmlns:w16du="http://schemas.microsoft.com/office/word/2023/wordml/word16du" mc:Ignorable="w14 w15 w16se w16cid w16 w16cex w16sdtdh w16sdtfl w16du">
+<w:styles xmlns:mc="http://schemas.openxmlformats.org/markup-compatibility/2006" xmlns:r="http://schemas.openxmlformats.org/officeDocument/2006/relationships" xmlns:w="http://schemas.openxmlformats.org/wordprocessingml/2006/main" xmlns:w14="http://schemas.microsoft.com/office/word/2010/wordml" xmlns:w15="http://schemas.microsoft.com/office/word/2012/wordml" xmlns:w16cex="http://schemas.microsoft.com/office/word/2018/wordml/cex" xmlns:w16cid="http://schemas.microsoft.com/office/word/2016/wordml/cid" xmlns:w16="http://schemas.microsoft.com/office/word/2018/wordml" xmlns:w16sdtdh="http://schemas.microsoft.com/office/word/2020/wordml/sdtdatahash" xmlns:w16se="http://schemas.microsoft.com/office/word/2015/wordml/symex" mc:Ignorable="w14 w15 w16se w16cid w16 w16cex w16sdtdh">
   <w:docDefaults>
     <w:rPrDefault>
       <w:rPr>
@@ -13479,7 +14574,7 @@
       <w14:ligatures w14:val="none"/>
     </w:rPr>
   </w:style>
-  <w:style w:type="character" w:styleId="Fuerte">
+  <w:style w:type="character" w:styleId="Textoennegrita">
     <w:name w:val="Strong"/>
     <w:basedOn w:val="Fuentedeprrafopredeter"/>
     <w:uiPriority w:val="22"/>
@@ -13800,26 +14895,10 @@
 </file>
 
 <file path=customXml/item1.xml><?xml version="1.0" encoding="utf-8"?>
-<p:properties xmlns:p="http://schemas.microsoft.com/office/2006/metadata/properties" xmlns:xsi="http://www.w3.org/2001/XMLSchema-instance" xmlns:pc="http://schemas.microsoft.com/office/infopath/2007/PartnerControls">
-  <documentManagement>
-    <TaxCatchAll xmlns="67a0edcd-0de5-43ed-8c27-e32f38a00c91" xsi:nil="true"/>
-    <lcf76f155ced4ddcb4097134ff3c332f xmlns="42760c81-fd8e-4d59-8953-7cdb9f38b14f">
-      <Terms xmlns="http://schemas.microsoft.com/office/infopath/2007/PartnerControls"/>
-    </lcf76f155ced4ddcb4097134ff3c332f>
-  </documentManagement>
-</p:properties>
+<b:Sources xmlns:b="http://schemas.openxmlformats.org/officeDocument/2006/bibliography" xmlns="http://schemas.openxmlformats.org/officeDocument/2006/bibliography" SelectedStyle="\APASixthEditionOfficeOnline.xsl" StyleName="APA" Version="6"/>
 </file>
 
 <file path=customXml/item2.xml><?xml version="1.0" encoding="utf-8"?>
-<?mso-contentType ?>
-<FormTemplates xmlns="http://schemas.microsoft.com/sharepoint/v3/contenttype/forms">
-  <Display>DocumentLibraryForm</Display>
-  <Edit>DocumentLibraryForm</Edit>
-  <New>DocumentLibraryForm</New>
-</FormTemplates>
-</file>
-
-<file path=customXml/item3.xml><?xml version="1.0" encoding="utf-8"?>
 <ct:contentTypeSchema xmlns:ct="http://schemas.microsoft.com/office/2006/metadata/contentType" xmlns:ma="http://schemas.microsoft.com/office/2006/metadata/properties/metaAttributes" ct:_="" ma:_="" ma:contentTypeName="Documento" ma:contentTypeID="0x01010005252A1EF3BD024F856B47B579AB5244" ma:contentTypeVersion="12" ma:contentTypeDescription="Crear nuevo documento." ma:contentTypeScope="" ma:versionID="32d0e18b85ac20c34eab62df21c0cf58">
   <xsd:schema xmlns:xsd="http://www.w3.org/2001/XMLSchema" xmlns:xs="http://www.w3.org/2001/XMLSchema" xmlns:p="http://schemas.microsoft.com/office/2006/metadata/properties" xmlns:ns2="42760c81-fd8e-4d59-8953-7cdb9f38b14f" xmlns:ns3="67a0edcd-0de5-43ed-8c27-e32f38a00c91" targetNamespace="http://schemas.microsoft.com/office/2006/metadata/properties" ma:root="true" ma:fieldsID="cc2c149e99f10870fd5bc3964e5386d3" ns2:_="" ns3:_="">
     <xsd:import namespace="42760c81-fd8e-4d59-8953-7cdb9f38b14f"/>
@@ -14020,30 +15099,35 @@
 </ct:contentTypeSchema>
 </file>
 
+<file path=customXml/item3.xml><?xml version="1.0" encoding="utf-8"?>
+<?mso-contentType ?>
+<FormTemplates xmlns="http://schemas.microsoft.com/sharepoint/v3/contenttype/forms">
+  <Display>DocumentLibraryForm</Display>
+  <Edit>DocumentLibraryForm</Edit>
+  <New>DocumentLibraryForm</New>
+</FormTemplates>
+</file>
+
 <file path=customXml/item4.xml><?xml version="1.0" encoding="utf-8"?>
-<b:Sources xmlns:b="http://schemas.openxmlformats.org/officeDocument/2006/bibliography" xmlns="http://schemas.openxmlformats.org/officeDocument/2006/bibliography" SelectedStyle="\APASixthEditionOfficeOnline.xsl" StyleName="APA" Version="6"/>
+<p:properties xmlns:p="http://schemas.microsoft.com/office/2006/metadata/properties" xmlns:xsi="http://www.w3.org/2001/XMLSchema-instance" xmlns:pc="http://schemas.microsoft.com/office/infopath/2007/PartnerControls">
+  <documentManagement>
+    <TaxCatchAll xmlns="67a0edcd-0de5-43ed-8c27-e32f38a00c91" xsi:nil="true"/>
+    <lcf76f155ced4ddcb4097134ff3c332f xmlns="42760c81-fd8e-4d59-8953-7cdb9f38b14f">
+      <Terms xmlns="http://schemas.microsoft.com/office/infopath/2007/PartnerControls"/>
+    </lcf76f155ced4ddcb4097134ff3c332f>
+  </documentManagement>
+</p:properties>
 </file>
 
 <file path=customXml/itemProps1.xml><?xml version="1.0" encoding="utf-8"?>
-<ds:datastoreItem xmlns:ds="http://schemas.openxmlformats.org/officeDocument/2006/customXml" ds:itemID="{1145D752-ACC1-45E1-AB53-0C756F67FC7F}">
+<ds:datastoreItem xmlns:ds="http://schemas.openxmlformats.org/officeDocument/2006/customXml" ds:itemID="{E8AB44A3-7C62-4BD2-82ED-8ABC209970FA}">
   <ds:schemaRefs>
-    <ds:schemaRef ds:uri="http://schemas.microsoft.com/office/2006/metadata/properties"/>
-    <ds:schemaRef ds:uri="http://schemas.microsoft.com/office/infopath/2007/PartnerControls"/>
-    <ds:schemaRef ds:uri="67a0edcd-0de5-43ed-8c27-e32f38a00c91"/>
-    <ds:schemaRef ds:uri="42760c81-fd8e-4d59-8953-7cdb9f38b14f"/>
+    <ds:schemaRef ds:uri="http://schemas.openxmlformats.org/officeDocument/2006/bibliography"/>
   </ds:schemaRefs>
 </ds:datastoreItem>
 </file>
 
 <file path=customXml/itemProps2.xml><?xml version="1.0" encoding="utf-8"?>
-<ds:datastoreItem xmlns:ds="http://schemas.openxmlformats.org/officeDocument/2006/customXml" ds:itemID="{81CBDEC1-3B00-44ED-AD36-0268077980BA}">
-  <ds:schemaRefs>
-    <ds:schemaRef ds:uri="http://schemas.microsoft.com/sharepoint/v3/contenttype/forms"/>
-  </ds:schemaRefs>
-</ds:datastoreItem>
-</file>
-
-<file path=customXml/itemProps3.xml><?xml version="1.0" encoding="utf-8"?>
 <ds:datastoreItem xmlns:ds="http://schemas.openxmlformats.org/officeDocument/2006/customXml" ds:itemID="{89AA56E8-CF5F-473B-895B-F3D72409FCCD}">
   <ds:schemaRefs>
     <ds:schemaRef ds:uri="http://schemas.microsoft.com/office/2006/metadata/contentType"/>
@@ -14062,10 +15146,21 @@
 </ds:datastoreItem>
 </file>
 
+<file path=customXml/itemProps3.xml><?xml version="1.0" encoding="utf-8"?>
+<ds:datastoreItem xmlns:ds="http://schemas.openxmlformats.org/officeDocument/2006/customXml" ds:itemID="{81CBDEC1-3B00-44ED-AD36-0268077980BA}">
+  <ds:schemaRefs>
+    <ds:schemaRef ds:uri="http://schemas.microsoft.com/sharepoint/v3/contenttype/forms"/>
+  </ds:schemaRefs>
+</ds:datastoreItem>
+</file>
+
 <file path=customXml/itemProps4.xml><?xml version="1.0" encoding="utf-8"?>
-<ds:datastoreItem xmlns:ds="http://schemas.openxmlformats.org/officeDocument/2006/customXml" ds:itemID="{E8AB44A3-7C62-4BD2-82ED-8ABC209970FA}">
+<ds:datastoreItem xmlns:ds="http://schemas.openxmlformats.org/officeDocument/2006/customXml" ds:itemID="{1145D752-ACC1-45E1-AB53-0C756F67FC7F}">
   <ds:schemaRefs>
-    <ds:schemaRef ds:uri="http://schemas.openxmlformats.org/officeDocument/2006/bibliography"/>
+    <ds:schemaRef ds:uri="http://schemas.microsoft.com/office/2006/metadata/properties"/>
+    <ds:schemaRef ds:uri="http://schemas.microsoft.com/office/infopath/2007/PartnerControls"/>
+    <ds:schemaRef ds:uri="67a0edcd-0de5-43ed-8c27-e32f38a00c91"/>
+    <ds:schemaRef ds:uri="42760c81-fd8e-4d59-8953-7cdb9f38b14f"/>
   </ds:schemaRefs>
 </ds:datastoreItem>
 </file>
--- a/fuentes/135329_CF03_CFA.docx
+++ b/fuentes/135329_CF03_CFA.docx
@@ -220,7 +220,7 @@
               </wp:anchor>
             </w:drawing>
           </mc:Choice>
-          <mc:Fallback xmlns:w16du="http://schemas.microsoft.com/office/word/2023/wordml/word16du" xmlns:w16sdtfl="http://schemas.microsoft.com/office/word/2024/wordml/sdtformatlock" xmlns:oel="http://schemas.microsoft.com/office/2019/extlst">
+          <mc:Fallback xmlns:oel="http://schemas.microsoft.com/office/2019/extlst" xmlns:w16sdtfl="http://schemas.microsoft.com/office/word/2024/wordml/sdtformatlock" xmlns:w16du="http://schemas.microsoft.com/office/word/2023/wordml/word16du">
             <w:pict>
               <v:rect w14:anchorId="0DC906D5" id="Rectángulo 3" o:spid="_x0000_s1026" alt="&quot;&quot;" style="position:absolute;margin-left:0;margin-top:29.65pt;width:616.85pt;height:158.2pt;z-index:-251658752;visibility:visible;mso-wrap-style:square;mso-width-percent:0;mso-height-percent:0;mso-wrap-distance-left:9pt;mso-wrap-distance-top:0;mso-wrap-distance-right:9pt;mso-wrap-distance-bottom:0;mso-position-horizontal:left;mso-position-horizontal-relative:page;mso-position-vertical:absolute;mso-position-vertical-relative:text;mso-width-percent:0;mso-height-percent:0;mso-width-relative:margin;mso-height-relative:margin;v-text-anchor:middle" o:gfxdata="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" fillcolor="#00314d" stroked="f" strokeweight="1pt">
                 <w10:wrap anchorx="page"/>
@@ -8469,7 +8469,7 @@
               </w:rPr>
             </w:pPr>
             <w:r>
-              <w:t>Jonathan Adié Villafañe</w:t>
+              <w:t>Luis Gabriel Urueta Álvarez</w:t>
             </w:r>
           </w:p>
         </w:tc>
@@ -8487,80 +8487,6 @@
             </w:pPr>
             <w:r>
               <w:t xml:space="preserve">Validador y vinculador de recursos digitales </w:t>
-            </w:r>
-          </w:p>
-        </w:tc>
-        <w:tc>
-          <w:tcPr>
-            <w:tcW w:w="3969" w:type="dxa"/>
-          </w:tcPr>
-          <w:p>
-            <w:pPr>
-              <w:pStyle w:val="TextoTablas"/>
-              <w:rPr>
-                <w:rFonts w:cs="Calibri"/>
-                <w:szCs w:val="24"/>
-              </w:rPr>
-            </w:pPr>
-            <w:r>
-              <w:t xml:space="preserve">Centro de Comercio y Servicios </w:t>
-            </w:r>
-            <w:r>
-              <w:t>-</w:t>
-            </w:r>
-            <w:r>
-              <w:t xml:space="preserve"> Regional Atlántico</w:t>
-            </w:r>
-          </w:p>
-        </w:tc>
-      </w:tr>
-      <w:tr>
-        <w:trPr>
-          <w:cnfStyle w:val="000000100000" w:firstRow="0" w:lastRow="0" w:firstColumn="0" w:lastColumn="0" w:oddVBand="0" w:evenVBand="0" w:oddHBand="1" w:evenHBand="0" w:firstRowFirstColumn="0" w:firstRowLastColumn="0" w:lastRowFirstColumn="0" w:lastRowLastColumn="0"/>
-        </w:trPr>
-        <w:tc>
-          <w:tcPr>
-            <w:tcW w:w="2830" w:type="dxa"/>
-          </w:tcPr>
-          <w:p>
-            <w:pPr>
-              <w:pStyle w:val="TextoTablas"/>
-              <w:rPr>
-                <w:rFonts w:cs="Calibri"/>
-                <w:szCs w:val="24"/>
-              </w:rPr>
-            </w:pPr>
-            <w:r>
-              <w:t>Karine Isabel Ospino Fritz</w:t>
-            </w:r>
-          </w:p>
-        </w:tc>
-        <w:tc>
-          <w:tcPr>
-            <w:tcW w:w="3261" w:type="dxa"/>
-          </w:tcPr>
-          <w:p>
-            <w:pPr>
-              <w:pStyle w:val="TextoTablas"/>
-              <w:rPr>
-                <w:rFonts w:cs="Calibri"/>
-                <w:szCs w:val="24"/>
-              </w:rPr>
-            </w:pPr>
-            <w:r>
-              <w:t>Validador</w:t>
-            </w:r>
-            <w:r>
-              <w:t>a</w:t>
-            </w:r>
-            <w:r>
-              <w:t xml:space="preserve"> y vinculador</w:t>
-            </w:r>
-            <w:r>
-              <w:t>a</w:t>
-            </w:r>
-            <w:r>
-              <w:t xml:space="preserve"> de recursos digitales </w:t>
             </w:r>
           </w:p>
         </w:tc>
@@ -14895,10 +14821,6 @@
 </file>
 
 <file path=customXml/item1.xml><?xml version="1.0" encoding="utf-8"?>
-<b:Sources xmlns:b="http://schemas.openxmlformats.org/officeDocument/2006/bibliography" xmlns="http://schemas.openxmlformats.org/officeDocument/2006/bibliography" SelectedStyle="\APASixthEditionOfficeOnline.xsl" StyleName="APA" Version="6"/>
-</file>
-
-<file path=customXml/item2.xml><?xml version="1.0" encoding="utf-8"?>
 <ct:contentTypeSchema xmlns:ct="http://schemas.microsoft.com/office/2006/metadata/contentType" xmlns:ma="http://schemas.microsoft.com/office/2006/metadata/properties/metaAttributes" ct:_="" ma:_="" ma:contentTypeName="Documento" ma:contentTypeID="0x01010005252A1EF3BD024F856B47B579AB5244" ma:contentTypeVersion="12" ma:contentTypeDescription="Crear nuevo documento." ma:contentTypeScope="" ma:versionID="32d0e18b85ac20c34eab62df21c0cf58">
   <xsd:schema xmlns:xsd="http://www.w3.org/2001/XMLSchema" xmlns:xs="http://www.w3.org/2001/XMLSchema" xmlns:p="http://schemas.microsoft.com/office/2006/metadata/properties" xmlns:ns2="42760c81-fd8e-4d59-8953-7cdb9f38b14f" xmlns:ns3="67a0edcd-0de5-43ed-8c27-e32f38a00c91" targetNamespace="http://schemas.microsoft.com/office/2006/metadata/properties" ma:root="true" ma:fieldsID="cc2c149e99f10870fd5bc3964e5386d3" ns2:_="" ns3:_="">
     <xsd:import namespace="42760c81-fd8e-4d59-8953-7cdb9f38b14f"/>
@@ -15099,16 +15021,11 @@
 </ct:contentTypeSchema>
 </file>
 
-<file path=customXml/item3.xml><?xml version="1.0" encoding="utf-8"?>
-<?mso-contentType ?>
-<FormTemplates xmlns="http://schemas.microsoft.com/sharepoint/v3/contenttype/forms">
-  <Display>DocumentLibraryForm</Display>
-  <Edit>DocumentLibraryForm</Edit>
-  <New>DocumentLibraryForm</New>
-</FormTemplates>
+<file path=customXml/item2.xml><?xml version="1.0" encoding="utf-8"?>
+<b:Sources xmlns:b="http://schemas.openxmlformats.org/officeDocument/2006/bibliography" xmlns="http://schemas.openxmlformats.org/officeDocument/2006/bibliography" SelectedStyle="\APASixthEditionOfficeOnline.xsl" StyleName="APA" Version="6"/>
 </file>
 
-<file path=customXml/item4.xml><?xml version="1.0" encoding="utf-8"?>
+<file path=customXml/item3.xml><?xml version="1.0" encoding="utf-8"?>
 <p:properties xmlns:p="http://schemas.microsoft.com/office/2006/metadata/properties" xmlns:xsi="http://www.w3.org/2001/XMLSchema-instance" xmlns:pc="http://schemas.microsoft.com/office/infopath/2007/PartnerControls">
   <documentManagement>
     <TaxCatchAll xmlns="67a0edcd-0de5-43ed-8c27-e32f38a00c91" xsi:nil="true"/>
@@ -15119,15 +15036,16 @@
 </p:properties>
 </file>
 
-<file path=customXml/itemProps1.xml><?xml version="1.0" encoding="utf-8"?>
-<ds:datastoreItem xmlns:ds="http://schemas.openxmlformats.org/officeDocument/2006/customXml" ds:itemID="{E8AB44A3-7C62-4BD2-82ED-8ABC209970FA}">
-  <ds:schemaRefs>
-    <ds:schemaRef ds:uri="http://schemas.openxmlformats.org/officeDocument/2006/bibliography"/>
-  </ds:schemaRefs>
-</ds:datastoreItem>
+<file path=customXml/item4.xml><?xml version="1.0" encoding="utf-8"?>
+<?mso-contentType ?>
+<FormTemplates xmlns="http://schemas.microsoft.com/sharepoint/v3/contenttype/forms">
+  <Display>DocumentLibraryForm</Display>
+  <Edit>DocumentLibraryForm</Edit>
+  <New>DocumentLibraryForm</New>
+</FormTemplates>
 </file>
 
-<file path=customXml/itemProps2.xml><?xml version="1.0" encoding="utf-8"?>
+<file path=customXml/itemProps1.xml><?xml version="1.0" encoding="utf-8"?>
 <ds:datastoreItem xmlns:ds="http://schemas.openxmlformats.org/officeDocument/2006/customXml" ds:itemID="{89AA56E8-CF5F-473B-895B-F3D72409FCCD}">
   <ds:schemaRefs>
     <ds:schemaRef ds:uri="http://schemas.microsoft.com/office/2006/metadata/contentType"/>
@@ -15146,15 +15064,15 @@
 </ds:datastoreItem>
 </file>
 
-<file path=customXml/itemProps3.xml><?xml version="1.0" encoding="utf-8"?>
-<ds:datastoreItem xmlns:ds="http://schemas.openxmlformats.org/officeDocument/2006/customXml" ds:itemID="{81CBDEC1-3B00-44ED-AD36-0268077980BA}">
+<file path=customXml/itemProps2.xml><?xml version="1.0" encoding="utf-8"?>
+<ds:datastoreItem xmlns:ds="http://schemas.openxmlformats.org/officeDocument/2006/customXml" ds:itemID="{E8AB44A3-7C62-4BD2-82ED-8ABC209970FA}">
   <ds:schemaRefs>
-    <ds:schemaRef ds:uri="http://schemas.microsoft.com/sharepoint/v3/contenttype/forms"/>
+    <ds:schemaRef ds:uri="http://schemas.openxmlformats.org/officeDocument/2006/bibliography"/>
   </ds:schemaRefs>
 </ds:datastoreItem>
 </file>
 
-<file path=customXml/itemProps4.xml><?xml version="1.0" encoding="utf-8"?>
+<file path=customXml/itemProps3.xml><?xml version="1.0" encoding="utf-8"?>
 <ds:datastoreItem xmlns:ds="http://schemas.openxmlformats.org/officeDocument/2006/customXml" ds:itemID="{1145D752-ACC1-45E1-AB53-0C756F67FC7F}">
   <ds:schemaRefs>
     <ds:schemaRef ds:uri="http://schemas.microsoft.com/office/2006/metadata/properties"/>
@@ -15163,4 +15081,12 @@
     <ds:schemaRef ds:uri="42760c81-fd8e-4d59-8953-7cdb9f38b14f"/>
   </ds:schemaRefs>
 </ds:datastoreItem>
+</file>
+
+<file path=customXml/itemProps4.xml><?xml version="1.0" encoding="utf-8"?>
+<ds:datastoreItem xmlns:ds="http://schemas.openxmlformats.org/officeDocument/2006/customXml" ds:itemID="{81CBDEC1-3B00-44ED-AD36-0268077980BA}">
+  <ds:schemaRefs>
+    <ds:schemaRef ds:uri="http://schemas.microsoft.com/sharepoint/v3/contenttype/forms"/>
+  </ds:schemaRefs>
+</ds:datastoreItem>
 </file>